--- a/backend/word_templates/自有资金/材料（设备）采购/五选二/3.交易文件.docx
+++ b/backend/word_templates/自有资金/材料（设备）采购/五选二/3.交易文件.docx
@@ -17,6 +17,7 @@
         <w:rPr>
           <w:rFonts w:hint="eastAsia" w:ascii="方正小标宋简体" w:eastAsia="方正小标宋简体"/>
           <w:b/>
+          <w:color w:val="0000FF"/>
           <w:sz w:val="52"/>
           <w:szCs w:val="52"/>
           <w:highlight w:val="none"/>
@@ -203,6 +204,7 @@
       <w:r>
         <w:rPr>
           <w:rFonts w:hint="eastAsia" w:ascii="黑体" w:hAnsi="黑体" w:eastAsia="黑体" w:cs="仿宋_GB2312"/>
+          <w:color w:val="0000FF"/>
           <w:sz w:val="32"/>
           <w:szCs w:val="32"/>
           <w:highlight w:val="none"/>
@@ -222,6 +224,7 @@
       <w:r>
         <w:rPr>
           <w:rFonts w:hint="eastAsia" w:ascii="黑体" w:hAnsi="黑体" w:eastAsia="黑体" w:cs="仿宋_GB2312"/>
+          <w:color w:val="0000FF"/>
           <w:sz w:val="32"/>
           <w:szCs w:val="32"/>
           <w:highlight w:val="none"/>
@@ -238,22 +241,26 @@
         </w:rPr>
         <w:t>月</w:t>
       </w:r>
-    </w:p>
-    <w:p>
-      <w:pPr>
-        <w:pStyle w:val="14"/>
-        <w:rPr>
-          <w:highlight w:val="none"/>
-        </w:rPr>
-      </w:pPr>
     </w:p>
     <w:p>
       <w:pPr>
         <w:pStyle w:val="63"/>
+        <w:keepNext w:val="0"/>
+        <w:keepLines w:val="0"/>
+        <w:pageBreakBefore/>
+        <w:widowControl w:val="0"/>
+        <w:kinsoku/>
+        <w:wordWrap/>
+        <w:overflowPunct/>
+        <w:topLinePunct w:val="0"/>
+        <w:autoSpaceDE/>
+        <w:autoSpaceDN/>
+        <w:bidi w:val="0"/>
         <w:adjustRightInd w:val="0"/>
         <w:snapToGrid w:val="0"/>
         <w:spacing w:before="0" w:line="600" w:lineRule="exact"/>
         <w:jc w:val="center"/>
+        <w:textAlignment w:val="auto"/>
         <w:rPr>
           <w:rFonts w:ascii="方正小标宋简体" w:eastAsia="方正小标宋简体"/>
           <w:b/>
@@ -266,18 +273,6 @@
       </w:pPr>
       <w:bookmarkStart w:id="1" w:name="_Toc24600"/>
       <w:bookmarkStart w:id="2" w:name="_Toc27437"/>
-      <w:r>
-        <w:rPr>
-          <w:rFonts w:hint="eastAsia" w:ascii="方正小标宋简体" w:eastAsia="方正小标宋简体"/>
-          <w:b/>
-          <w:color w:val="auto"/>
-          <w:sz w:val="44"/>
-          <w:szCs w:val="44"/>
-          <w:highlight w:val="none"/>
-          <w:lang w:val="zh-CN"/>
-        </w:rPr>
-        <w:br w:type="page"/>
-      </w:r>
       <w:r>
         <w:rPr>
           <w:rFonts w:hint="eastAsia" w:ascii="方正小标宋简体" w:eastAsia="方正小标宋简体"/>
@@ -1329,7 +1324,8 @@
       <w:pPr>
         <w:keepNext w:val="0"/>
         <w:keepLines w:val="0"/>
-        <w:pageBreakBefore w:val="0"/>
+        <w:pageBreakBefore/>
+        <w:widowControl w:val="0"/>
         <w:kinsoku/>
         <w:wordWrap/>
         <w:overflowPunct/>
@@ -1337,9 +1333,10 @@
         <w:autoSpaceDE/>
         <w:autoSpaceDN/>
         <w:bidi w:val="0"/>
+        <w:adjustRightInd/>
         <w:snapToGrid w:val="0"/>
         <w:spacing w:line="580" w:lineRule="exact"/>
-        <w:ind w:firstLine="560" w:firstLineChars="200"/>
+        <w:ind w:firstLine="720" w:firstLineChars="200"/>
         <w:jc w:val="center"/>
         <w:textAlignment w:val="auto"/>
         <w:outlineLvl w:val="0"/>
@@ -1353,17 +1350,6 @@
           <w:lang w:val="en-US" w:eastAsia="zh-CN" w:bidi="ar-SA"/>
         </w:rPr>
       </w:pPr>
-      <w:r>
-        <w:rPr>
-          <w:rFonts w:hint="eastAsia" w:ascii="仿宋_GB2312" w:eastAsia="仿宋_GB2312"/>
-          <w:sz w:val="28"/>
-          <w:szCs w:val="28"/>
-          <w:highlight w:val="none"/>
-          <w:u w:val="single"/>
-          <w:lang w:val="en-US" w:eastAsia="zh-CN"/>
-        </w:rPr>
-        <w:br w:type="page"/>
-      </w:r>
       <w:bookmarkStart w:id="3" w:name="_Toc20064"/>
       <w:r>
         <w:rPr>
@@ -1461,6 +1447,7 @@
       <w:r>
         <w:rPr>
           <w:rFonts w:hint="eastAsia" w:ascii="仿宋_GB2312" w:eastAsia="仿宋_GB2312"/>
+          <w:color w:val="0000FF"/>
           <w:sz w:val="28"/>
           <w:szCs w:val="28"/>
           <w:highlight w:val="none"/>
@@ -1594,6 +1581,7 @@
       <w:r>
         <w:rPr>
           <w:rFonts w:hint="eastAsia" w:ascii="仿宋_GB2312" w:eastAsia="仿宋_GB2312"/>
+          <w:color w:val="0000FF"/>
           <w:sz w:val="28"/>
           <w:szCs w:val="28"/>
           <w:highlight w:val="none"/>
@@ -1728,6 +1716,7 @@
       <w:r>
         <w:rPr>
           <w:rFonts w:hint="eastAsia" w:ascii="仿宋_GB2312" w:eastAsia="仿宋_GB2312"/>
+          <w:color w:val="0000FF"/>
           <w:sz w:val="28"/>
           <w:szCs w:val="28"/>
           <w:highlight w:val="none"/>
@@ -1796,6 +1785,7 @@
       <w:r>
         <w:rPr>
           <w:rFonts w:hint="eastAsia" w:ascii="仿宋_GB2312" w:eastAsia="仿宋_GB2312"/>
+          <w:color w:val="0000FF"/>
           <w:sz w:val="28"/>
           <w:szCs w:val="28"/>
           <w:highlight w:val="none"/>
@@ -1807,7 +1797,7 @@
       <w:r>
         <w:rPr>
           <w:rFonts w:hint="eastAsia" w:ascii="仿宋_GB2312" w:eastAsia="仿宋_GB2312" w:cs="Times New Roman"/>
-          <w:color w:val="auto"/>
+          <w:color w:val="0000FF"/>
           <w:sz w:val="28"/>
           <w:szCs w:val="28"/>
           <w:highlight w:val="none"/>
@@ -1826,7 +1816,19 @@
           <w:u w:val="single"/>
           <w:lang w:val="en-US" w:eastAsia="zh-CN"/>
         </w:rPr>
-        <w:t>（其中第一标段：约{{kongzhijia_biao1}}</w:t>
+        <w:t>（其中第一标段：约</w:t>
+      </w:r>
+      <w:r>
+        <w:rPr>
+          <w:rFonts w:hint="eastAsia" w:ascii="仿宋_GB2312" w:eastAsia="仿宋_GB2312" w:cs="Times New Roman"/>
+          <w:color w:val="0000FF"/>
+          <w:sz w:val="28"/>
+          <w:szCs w:val="28"/>
+          <w:highlight w:val="none"/>
+          <w:u w:val="single"/>
+          <w:lang w:val="en-US" w:eastAsia="zh-CN"/>
+        </w:rPr>
+        <w:t>{{kongzhijia_biao1}}</w:t>
       </w:r>
       <w:r>
         <w:rPr>
@@ -1838,7 +1840,19 @@
           <w:u w:val="single"/>
           <w:lang w:val="en-US" w:eastAsia="zh-CN"/>
         </w:rPr>
-        <w:t>元；第二标段约{{kongzhijia_biao2}}</w:t>
+        <w:t>元；第二标段约</w:t>
+      </w:r>
+      <w:r>
+        <w:rPr>
+          <w:rFonts w:hint="eastAsia" w:ascii="仿宋_GB2312" w:eastAsia="仿宋_GB2312" w:cs="Times New Roman"/>
+          <w:color w:val="0000FF"/>
+          <w:sz w:val="28"/>
+          <w:szCs w:val="28"/>
+          <w:highlight w:val="none"/>
+          <w:u w:val="single"/>
+          <w:lang w:val="en-US" w:eastAsia="zh-CN"/>
+        </w:rPr>
+        <w:t>{{kongzhijia_biao2}}</w:t>
       </w:r>
       <w:r>
         <w:rPr>
@@ -1909,74 +1923,6 @@
     </w:p>
     <w:p>
       <w:pPr>
-        <w:pStyle w:val="97"/>
-        <w:spacing w:before="5"/>
-        <w:ind w:left="101"/>
-        <w:jc w:val="left"/>
-        <w:rPr>
-          <w:rFonts w:hint="default" w:ascii="仿宋_GB2312" w:hAnsi="Calibri" w:eastAsia="仿宋_GB2312" w:cs="Times New Roman"/>
-          <w:color w:val="FF0000"/>
-          <w:kern w:val="2"/>
-          <w:sz w:val="28"/>
-          <w:szCs w:val="28"/>
-          <w:u w:val="single"/>
-          <w:lang w:val="en-US" w:eastAsia="zh-CN" w:bidi="ar-SA"/>
-        </w:rPr>
-      </w:pPr>
-      <w:r>
-        <w:rPr>
-          <w:rFonts w:hint="eastAsia" w:ascii="仿宋_GB2312" w:eastAsia="仿宋_GB2312"/>
-          <w:sz w:val="28"/>
-          <w:szCs w:val="28"/>
-          <w:highlight w:val="none"/>
-          <w:lang w:val="en-US" w:eastAsia="zh-CN"/>
-        </w:rPr>
-        <w:t xml:space="preserve">     项目内容</w:t>
-      </w:r>
-      <w:r>
-        <w:rPr>
-          <w:rFonts w:hint="eastAsia" w:ascii="仿宋_GB2312" w:eastAsia="仿宋_GB2312"/>
-          <w:sz w:val="28"/>
-          <w:szCs w:val="28"/>
-          <w:highlight w:val="none"/>
-        </w:rPr>
-        <w:t>和</w:t>
-      </w:r>
-      <w:r>
-        <w:rPr>
-          <w:rFonts w:hint="eastAsia" w:ascii="仿宋_GB2312" w:eastAsia="仿宋_GB2312"/>
-          <w:sz w:val="28"/>
-          <w:szCs w:val="28"/>
-          <w:highlight w:val="none"/>
-          <w:lang w:val="en-US" w:eastAsia="zh-CN"/>
-        </w:rPr>
-        <w:t>范围</w:t>
-      </w:r>
-      <w:r>
-        <w:rPr>
-          <w:rFonts w:hint="eastAsia" w:ascii="仿宋_GB2312" w:eastAsia="仿宋_GB2312"/>
-          <w:sz w:val="28"/>
-          <w:szCs w:val="28"/>
-          <w:highlight w:val="none"/>
-        </w:rPr>
-        <w:t>：</w:t>
-      </w:r>
-      <w:r>
-        <w:rPr>
-          <w:rFonts w:hint="eastAsia" w:ascii="仿宋_GB2312" w:hAnsi="Calibri" w:eastAsia="仿宋_GB2312" w:cs="Times New Roman"/>
-          <w:kern w:val="2"/>
-          <w:sz w:val="28"/>
-          <w:szCs w:val="28"/>
-          <w:highlight w:val="none"/>
-          <w:u w:val="single"/>
-          <w:lang w:val="en-US" w:eastAsia="zh-CN" w:bidi="ar-SA"/>
-        </w:rPr>
-        <w:t>{{caigou_neirong}}</w:t>
-      </w:r>
-    </w:p>
-    <w:p>
-      <w:pPr>
-        <w:pStyle w:val="14"/>
         <w:keepNext w:val="0"/>
         <w:keepLines w:val="0"/>
         <w:pageBreakBefore w:val="0"/>
@@ -1987,11 +1933,14 @@
         <w:autoSpaceDE/>
         <w:autoSpaceDN/>
         <w:bidi w:val="0"/>
+        <w:adjustRightInd w:val="0"/>
+        <w:snapToGrid w:val="0"/>
         <w:spacing w:line="560" w:lineRule="exact"/>
-        <w:ind w:firstLine="840" w:firstLineChars="300"/>
+        <w:ind w:firstLine="560" w:firstLineChars="200"/>
+        <w:jc w:val="left"/>
         <w:textAlignment w:val="auto"/>
         <w:rPr>
-          <w:rFonts w:hint="eastAsia" w:ascii="仿宋_GB2312" w:eastAsia="仿宋_GB2312" w:cs="Times New Roman"/>
+          <w:rFonts w:hint="default" w:ascii="仿宋_GB2312" w:eastAsia="仿宋_GB2312"/>
           <w:sz w:val="28"/>
           <w:szCs w:val="28"/>
           <w:highlight w:val="none"/>
@@ -2000,29 +1949,57 @@
       </w:pPr>
       <w:r>
         <w:rPr>
-          <w:rFonts w:hint="eastAsia" w:ascii="仿宋_GB2312" w:eastAsia="仿宋_GB2312" w:cs="Times New Roman"/>
+          <w:rFonts w:hint="eastAsia" w:ascii="仿宋_GB2312" w:eastAsia="仿宋_GB2312"/>
           <w:sz w:val="28"/>
           <w:szCs w:val="28"/>
           <w:highlight w:val="none"/>
           <w:lang w:val="en-US" w:eastAsia="zh-CN"/>
         </w:rPr>
-        <w:t>项目工期：</w:t>
-      </w:r>
-      <w:r>
-        <w:rPr>
-          <w:rFonts w:hint="eastAsia" w:ascii="仿宋_GB2312" w:eastAsia="仿宋_GB2312" w:cs="Times New Roman"/>
-          <w:color w:val="auto"/>
-          <w:sz w:val="28"/>
-          <w:szCs w:val="28"/>
+        <w:t>项目内容</w:t>
+      </w:r>
+      <w:r>
+        <w:rPr>
+          <w:rFonts w:hint="eastAsia" w:ascii="仿宋_GB2312" w:eastAsia="仿宋_GB2312"/>
+          <w:sz w:val="28"/>
+          <w:szCs w:val="28"/>
+          <w:highlight w:val="none"/>
+        </w:rPr>
+        <w:t>和</w:t>
+      </w:r>
+      <w:r>
+        <w:rPr>
+          <w:rFonts w:hint="eastAsia" w:ascii="仿宋_GB2312" w:eastAsia="仿宋_GB2312"/>
+          <w:sz w:val="28"/>
+          <w:szCs w:val="28"/>
+          <w:highlight w:val="none"/>
+          <w:lang w:val="en-US" w:eastAsia="zh-CN"/>
+        </w:rPr>
+        <w:t>范围</w:t>
+      </w:r>
+      <w:r>
+        <w:rPr>
+          <w:rFonts w:hint="eastAsia" w:ascii="仿宋_GB2312" w:eastAsia="仿宋_GB2312"/>
+          <w:sz w:val="28"/>
+          <w:szCs w:val="28"/>
+          <w:highlight w:val="none"/>
+        </w:rPr>
+        <w:t>：</w:t>
+      </w:r>
+      <w:r>
+        <w:rPr>
+          <w:rFonts w:hint="eastAsia" w:ascii="仿宋_GB2312" w:eastAsia="仿宋_GB2312"/>
+          <w:color w:val="0000FF"/>
+          <w:sz w:val="28"/>
+          <w:szCs w:val="28"/>
+          <w:highlight w:val="none"/>
           <w:u w:val="single"/>
           <w:lang w:val="en-US" w:eastAsia="zh-CN"/>
         </w:rPr>
-        <w:t>自合同签订起至工程结束</w:t>
+        <w:t>{{caigou_neirong}}</w:t>
       </w:r>
     </w:p>
     <w:p>
       <w:pPr>
-        <w:pStyle w:val="14"/>
         <w:keepNext w:val="0"/>
         <w:keepLines w:val="0"/>
         <w:pageBreakBefore w:val="0"/>
@@ -2033,43 +2010,33 @@
         <w:autoSpaceDE/>
         <w:autoSpaceDN/>
         <w:bidi w:val="0"/>
+        <w:adjustRightInd w:val="0"/>
+        <w:snapToGrid w:val="0"/>
         <w:spacing w:line="560" w:lineRule="exact"/>
-        <w:ind w:firstLine="840" w:firstLineChars="300"/>
+        <w:ind w:firstLine="560" w:firstLineChars="200"/>
+        <w:jc w:val="left"/>
         <w:textAlignment w:val="auto"/>
         <w:rPr>
           <w:rFonts w:hint="eastAsia" w:ascii="仿宋_GB2312" w:eastAsia="仿宋_GB2312"/>
           <w:sz w:val="28"/>
           <w:szCs w:val="28"/>
           <w:highlight w:val="none"/>
-          <w:u w:val="none"/>
           <w:lang w:val="en-US" w:eastAsia="zh-CN"/>
         </w:rPr>
       </w:pPr>
       <w:r>
         <w:rPr>
-          <w:rFonts w:hint="eastAsia" w:ascii="仿宋_GB2312" w:eastAsia="仿宋_GB2312" w:cs="Times New Roman"/>
+          <w:rFonts w:hint="eastAsia" w:ascii="仿宋_GB2312" w:eastAsia="仿宋_GB2312"/>
           <w:sz w:val="28"/>
           <w:szCs w:val="28"/>
           <w:highlight w:val="none"/>
           <w:lang w:val="en-US" w:eastAsia="zh-CN"/>
         </w:rPr>
-        <w:t>项目地点：</w:t>
-      </w:r>
-      <w:r>
-        <w:rPr>
-          <w:rFonts w:hint="eastAsia" w:ascii="仿宋_GB2312" w:eastAsia="仿宋_GB2312" w:cs="Times New Roman"/>
-          <w:color w:val="auto"/>
-          <w:sz w:val="28"/>
-          <w:szCs w:val="28"/>
-          <w:u w:val="single"/>
-          <w:lang w:val="en-US" w:eastAsia="zh-CN"/>
-        </w:rPr>
-        <w:t>{{xiangmu_dizhi}}</w:t>
+        <w:t>项目工期：自合同签订起至工程结束</w:t>
       </w:r>
     </w:p>
     <w:p>
       <w:pPr>
-        <w:pStyle w:val="14"/>
         <w:keepNext w:val="0"/>
         <w:keepLines w:val="0"/>
         <w:pageBreakBefore w:val="0"/>
@@ -2080,52 +2047,45 @@
         <w:autoSpaceDE/>
         <w:autoSpaceDN/>
         <w:bidi w:val="0"/>
+        <w:adjustRightInd w:val="0"/>
+        <w:snapToGrid w:val="0"/>
         <w:spacing w:line="560" w:lineRule="exact"/>
-        <w:ind w:firstLine="840" w:firstLineChars="300"/>
+        <w:ind w:firstLine="560" w:firstLineChars="200"/>
+        <w:jc w:val="left"/>
         <w:textAlignment w:val="auto"/>
         <w:rPr>
           <w:rFonts w:hint="eastAsia" w:ascii="仿宋_GB2312" w:eastAsia="仿宋_GB2312"/>
           <w:sz w:val="28"/>
           <w:szCs w:val="28"/>
           <w:highlight w:val="none"/>
-          <w:u w:val="none"/>
           <w:lang w:val="en-US" w:eastAsia="zh-CN"/>
         </w:rPr>
       </w:pPr>
       <w:r>
         <w:rPr>
-          <w:rFonts w:hint="default" w:ascii="仿宋_GB2312" w:eastAsia="仿宋_GB2312" w:cs="Times New Roman"/>
+          <w:rFonts w:hint="eastAsia" w:ascii="仿宋_GB2312" w:eastAsia="仿宋_GB2312"/>
           <w:sz w:val="28"/>
           <w:szCs w:val="28"/>
           <w:highlight w:val="none"/>
           <w:lang w:val="en-US" w:eastAsia="zh-CN"/>
         </w:rPr>
-        <w:t>质量要求：</w:t>
-      </w:r>
-      <w:r>
-        <w:rPr>
-          <w:rFonts w:hint="eastAsia" w:ascii="仿宋_GB2312" w:hAnsi="仿宋_GB2312" w:eastAsia="仿宋_GB2312" w:cs="仿宋_GB2312"/>
-          <w:spacing w:val="-3"/>
-          <w:sz w:val="32"/>
-          <w:szCs w:val="32"/>
-        </w:rPr>
-        <w:t>符合国家相关质量标准，确保工程质量通过项目质检部门和政府质检部门的质量验收</w:t>
+        <w:t>项目地点：</w:t>
       </w:r>
       <w:r>
         <w:rPr>
           <w:rFonts w:hint="eastAsia" w:ascii="仿宋_GB2312" w:eastAsia="仿宋_GB2312"/>
-          <w:sz w:val="28"/>
-          <w:szCs w:val="28"/>
-          <w:highlight w:val="none"/>
-          <w:u w:val="none"/>
+          <w:color w:val="0000FF"/>
+          <w:sz w:val="28"/>
+          <w:szCs w:val="28"/>
+          <w:highlight w:val="none"/>
+          <w:u w:val="single"/>
           <w:lang w:val="en-US" w:eastAsia="zh-CN"/>
         </w:rPr>
-        <w:t>。</w:t>
+        <w:t>{{xiangmu_dizhi}}</w:t>
       </w:r>
     </w:p>
     <w:p>
       <w:pPr>
-        <w:pStyle w:val="14"/>
         <w:keepNext w:val="0"/>
         <w:keepLines w:val="0"/>
         <w:pageBreakBefore w:val="0"/>
@@ -2136,9 +2096,69 @@
         <w:autoSpaceDE/>
         <w:autoSpaceDN/>
         <w:bidi w:val="0"/>
+        <w:adjustRightInd w:val="0"/>
+        <w:snapToGrid w:val="0"/>
         <w:spacing w:line="560" w:lineRule="exact"/>
+        <w:ind w:firstLine="560" w:firstLineChars="200"/>
+        <w:jc w:val="left"/>
         <w:textAlignment w:val="auto"/>
         <w:rPr>
+          <w:rFonts w:hint="eastAsia" w:ascii="仿宋_GB2312" w:eastAsia="仿宋_GB2312"/>
+          <w:sz w:val="28"/>
+          <w:szCs w:val="28"/>
+          <w:highlight w:val="none"/>
+          <w:lang w:val="en-US" w:eastAsia="zh-CN"/>
+        </w:rPr>
+      </w:pPr>
+      <w:r>
+        <w:rPr>
+          <w:rFonts w:hint="default" w:ascii="仿宋_GB2312" w:eastAsia="仿宋_GB2312"/>
+          <w:sz w:val="28"/>
+          <w:szCs w:val="28"/>
+          <w:highlight w:val="none"/>
+          <w:lang w:val="en-US" w:eastAsia="zh-CN"/>
+        </w:rPr>
+        <w:t>质量要求：</w:t>
+      </w:r>
+      <w:r>
+        <w:rPr>
+          <w:rFonts w:hint="eastAsia" w:ascii="仿宋_GB2312" w:eastAsia="仿宋_GB2312"/>
+          <w:sz w:val="28"/>
+          <w:szCs w:val="28"/>
+          <w:highlight w:val="none"/>
+        </w:rPr>
+        <w:t>符合国家相关质量标准，确保工程质量通过项目质检部门和政府质检部门的质量验收</w:t>
+      </w:r>
+      <w:r>
+        <w:rPr>
+          <w:rFonts w:hint="eastAsia" w:ascii="仿宋_GB2312" w:eastAsia="仿宋_GB2312"/>
+          <w:sz w:val="28"/>
+          <w:szCs w:val="28"/>
+          <w:highlight w:val="none"/>
+          <w:lang w:val="en-US" w:eastAsia="zh-CN"/>
+        </w:rPr>
+        <w:t>。</w:t>
+      </w:r>
+    </w:p>
+    <w:p>
+      <w:pPr>
+        <w:keepNext w:val="0"/>
+        <w:keepLines w:val="0"/>
+        <w:pageBreakBefore w:val="0"/>
+        <w:kinsoku/>
+        <w:wordWrap/>
+        <w:overflowPunct/>
+        <w:topLinePunct w:val="0"/>
+        <w:autoSpaceDE/>
+        <w:autoSpaceDN/>
+        <w:bidi w:val="0"/>
+        <w:adjustRightInd w:val="0"/>
+        <w:snapToGrid w:val="0"/>
+        <w:spacing w:line="560" w:lineRule="exact"/>
+        <w:ind w:firstLine="560" w:firstLineChars="200"/>
+        <w:jc w:val="left"/>
+        <w:textAlignment w:val="auto"/>
+        <w:rPr>
           <w:rFonts w:hint="default"/>
           <w:highlight w:val="none"/>
           <w:lang w:val="en-US" w:eastAsia="zh-CN"/>
@@ -2146,7 +2166,7 @@
       </w:pPr>
       <w:r>
         <w:rPr>
-          <w:rFonts w:hint="eastAsia" w:ascii="仿宋_GB2312" w:eastAsia="仿宋_GB2312" w:cs="Times New Roman"/>
+          <w:rFonts w:hint="eastAsia" w:ascii="仿宋_GB2312" w:eastAsia="仿宋_GB2312"/>
           <w:sz w:val="28"/>
           <w:szCs w:val="28"/>
           <w:highlight w:val="none"/>
@@ -2156,7 +2176,7 @@
       </w:r>
       <w:r>
         <w:rPr>
-          <w:rFonts w:hint="default" w:ascii="仿宋_GB2312" w:eastAsia="仿宋_GB2312" w:cs="Times New Roman"/>
+          <w:rFonts w:hint="default" w:ascii="仿宋_GB2312" w:eastAsia="仿宋_GB2312"/>
           <w:sz w:val="28"/>
           <w:szCs w:val="28"/>
           <w:highlight w:val="none"/>
@@ -2191,7 +2211,6 @@
           <w:sz w:val="28"/>
           <w:szCs w:val="28"/>
           <w:highlight w:val="none"/>
-          <w:u w:val="none"/>
           <w:lang w:val="en-US" w:eastAsia="zh-CN"/>
         </w:rPr>
         <w:t>。</w:t>
@@ -3455,9 +3474,10 @@
     </w:p>
     <w:p>
       <w:pPr>
-        <w:keepNext w:val="0"/>
+        <w:keepNext/>
         <w:keepLines w:val="0"/>
         <w:pageBreakBefore w:val="0"/>
+        <w:widowControl w:val="0"/>
         <w:kinsoku/>
         <w:wordWrap/>
         <w:overflowPunct/>
@@ -3602,7 +3622,7 @@
       <w:r>
         <w:rPr>
           <w:rFonts w:hint="eastAsia" w:ascii="仿宋_GB2312" w:eastAsia="仿宋_GB2312"/>
-          <w:color w:val="auto"/>
+          <w:color w:val="0000FF"/>
           <w:sz w:val="28"/>
           <w:szCs w:val="28"/>
           <w:highlight w:val="none"/>
@@ -3624,7 +3644,7 @@
       <w:r>
         <w:rPr>
           <w:rFonts w:hint="eastAsia" w:ascii="仿宋_GB2312" w:eastAsia="仿宋_GB2312"/>
-          <w:color w:val="auto"/>
+          <w:color w:val="0000FF"/>
           <w:sz w:val="28"/>
           <w:szCs w:val="28"/>
           <w:highlight w:val="none"/>
@@ -3646,7 +3666,7 @@
       <w:r>
         <w:rPr>
           <w:rFonts w:hint="eastAsia" w:ascii="仿宋_GB2312" w:eastAsia="仿宋_GB2312"/>
-          <w:color w:val="auto"/>
+          <w:color w:val="0000FF"/>
           <w:sz w:val="28"/>
           <w:szCs w:val="28"/>
           <w:highlight w:val="none"/>
@@ -4076,10 +4096,11 @@
       <w:r>
         <w:rPr>
           <w:rFonts w:hint="eastAsia" w:ascii="仿宋_GB2312" w:eastAsia="仿宋_GB2312"/>
-          <w:color w:val="auto"/>
-          <w:sz w:val="28"/>
-          <w:szCs w:val="28"/>
-          <w:highlight w:val="none"/>
+          <w:color w:val="0000FF"/>
+          <w:sz w:val="28"/>
+          <w:szCs w:val="28"/>
+          <w:highlight w:val="none"/>
+          <w:u w:val="single"/>
           <w:lang w:val="en-US" w:eastAsia="zh-CN"/>
         </w:rPr>
         <w:t>{{xiangying_dijiao_jiezhi_year}}</w:t>
@@ -4097,7 +4118,7 @@
       <w:r>
         <w:rPr>
           <w:rFonts w:hint="eastAsia" w:ascii="仿宋_GB2312" w:eastAsia="仿宋_GB2312"/>
-          <w:color w:val="auto"/>
+          <w:color w:val="0000FF"/>
           <w:sz w:val="28"/>
           <w:szCs w:val="28"/>
           <w:highlight w:val="none"/>
@@ -4119,7 +4140,7 @@
       <w:r>
         <w:rPr>
           <w:rFonts w:hint="eastAsia" w:ascii="仿宋_GB2312" w:eastAsia="仿宋_GB2312"/>
-          <w:color w:val="auto"/>
+          <w:color w:val="0000FF"/>
           <w:sz w:val="28"/>
           <w:szCs w:val="28"/>
           <w:highlight w:val="none"/>
@@ -4543,10 +4564,10 @@
     </w:p>
     <w:p>
       <w:pPr>
-        <w:keepNext w:val="0"/>
+        <w:keepNext/>
         <w:keepLines w:val="0"/>
         <w:pageBreakBefore w:val="0"/>
-        <w:widowControl/>
+        <w:widowControl w:val="0"/>
         <w:shd w:val="clear" w:color="auto" w:fill="FFFFFF"/>
         <w:kinsoku/>
         <w:wordWrap/>
@@ -4766,144 +4787,10 @@
     </w:p>
     <w:p>
       <w:pPr>
-        <w:keepNext w:val="0"/>
-        <w:keepLines w:val="0"/>
+        <w:keepNext/>
+        <w:keepLines/>
         <w:pageBreakBefore w:val="0"/>
-        <w:kinsoku/>
-        <w:wordWrap/>
-        <w:overflowPunct/>
-        <w:topLinePunct w:val="0"/>
-        <w:autoSpaceDE/>
-        <w:autoSpaceDN/>
-        <w:bidi w:val="0"/>
-        <w:adjustRightInd w:val="0"/>
-        <w:snapToGrid w:val="0"/>
-        <w:spacing w:line="560" w:lineRule="exact"/>
-        <w:ind w:firstLine="560" w:firstLineChars="200"/>
-        <w:jc w:val="left"/>
-        <w:textAlignment w:val="auto"/>
-        <w:rPr>
-          <w:rFonts w:ascii="仿宋_GB2312" w:hAnsi="仿宋" w:eastAsia="仿宋_GB2312"/>
-          <w:color w:val="000000"/>
-          <w:sz w:val="28"/>
-          <w:szCs w:val="28"/>
-          <w:highlight w:val="none"/>
-        </w:rPr>
-      </w:pPr>
-    </w:p>
-    <w:p>
-      <w:pPr>
-        <w:keepNext w:val="0"/>
-        <w:keepLines w:val="0"/>
-        <w:pageBreakBefore w:val="0"/>
-        <w:kinsoku/>
-        <w:wordWrap/>
-        <w:overflowPunct/>
-        <w:topLinePunct w:val="0"/>
-        <w:autoSpaceDE/>
-        <w:autoSpaceDN/>
-        <w:bidi w:val="0"/>
-        <w:adjustRightInd w:val="0"/>
-        <w:snapToGrid w:val="0"/>
-        <w:spacing w:line="560" w:lineRule="exact"/>
-        <w:ind w:firstLine="560" w:firstLineChars="200"/>
-        <w:jc w:val="left"/>
-        <w:textAlignment w:val="auto"/>
-        <w:rPr>
-          <w:rFonts w:ascii="仿宋_GB2312" w:hAnsi="仿宋" w:eastAsia="仿宋_GB2312"/>
-          <w:color w:val="000000"/>
-          <w:sz w:val="28"/>
-          <w:szCs w:val="28"/>
-          <w:highlight w:val="none"/>
-        </w:rPr>
-      </w:pPr>
-    </w:p>
-    <w:p>
-      <w:pPr>
-        <w:keepNext w:val="0"/>
-        <w:keepLines w:val="0"/>
-        <w:pageBreakBefore w:val="0"/>
-        <w:kinsoku/>
-        <w:wordWrap/>
-        <w:overflowPunct/>
-        <w:topLinePunct w:val="0"/>
-        <w:autoSpaceDE/>
-        <w:autoSpaceDN/>
-        <w:bidi w:val="0"/>
-        <w:adjustRightInd w:val="0"/>
-        <w:snapToGrid w:val="0"/>
-        <w:spacing w:line="560" w:lineRule="exact"/>
-        <w:ind w:firstLine="560" w:firstLineChars="200"/>
-        <w:jc w:val="left"/>
-        <w:textAlignment w:val="auto"/>
-        <w:rPr>
-          <w:rFonts w:ascii="仿宋_GB2312" w:hAnsi="仿宋" w:eastAsia="仿宋_GB2312"/>
-          <w:color w:val="000000"/>
-          <w:sz w:val="28"/>
-          <w:szCs w:val="28"/>
-          <w:highlight w:val="none"/>
-        </w:rPr>
-      </w:pPr>
-    </w:p>
-    <w:p>
-      <w:pPr>
-        <w:keepNext w:val="0"/>
-        <w:keepLines w:val="0"/>
-        <w:pageBreakBefore w:val="0"/>
-        <w:kinsoku/>
-        <w:wordWrap/>
-        <w:overflowPunct/>
-        <w:topLinePunct w:val="0"/>
-        <w:autoSpaceDE/>
-        <w:autoSpaceDN/>
-        <w:bidi w:val="0"/>
-        <w:adjustRightInd w:val="0"/>
-        <w:snapToGrid w:val="0"/>
-        <w:spacing w:line="560" w:lineRule="exact"/>
-        <w:ind w:firstLine="560" w:firstLineChars="200"/>
-        <w:jc w:val="left"/>
-        <w:textAlignment w:val="auto"/>
-        <w:rPr>
-          <w:rFonts w:ascii="仿宋_GB2312" w:hAnsi="仿宋" w:eastAsia="仿宋_GB2312"/>
-          <w:color w:val="000000"/>
-          <w:sz w:val="28"/>
-          <w:szCs w:val="28"/>
-          <w:highlight w:val="none"/>
-        </w:rPr>
-      </w:pPr>
-    </w:p>
-    <w:p>
-      <w:pPr>
-        <w:keepNext w:val="0"/>
-        <w:keepLines w:val="0"/>
-        <w:pageBreakBefore w:val="0"/>
-        <w:kinsoku/>
-        <w:wordWrap/>
-        <w:overflowPunct/>
-        <w:topLinePunct w:val="0"/>
-        <w:autoSpaceDE/>
-        <w:autoSpaceDN/>
-        <w:bidi w:val="0"/>
-        <w:adjustRightInd w:val="0"/>
-        <w:snapToGrid w:val="0"/>
-        <w:spacing w:line="560" w:lineRule="exact"/>
-        <w:ind w:firstLine="560" w:firstLineChars="200"/>
-        <w:jc w:val="left"/>
-        <w:textAlignment w:val="auto"/>
-        <w:rPr>
-          <w:rFonts w:ascii="仿宋_GB2312" w:hAnsi="仿宋" w:eastAsia="仿宋_GB2312"/>
-          <w:color w:val="000000"/>
-          <w:sz w:val="28"/>
-          <w:szCs w:val="28"/>
-          <w:highlight w:val="none"/>
-        </w:rPr>
-      </w:pPr>
-    </w:p>
-    <w:p>
-      <w:pPr>
-        <w:keepNext w:val="0"/>
-        <w:keepLines w:val="0"/>
-        <w:pageBreakBefore w:val="0"/>
+        <w:widowControl w:val="0"/>
         <w:kinsoku/>
         <w:wordWrap/>
         <w:overflowPunct/>
@@ -4941,9 +4828,10 @@
     </w:p>
     <w:p>
       <w:pPr>
-        <w:keepNext w:val="0"/>
-        <w:keepLines w:val="0"/>
+        <w:keepNext/>
+        <w:keepLines/>
         <w:pageBreakBefore w:val="0"/>
+        <w:widowControl w:val="0"/>
         <w:kinsoku/>
         <w:wordWrap/>
         <w:overflowPunct/>
@@ -4985,9 +4873,10 @@
     </w:p>
     <w:p>
       <w:pPr>
-        <w:keepNext w:val="0"/>
-        <w:keepLines w:val="0"/>
+        <w:keepNext/>
+        <w:keepLines/>
         <w:pageBreakBefore w:val="0"/>
+        <w:widowControl w:val="0"/>
         <w:kinsoku/>
         <w:wordWrap/>
         <w:overflowPunct/>
@@ -5031,9 +4920,10 @@
     </w:p>
     <w:p>
       <w:pPr>
-        <w:keepNext w:val="0"/>
-        <w:keepLines w:val="0"/>
+        <w:keepNext/>
+        <w:keepLines/>
         <w:pageBreakBefore w:val="0"/>
+        <w:widowControl w:val="0"/>
         <w:kinsoku/>
         <w:wordWrap/>
         <w:overflowPunct/>
@@ -5076,9 +4966,10 @@
     </w:p>
     <w:p>
       <w:pPr>
-        <w:keepNext w:val="0"/>
-        <w:keepLines w:val="0"/>
+        <w:keepNext/>
+        <w:keepLines/>
         <w:pageBreakBefore w:val="0"/>
+        <w:widowControl w:val="0"/>
         <w:kinsoku/>
         <w:wordWrap/>
         <w:overflowPunct/>
@@ -5125,6 +5016,52 @@
           <w:lang w:val="en-US" w:eastAsia="zh-CN"/>
         </w:rPr>
         <w:t>81058722</w:t>
+      </w:r>
+    </w:p>
+    <w:p>
+      <w:pPr>
+        <w:keepNext/>
+        <w:keepLines/>
+        <w:pageBreakBefore w:val="0"/>
+        <w:widowControl w:val="0"/>
+        <w:kinsoku/>
+        <w:wordWrap/>
+        <w:overflowPunct/>
+        <w:topLinePunct w:val="0"/>
+        <w:autoSpaceDE/>
+        <w:autoSpaceDN/>
+        <w:bidi w:val="0"/>
+        <w:adjustRightInd w:val="0"/>
+        <w:snapToGrid w:val="0"/>
+        <w:spacing w:line="560" w:lineRule="exact"/>
+        <w:jc w:val="right"/>
+        <w:textAlignment w:val="auto"/>
+        <w:rPr>
+          <w:rFonts w:hint="eastAsia" w:ascii="仿宋_GB2312" w:eastAsia="仿宋_GB2312"/>
+          <w:sz w:val="28"/>
+          <w:szCs w:val="28"/>
+          <w:lang w:val="en-US" w:eastAsia="zh-CN"/>
+        </w:rPr>
+      </w:pPr>
+      <w:r>
+        <w:rPr>
+          <w:rFonts w:hint="eastAsia" w:ascii="宋体" w:hAnsi="宋体" w:eastAsia="仿宋_GB2312"/>
+          <w:spacing w:val="20"/>
+          <w:sz w:val="28"/>
+          <w:szCs w:val="28"/>
+          <w:highlight w:val="none"/>
+          <w:lang w:val="en-US" w:eastAsia="zh-CN"/>
+        </w:rPr>
+        <w:t xml:space="preserve"> </w:t>
+      </w:r>
+      <w:r>
+        <w:rPr>
+          <w:rFonts w:hint="eastAsia" w:ascii="仿宋_GB2312" w:eastAsia="仿宋_GB2312"/>
+          <w:sz w:val="28"/>
+          <w:szCs w:val="28"/>
+          <w:lang w:val="en-US" w:eastAsia="zh-CN"/>
+        </w:rPr>
+        <w:t>广州自来水专业建安有限公司</w:t>
       </w:r>
     </w:p>
     <w:p>
@@ -5146,37 +5083,284 @@
         <w:textAlignment w:val="auto"/>
         <w:rPr>
           <w:rFonts w:hint="eastAsia" w:ascii="仿宋_GB2312" w:eastAsia="仿宋_GB2312"/>
-          <w:sz w:val="28"/>
-          <w:szCs w:val="28"/>
+          <w:color w:val="auto"/>
+          <w:sz w:val="28"/>
+          <w:szCs w:val="28"/>
+          <w:highlight w:val="none"/>
+        </w:rPr>
+      </w:pPr>
+      <w:r>
+        <w:rPr>
+          <w:rFonts w:hint="eastAsia" w:ascii="仿宋_GB2312" w:eastAsia="仿宋_GB2312"/>
+          <w:color w:val="0000FF"/>
+          <w:sz w:val="28"/>
+          <w:szCs w:val="28"/>
+          <w:highlight w:val="none"/>
+          <w:u w:val="single"/>
           <w:lang w:val="en-US" w:eastAsia="zh-CN"/>
         </w:rPr>
-      </w:pPr>
-      <w:r>
-        <w:rPr>
-          <w:rFonts w:hint="eastAsia" w:ascii="宋体" w:hAnsi="宋体" w:eastAsia="仿宋_GB2312"/>
-          <w:spacing w:val="20"/>
-          <w:sz w:val="28"/>
-          <w:szCs w:val="28"/>
-          <w:highlight w:val="none"/>
+        <w:t>{{jiaoyi_wenjian_year}}</w:t>
+      </w:r>
+      <w:r>
+        <w:rPr>
+          <w:rFonts w:hint="eastAsia" w:ascii="仿宋_GB2312" w:eastAsia="仿宋_GB2312"/>
+          <w:color w:val="auto"/>
+          <w:sz w:val="28"/>
+          <w:szCs w:val="28"/>
+          <w:highlight w:val="none"/>
+        </w:rPr>
+        <w:t>年</w:t>
+      </w:r>
+      <w:r>
+        <w:rPr>
+          <w:rFonts w:hint="eastAsia" w:ascii="仿宋_GB2312" w:eastAsia="仿宋_GB2312"/>
+          <w:color w:val="0000FF"/>
+          <w:sz w:val="28"/>
+          <w:szCs w:val="28"/>
+          <w:highlight w:val="none"/>
+          <w:u w:val="single"/>
           <w:lang w:val="en-US" w:eastAsia="zh-CN"/>
         </w:rPr>
-        <w:t xml:space="preserve"> </w:t>
+        <w:t>{{jiaoyi_wenjian_month}}</w:t>
       </w:r>
       <w:r>
         <w:rPr>
           <w:rFonts w:hint="eastAsia" w:ascii="仿宋_GB2312" w:eastAsia="仿宋_GB2312"/>
-          <w:sz w:val="28"/>
-          <w:szCs w:val="28"/>
+          <w:color w:val="auto"/>
+          <w:sz w:val="28"/>
+          <w:szCs w:val="28"/>
+          <w:highlight w:val="none"/>
+        </w:rPr>
+        <w:t>月</w:t>
+      </w:r>
+      <w:r>
+        <w:rPr>
+          <w:rFonts w:hint="eastAsia" w:ascii="仿宋_GB2312" w:eastAsia="仿宋_GB2312"/>
+          <w:color w:val="0000FF"/>
+          <w:sz w:val="28"/>
+          <w:szCs w:val="28"/>
+          <w:highlight w:val="none"/>
+          <w:u w:val="single"/>
           <w:lang w:val="en-US" w:eastAsia="zh-CN"/>
         </w:rPr>
-        <w:t>广州自来水专业建安有限公司</w:t>
+        <w:t>{{jiaoyi_wenjian_day}}</w:t>
+      </w:r>
+      <w:r>
+        <w:rPr>
+          <w:rFonts w:hint="eastAsia" w:ascii="仿宋_GB2312" w:eastAsia="仿宋_GB2312"/>
+          <w:color w:val="auto"/>
+          <w:sz w:val="28"/>
+          <w:szCs w:val="28"/>
+          <w:highlight w:val="none"/>
+        </w:rPr>
+        <w:t>日</w:t>
       </w:r>
     </w:p>
     <w:p>
       <w:pPr>
-        <w:keepNext w:val="0"/>
+        <w:pStyle w:val="60"/>
+        <w:ind w:left="0" w:leftChars="0" w:firstLine="0" w:firstLineChars="0"/>
+        <w:jc w:val="both"/>
+        <w:rPr>
+          <w:rFonts w:hint="eastAsia"/>
+          <w:color w:val="auto"/>
+          <w:highlight w:val="none"/>
+        </w:rPr>
+      </w:pPr>
+    </w:p>
+    <w:p>
+      <w:pPr>
+        <w:rPr>
+          <w:rFonts w:hint="eastAsia"/>
+          <w:highlight w:val="none"/>
+        </w:rPr>
+      </w:pPr>
+    </w:p>
+    <w:p>
+      <w:pPr>
+        <w:pStyle w:val="4"/>
+        <w:rPr>
+          <w:rFonts w:hint="eastAsia"/>
+          <w:highlight w:val="none"/>
+        </w:rPr>
+      </w:pPr>
+    </w:p>
+    <w:p>
+      <w:pPr>
+        <w:rPr>
+          <w:rFonts w:hint="eastAsia"/>
+          <w:highlight w:val="none"/>
+        </w:rPr>
+      </w:pPr>
+    </w:p>
+    <w:p>
+      <w:pPr>
+        <w:pStyle w:val="4"/>
+        <w:rPr>
+          <w:rFonts w:hint="eastAsia"/>
+          <w:highlight w:val="none"/>
+        </w:rPr>
+      </w:pPr>
+    </w:p>
+    <w:p>
+      <w:pPr>
+        <w:rPr>
+          <w:rFonts w:hint="eastAsia"/>
+          <w:highlight w:val="none"/>
+        </w:rPr>
+      </w:pPr>
+    </w:p>
+    <w:p>
+      <w:pPr>
+        <w:pStyle w:val="4"/>
+        <w:rPr>
+          <w:rFonts w:hint="eastAsia"/>
+          <w:highlight w:val="none"/>
+        </w:rPr>
+      </w:pPr>
+    </w:p>
+    <w:p>
+      <w:pPr>
+        <w:rPr>
+          <w:rFonts w:hint="eastAsia"/>
+          <w:highlight w:val="none"/>
+        </w:rPr>
+      </w:pPr>
+    </w:p>
+    <w:p>
+      <w:pPr>
+        <w:pStyle w:val="4"/>
+        <w:rPr>
+          <w:rFonts w:hint="eastAsia"/>
+        </w:rPr>
+      </w:pPr>
+    </w:p>
+    <w:p>
+      <w:pPr>
+        <w:rPr>
+          <w:rFonts w:hint="eastAsia"/>
+        </w:rPr>
+      </w:pPr>
+    </w:p>
+    <w:p>
+      <w:pPr>
+        <w:rPr>
+          <w:rFonts w:hint="eastAsia"/>
+        </w:rPr>
+      </w:pPr>
+    </w:p>
+    <w:p>
+      <w:pPr>
+        <w:rPr>
+          <w:rFonts w:hint="eastAsia"/>
+        </w:rPr>
+      </w:pPr>
+    </w:p>
+    <w:p>
+      <w:pPr>
+        <w:rPr>
+          <w:rFonts w:hint="eastAsia"/>
+        </w:rPr>
+      </w:pPr>
+    </w:p>
+    <w:p>
+      <w:pPr>
+        <w:rPr>
+          <w:rFonts w:hint="eastAsia"/>
+        </w:rPr>
+      </w:pPr>
+    </w:p>
+    <w:p>
+      <w:pPr>
+        <w:rPr>
+          <w:rFonts w:hint="eastAsia"/>
+        </w:rPr>
+      </w:pPr>
+    </w:p>
+    <w:p>
+      <w:pPr>
+        <w:rPr>
+          <w:rFonts w:hint="eastAsia"/>
+          <w:highlight w:val="none"/>
+        </w:rPr>
+      </w:pPr>
+    </w:p>
+    <w:p>
+      <w:pPr>
+        <w:pStyle w:val="3"/>
+        <w:keepNext/>
+        <w:keepLines w:val="0"/>
+        <w:pageBreakBefore/>
+        <w:widowControl w:val="0"/>
+        <w:kinsoku/>
+        <w:wordWrap/>
+        <w:overflowPunct/>
+        <w:topLinePunct w:val="0"/>
+        <w:autoSpaceDE/>
+        <w:autoSpaceDN/>
+        <w:bidi w:val="0"/>
+        <w:adjustRightInd/>
+        <w:snapToGrid/>
+        <w:spacing w:line="416" w:lineRule="auto"/>
+        <w:textAlignment w:val="auto"/>
+        <w:outlineLvl w:val="0"/>
+        <w:rPr>
+          <w:highlight w:val="none"/>
+        </w:rPr>
+      </w:pPr>
+      <w:bookmarkStart w:id="16" w:name="_Toc27639"/>
+      <w:r>
+        <w:rPr>
+          <w:rFonts w:hint="eastAsia"/>
+          <w:highlight w:val="none"/>
+        </w:rPr>
+        <w:t>第</w:t>
+      </w:r>
+      <w:r>
+        <w:rPr>
+          <w:rFonts w:hint="eastAsia"/>
+          <w:b/>
+          <w:highlight w:val="none"/>
+        </w:rPr>
+        <w:t>二</w:t>
+      </w:r>
+      <w:r>
+        <w:rPr>
+          <w:rFonts w:hint="eastAsia"/>
+          <w:highlight w:val="none"/>
+        </w:rPr>
+        <w:t>章</w:t>
+      </w:r>
+      <w:bookmarkStart w:id="17" w:name="_Toc88209932"/>
+      <w:r>
+        <w:rPr>
+          <w:rFonts w:hint="eastAsia"/>
+          <w:highlight w:val="none"/>
+        </w:rPr>
+        <w:t xml:space="preserve"> </w:t>
+      </w:r>
+      <w:r>
+        <w:rPr>
+          <w:highlight w:val="none"/>
+        </w:rPr>
+        <w:t xml:space="preserve"> </w:t>
+      </w:r>
+      <w:r>
+        <w:rPr>
+          <w:rFonts w:hint="eastAsia"/>
+          <w:highlight w:val="none"/>
+        </w:rPr>
+        <w:t>供应商须知</w:t>
+      </w:r>
+      <w:bookmarkEnd w:id="16"/>
+      <w:bookmarkEnd w:id="17"/>
+    </w:p>
+    <w:p>
+      <w:pPr>
+        <w:keepNext/>
         <w:keepLines w:val="0"/>
         <w:pageBreakBefore w:val="0"/>
+        <w:widowControl w:val="0"/>
         <w:kinsoku/>
         <w:wordWrap/>
         <w:overflowPunct/>
@@ -5186,275 +5370,10 @@
         <w:bidi w:val="0"/>
         <w:adjustRightInd w:val="0"/>
         <w:snapToGrid w:val="0"/>
-        <w:spacing w:line="560" w:lineRule="exact"/>
-        <w:jc w:val="right"/>
-        <w:textAlignment w:val="auto"/>
-        <w:rPr>
-          <w:rFonts w:hint="eastAsia" w:ascii="仿宋_GB2312" w:eastAsia="仿宋_GB2312"/>
-          <w:color w:val="auto"/>
-          <w:sz w:val="28"/>
-          <w:szCs w:val="28"/>
-          <w:highlight w:val="none"/>
-        </w:rPr>
-      </w:pPr>
-      <w:r>
-        <w:rPr>
-          <w:rFonts w:hint="eastAsia" w:ascii="仿宋_GB2312" w:eastAsia="仿宋_GB2312"/>
-          <w:color w:val="auto"/>
-          <w:sz w:val="28"/>
-          <w:szCs w:val="28"/>
-          <w:highlight w:val="none"/>
-          <w:u w:val="single"/>
-          <w:lang w:val="en-US" w:eastAsia="zh-CN"/>
-        </w:rPr>
-        <w:t>{{jiaoyi_wenjian_year}}</w:t>
-      </w:r>
-      <w:r>
-        <w:rPr>
-          <w:rFonts w:hint="eastAsia" w:ascii="仿宋_GB2312" w:eastAsia="仿宋_GB2312"/>
-          <w:color w:val="auto"/>
-          <w:sz w:val="28"/>
-          <w:szCs w:val="28"/>
-          <w:highlight w:val="none"/>
-        </w:rPr>
-        <w:t>年</w:t>
-      </w:r>
-      <w:r>
-        <w:rPr>
-          <w:rFonts w:hint="eastAsia" w:ascii="仿宋_GB2312" w:eastAsia="仿宋_GB2312"/>
-          <w:color w:val="auto"/>
-          <w:sz w:val="28"/>
-          <w:szCs w:val="28"/>
-          <w:highlight w:val="none"/>
-          <w:u w:val="single"/>
-          <w:lang w:val="en-US" w:eastAsia="zh-CN"/>
-        </w:rPr>
-        <w:t>{{jiaoyi_wenjian_month}}</w:t>
-      </w:r>
-      <w:r>
-        <w:rPr>
-          <w:rFonts w:hint="eastAsia" w:ascii="仿宋_GB2312" w:eastAsia="仿宋_GB2312"/>
-          <w:color w:val="auto"/>
-          <w:sz w:val="28"/>
-          <w:szCs w:val="28"/>
-          <w:highlight w:val="none"/>
-        </w:rPr>
-        <w:t>月</w:t>
-      </w:r>
-      <w:r>
-        <w:rPr>
-          <w:rFonts w:hint="eastAsia" w:ascii="仿宋_GB2312" w:eastAsia="仿宋_GB2312"/>
-          <w:color w:val="auto"/>
-          <w:sz w:val="28"/>
-          <w:szCs w:val="28"/>
-          <w:highlight w:val="none"/>
-          <w:u w:val="single"/>
-          <w:lang w:val="en-US" w:eastAsia="zh-CN"/>
-        </w:rPr>
-        <w:t>{{jiaoyi_wenjian_day}}</w:t>
-      </w:r>
-      <w:r>
-        <w:rPr>
-          <w:rFonts w:hint="eastAsia" w:ascii="仿宋_GB2312" w:eastAsia="仿宋_GB2312"/>
-          <w:color w:val="auto"/>
-          <w:sz w:val="28"/>
-          <w:szCs w:val="28"/>
-          <w:highlight w:val="none"/>
-        </w:rPr>
-        <w:t>日</w:t>
-      </w:r>
-    </w:p>
-    <w:p>
-      <w:pPr>
-        <w:pStyle w:val="60"/>
-        <w:ind w:left="0" w:leftChars="0" w:firstLine="0" w:firstLineChars="0"/>
-        <w:jc w:val="both"/>
-        <w:rPr>
-          <w:rFonts w:hint="eastAsia"/>
-          <w:color w:val="auto"/>
-          <w:highlight w:val="none"/>
-        </w:rPr>
-      </w:pPr>
-    </w:p>
-    <w:p>
-      <w:pPr>
-        <w:rPr>
-          <w:rFonts w:hint="eastAsia"/>
-          <w:highlight w:val="none"/>
-        </w:rPr>
-      </w:pPr>
-    </w:p>
-    <w:p>
-      <w:pPr>
-        <w:pStyle w:val="4"/>
-        <w:rPr>
-          <w:rFonts w:hint="eastAsia"/>
-          <w:highlight w:val="none"/>
-        </w:rPr>
-      </w:pPr>
-    </w:p>
-    <w:p>
-      <w:pPr>
-        <w:rPr>
-          <w:rFonts w:hint="eastAsia"/>
-          <w:highlight w:val="none"/>
-        </w:rPr>
-      </w:pPr>
-    </w:p>
-    <w:p>
-      <w:pPr>
-        <w:pStyle w:val="4"/>
-        <w:rPr>
-          <w:rFonts w:hint="eastAsia"/>
-          <w:highlight w:val="none"/>
-        </w:rPr>
-      </w:pPr>
-    </w:p>
-    <w:p>
-      <w:pPr>
-        <w:rPr>
-          <w:rFonts w:hint="eastAsia"/>
-          <w:highlight w:val="none"/>
-        </w:rPr>
-      </w:pPr>
-    </w:p>
-    <w:p>
-      <w:pPr>
-        <w:pStyle w:val="4"/>
-        <w:rPr>
-          <w:rFonts w:hint="eastAsia"/>
-          <w:highlight w:val="none"/>
-        </w:rPr>
-      </w:pPr>
-    </w:p>
-    <w:p>
-      <w:pPr>
-        <w:rPr>
-          <w:rFonts w:hint="eastAsia"/>
-          <w:highlight w:val="none"/>
-        </w:rPr>
-      </w:pPr>
-    </w:p>
-    <w:p>
-      <w:pPr>
-        <w:pStyle w:val="4"/>
-        <w:rPr>
-          <w:rFonts w:hint="eastAsia"/>
-        </w:rPr>
-      </w:pPr>
-    </w:p>
-    <w:p>
-      <w:pPr>
-        <w:rPr>
-          <w:rFonts w:hint="eastAsia"/>
-        </w:rPr>
-      </w:pPr>
-    </w:p>
-    <w:p>
-      <w:pPr>
-        <w:rPr>
-          <w:rFonts w:hint="eastAsia"/>
-        </w:rPr>
-      </w:pPr>
-    </w:p>
-    <w:p>
-      <w:pPr>
-        <w:rPr>
-          <w:rFonts w:hint="eastAsia"/>
-        </w:rPr>
-      </w:pPr>
-    </w:p>
-    <w:p>
-      <w:pPr>
-        <w:rPr>
-          <w:rFonts w:hint="eastAsia"/>
-        </w:rPr>
-      </w:pPr>
-    </w:p>
-    <w:p>
-      <w:pPr>
-        <w:rPr>
-          <w:rFonts w:hint="eastAsia"/>
-        </w:rPr>
-      </w:pPr>
-    </w:p>
-    <w:p>
-      <w:pPr>
-        <w:rPr>
-          <w:rFonts w:hint="eastAsia"/>
-        </w:rPr>
-      </w:pPr>
-    </w:p>
-    <w:p>
-      <w:pPr>
-        <w:rPr>
-          <w:rFonts w:hint="eastAsia"/>
-          <w:highlight w:val="none"/>
-        </w:rPr>
-      </w:pPr>
-    </w:p>
-    <w:p>
-      <w:pPr>
-        <w:pStyle w:val="3"/>
-        <w:outlineLvl w:val="0"/>
-        <w:rPr>
-          <w:highlight w:val="none"/>
-        </w:rPr>
-      </w:pPr>
-      <w:bookmarkStart w:id="16" w:name="_Toc27639"/>
-      <w:r>
-        <w:rPr>
-          <w:rFonts w:hint="eastAsia"/>
-          <w:highlight w:val="none"/>
-        </w:rPr>
-        <w:t>第</w:t>
-      </w:r>
-      <w:r>
-        <w:rPr>
-          <w:rFonts w:hint="eastAsia"/>
-          <w:b/>
-          <w:highlight w:val="none"/>
-        </w:rPr>
-        <w:t>二</w:t>
-      </w:r>
-      <w:r>
-        <w:rPr>
-          <w:rFonts w:hint="eastAsia"/>
-          <w:highlight w:val="none"/>
-        </w:rPr>
-        <w:t>章</w:t>
-      </w:r>
-      <w:bookmarkStart w:id="17" w:name="_Toc88209932"/>
-      <w:r>
-        <w:rPr>
-          <w:rFonts w:hint="eastAsia"/>
-          <w:highlight w:val="none"/>
-        </w:rPr>
-        <w:t xml:space="preserve"> </w:t>
-      </w:r>
-      <w:r>
-        <w:rPr>
-          <w:highlight w:val="none"/>
-        </w:rPr>
-        <w:t xml:space="preserve"> </w:t>
-      </w:r>
-      <w:r>
-        <w:rPr>
-          <w:rFonts w:hint="eastAsia"/>
-          <w:highlight w:val="none"/>
-        </w:rPr>
-        <w:t>供应商须知</w:t>
-      </w:r>
-      <w:bookmarkEnd w:id="16"/>
-      <w:bookmarkEnd w:id="17"/>
-    </w:p>
-    <w:p>
-      <w:pPr>
-        <w:adjustRightInd w:val="0"/>
-        <w:snapToGrid w:val="0"/>
         <w:spacing w:before="120" w:beforeLines="50" w:after="120" w:afterLines="50" w:line="600" w:lineRule="exact"/>
         <w:ind w:left="640" w:leftChars="305" w:firstLine="0" w:firstLineChars="0"/>
         <w:jc w:val="left"/>
+        <w:textAlignment w:val="auto"/>
         <w:outlineLvl w:val="1"/>
         <w:rPr>
           <w:rFonts w:hint="eastAsia" w:ascii="宋体" w:hAnsi="宋体"/>
@@ -5500,10 +5419,22 @@
     </w:p>
     <w:p>
       <w:pPr>
+        <w:keepNext/>
+        <w:keepLines w:val="0"/>
+        <w:pageBreakBefore w:val="0"/>
+        <w:widowControl w:val="0"/>
+        <w:kinsoku/>
+        <w:wordWrap/>
+        <w:overflowPunct/>
+        <w:topLinePunct w:val="0"/>
+        <w:autoSpaceDE/>
+        <w:autoSpaceDN/>
+        <w:bidi w:val="0"/>
         <w:adjustRightInd w:val="0"/>
         <w:snapToGrid w:val="0"/>
         <w:spacing w:line="600" w:lineRule="exact"/>
         <w:jc w:val="left"/>
+        <w:textAlignment w:val="auto"/>
         <w:rPr>
           <w:rFonts w:hint="eastAsia" w:ascii="仿宋_GB2312" w:eastAsia="仿宋_GB2312" w:cs="Times New Roman"/>
           <w:color w:val="auto"/>
@@ -5525,10 +5456,22 @@
     </w:p>
     <w:p>
       <w:pPr>
+        <w:keepNext/>
+        <w:keepLines w:val="0"/>
+        <w:pageBreakBefore w:val="0"/>
+        <w:widowControl w:val="0"/>
+        <w:kinsoku/>
+        <w:wordWrap/>
+        <w:overflowPunct/>
+        <w:topLinePunct w:val="0"/>
+        <w:autoSpaceDE/>
+        <w:autoSpaceDN/>
+        <w:bidi w:val="0"/>
         <w:adjustRightInd w:val="0"/>
         <w:snapToGrid w:val="0"/>
         <w:spacing w:line="600" w:lineRule="exact"/>
         <w:jc w:val="left"/>
+        <w:textAlignment w:val="auto"/>
         <w:rPr>
           <w:rFonts w:hint="default" w:ascii="仿宋_GB2312" w:eastAsia="仿宋_GB2312" w:cs="Times New Roman"/>
           <w:color w:val="auto"/>
@@ -5550,10 +5493,22 @@
     </w:p>
     <w:p>
       <w:pPr>
+        <w:keepNext/>
+        <w:keepLines w:val="0"/>
+        <w:pageBreakBefore w:val="0"/>
+        <w:widowControl w:val="0"/>
+        <w:kinsoku/>
+        <w:wordWrap/>
+        <w:overflowPunct/>
+        <w:topLinePunct w:val="0"/>
+        <w:autoSpaceDE/>
+        <w:autoSpaceDN/>
+        <w:bidi w:val="0"/>
         <w:adjustRightInd w:val="0"/>
         <w:snapToGrid w:val="0"/>
         <w:spacing w:line="600" w:lineRule="exact"/>
         <w:jc w:val="left"/>
+        <w:textAlignment w:val="auto"/>
         <w:rPr>
           <w:rFonts w:ascii="仿宋_GB2312" w:eastAsia="仿宋_GB2312"/>
           <w:sz w:val="28"/>
@@ -5625,6 +5580,7 @@
           </w:tblCellMar>
         </w:tblPrEx>
         <w:trPr>
+          <w:cantSplit/>
           <w:trHeight w:val="1036" w:hRule="atLeast"/>
         </w:trPr>
         <w:tc>
@@ -5786,6 +5742,7 @@
           </w:tblCellMar>
         </w:tblPrEx>
         <w:trPr>
+          <w:cantSplit/>
           <w:trHeight w:val="1494" w:hRule="atLeast"/>
         </w:trPr>
         <w:tc>
@@ -6022,6 +5979,7 @@
           </w:tblCellMar>
         </w:tblPrEx>
         <w:trPr>
+          <w:cantSplit/>
           <w:trHeight w:val="1863" w:hRule="atLeast"/>
         </w:trPr>
         <w:tc>
@@ -6368,6 +6326,7 @@
           </w:tblCellMar>
         </w:tblPrEx>
         <w:trPr>
+          <w:cantSplit/>
           <w:trHeight w:val="1061" w:hRule="atLeast"/>
         </w:trPr>
         <w:tc>
@@ -6603,6 +6562,7 @@
           </w:tblCellMar>
         </w:tblPrEx>
         <w:trPr>
+          <w:cantSplit/>
           <w:trHeight w:val="1545" w:hRule="atLeast"/>
         </w:trPr>
         <w:tc>
@@ -6857,6 +6817,7 @@
           </w:tblCellMar>
         </w:tblPrEx>
         <w:trPr>
+          <w:cantSplit/>
           <w:trHeight w:val="699" w:hRule="atLeast"/>
         </w:trPr>
         <w:tc>
@@ -7046,6 +7007,7 @@
           </w:tblCellMar>
         </w:tblPrEx>
         <w:trPr>
+          <w:cantSplit/>
           <w:trHeight w:val="695" w:hRule="atLeast"/>
         </w:trPr>
         <w:tc>
@@ -7187,10 +7149,22 @@
     </w:tbl>
     <w:p>
       <w:pPr>
+        <w:keepNext w:val="0"/>
+        <w:keepLines w:val="0"/>
+        <w:pageBreakBefore/>
+        <w:widowControl w:val="0"/>
+        <w:kinsoku/>
+        <w:wordWrap/>
+        <w:overflowPunct/>
+        <w:topLinePunct w:val="0"/>
+        <w:autoSpaceDE/>
+        <w:autoSpaceDN/>
+        <w:bidi w:val="0"/>
         <w:adjustRightInd w:val="0"/>
         <w:snapToGrid w:val="0"/>
         <w:spacing w:before="120" w:beforeLines="50" w:after="120" w:afterLines="50" w:line="560" w:lineRule="exact"/>
         <w:jc w:val="left"/>
+        <w:textAlignment w:val="auto"/>
         <w:outlineLvl w:val="1"/>
         <w:rPr>
           <w:rFonts w:ascii="宋体" w:hAnsi="宋体"/>
@@ -7200,16 +7174,6 @@
           <w:highlight w:val="none"/>
         </w:rPr>
       </w:pPr>
-      <w:r>
-        <w:rPr>
-          <w:rFonts w:hint="eastAsia" w:ascii="宋体" w:hAnsi="宋体"/>
-          <w:b/>
-          <w:sz w:val="32"/>
-          <w:szCs w:val="32"/>
-          <w:highlight w:val="none"/>
-        </w:rPr>
-        <w:br w:type="page"/>
-      </w:r>
       <w:r>
         <w:rPr>
           <w:rFonts w:hint="eastAsia" w:ascii="宋体" w:hAnsi="宋体"/>
@@ -9809,7 +9773,43 @@
                 <w:sz w:val="24"/>
                 <w:lang w:val="en-US" w:eastAsia="zh-CN"/>
               </w:rPr>
-              <w:t>项目报价，由最低采购价格的前两家供应商中选，并按照最低中选价（第一名供应商报价）与两家供应商分别签订{{biaoduanming1}}（第一名）和{{biaoduanming2}}（第二名</w:t>
+              <w:t>项目报价，由最低采购价格的前两家供应商中选，并按照最低中选价（第一名供应商报价）与两家供应商分别签订</w:t>
+            </w:r>
+            <w:r>
+              <w:rPr>
+                <w:rFonts w:hint="eastAsia" w:ascii="仿宋_GB2312" w:hAnsi="仿宋_GB2312" w:eastAsia="仿宋_GB2312" w:cs="仿宋_GB2312"/>
+                <w:color w:val="0000FF"/>
+                <w:sz w:val="24"/>
+                <w:lang w:val="en-US" w:eastAsia="zh-CN"/>
+              </w:rPr>
+              <w:t>{{biaoduanming1}}</w:t>
+            </w:r>
+            <w:r>
+              <w:rPr>
+                <w:rFonts w:hint="eastAsia" w:ascii="仿宋_GB2312" w:hAnsi="仿宋_GB2312" w:eastAsia="仿宋_GB2312" w:cs="仿宋_GB2312"/>
+                <w:color w:val="auto"/>
+                <w:sz w:val="24"/>
+                <w:lang w:val="en-US" w:eastAsia="zh-CN"/>
+              </w:rPr>
+              <w:t>（第一名）和</w:t>
+            </w:r>
+            <w:r>
+              <w:rPr>
+                <w:rFonts w:hint="eastAsia" w:ascii="仿宋_GB2312" w:hAnsi="仿宋_GB2312" w:eastAsia="仿宋_GB2312" w:cs="仿宋_GB2312"/>
+                <w:color w:val="0000FF"/>
+                <w:sz w:val="24"/>
+                <w:lang w:val="en-US" w:eastAsia="zh-CN"/>
+              </w:rPr>
+              <w:t>{{biaoduanming2}}</w:t>
+            </w:r>
+            <w:r>
+              <w:rPr>
+                <w:rFonts w:hint="eastAsia" w:ascii="仿宋_GB2312" w:hAnsi="仿宋_GB2312" w:eastAsia="仿宋_GB2312" w:cs="仿宋_GB2312"/>
+                <w:color w:val="auto"/>
+                <w:sz w:val="24"/>
+                <w:lang w:val="en-US" w:eastAsia="zh-CN"/>
+              </w:rPr>
+              <w:t>（第二名</w:t>
             </w:r>
             <w:r>
               <w:rPr>
@@ -11633,11 +11633,12 @@
         <w:t>：中选通知书</w:t>
       </w:r>
     </w:p>
+    <w:bookmarkEnd w:id="24"/>
     <w:p>
       <w:pPr>
         <w:keepNext w:val="0"/>
         <w:keepLines w:val="0"/>
-        <w:pageBreakBefore w:val="0"/>
+        <w:pageBreakBefore/>
         <w:widowControl w:val="0"/>
         <w:kinsoku/>
         <w:wordWrap/>
@@ -11648,511 +11649,9 @@
         <w:bidi w:val="0"/>
         <w:adjustRightInd w:val="0"/>
         <w:snapToGrid w:val="0"/>
-        <w:spacing w:line="540" w:lineRule="exact"/>
-        <w:ind w:firstLine="694" w:firstLineChars="248"/>
+        <w:spacing w:line="600" w:lineRule="exact"/>
         <w:jc w:val="left"/>
         <w:textAlignment w:val="auto"/>
-        <w:rPr>
-          <w:rFonts w:hint="eastAsia" w:ascii="仿宋_GB2312" w:eastAsia="仿宋_GB2312"/>
-          <w:sz w:val="28"/>
-          <w:szCs w:val="28"/>
-          <w:highlight w:val="none"/>
-        </w:rPr>
-      </w:pPr>
-    </w:p>
-    <w:p>
-      <w:pPr>
-        <w:keepNext w:val="0"/>
-        <w:keepLines w:val="0"/>
-        <w:pageBreakBefore w:val="0"/>
-        <w:widowControl w:val="0"/>
-        <w:kinsoku/>
-        <w:wordWrap/>
-        <w:overflowPunct/>
-        <w:topLinePunct w:val="0"/>
-        <w:autoSpaceDE/>
-        <w:autoSpaceDN/>
-        <w:bidi w:val="0"/>
-        <w:adjustRightInd w:val="0"/>
-        <w:snapToGrid w:val="0"/>
-        <w:spacing w:line="540" w:lineRule="exact"/>
-        <w:ind w:firstLine="694" w:firstLineChars="248"/>
-        <w:jc w:val="left"/>
-        <w:textAlignment w:val="auto"/>
-        <w:rPr>
-          <w:rFonts w:hint="eastAsia" w:ascii="仿宋_GB2312" w:eastAsia="仿宋_GB2312"/>
-          <w:sz w:val="28"/>
-          <w:szCs w:val="28"/>
-          <w:highlight w:val="none"/>
-        </w:rPr>
-      </w:pPr>
-    </w:p>
-    <w:p>
-      <w:pPr>
-        <w:keepNext w:val="0"/>
-        <w:keepLines w:val="0"/>
-        <w:pageBreakBefore w:val="0"/>
-        <w:widowControl w:val="0"/>
-        <w:kinsoku/>
-        <w:wordWrap/>
-        <w:overflowPunct/>
-        <w:topLinePunct w:val="0"/>
-        <w:autoSpaceDE/>
-        <w:autoSpaceDN/>
-        <w:bidi w:val="0"/>
-        <w:adjustRightInd w:val="0"/>
-        <w:snapToGrid w:val="0"/>
-        <w:spacing w:line="540" w:lineRule="exact"/>
-        <w:ind w:firstLine="694" w:firstLineChars="248"/>
-        <w:jc w:val="left"/>
-        <w:textAlignment w:val="auto"/>
-        <w:rPr>
-          <w:rFonts w:hint="eastAsia" w:ascii="仿宋_GB2312" w:eastAsia="仿宋_GB2312"/>
-          <w:sz w:val="28"/>
-          <w:szCs w:val="28"/>
-          <w:highlight w:val="none"/>
-        </w:rPr>
-      </w:pPr>
-    </w:p>
-    <w:p>
-      <w:pPr>
-        <w:keepNext w:val="0"/>
-        <w:keepLines w:val="0"/>
-        <w:pageBreakBefore w:val="0"/>
-        <w:widowControl w:val="0"/>
-        <w:kinsoku/>
-        <w:wordWrap/>
-        <w:overflowPunct/>
-        <w:topLinePunct w:val="0"/>
-        <w:autoSpaceDE/>
-        <w:autoSpaceDN/>
-        <w:bidi w:val="0"/>
-        <w:adjustRightInd w:val="0"/>
-        <w:snapToGrid w:val="0"/>
-        <w:spacing w:line="540" w:lineRule="exact"/>
-        <w:ind w:firstLine="694" w:firstLineChars="248"/>
-        <w:jc w:val="left"/>
-        <w:textAlignment w:val="auto"/>
-        <w:rPr>
-          <w:rFonts w:hint="eastAsia" w:ascii="仿宋_GB2312" w:eastAsia="仿宋_GB2312"/>
-          <w:sz w:val="28"/>
-          <w:szCs w:val="28"/>
-          <w:highlight w:val="none"/>
-        </w:rPr>
-      </w:pPr>
-    </w:p>
-    <w:p>
-      <w:pPr>
-        <w:keepNext w:val="0"/>
-        <w:keepLines w:val="0"/>
-        <w:pageBreakBefore w:val="0"/>
-        <w:widowControl w:val="0"/>
-        <w:kinsoku/>
-        <w:wordWrap/>
-        <w:overflowPunct/>
-        <w:topLinePunct w:val="0"/>
-        <w:autoSpaceDE/>
-        <w:autoSpaceDN/>
-        <w:bidi w:val="0"/>
-        <w:adjustRightInd w:val="0"/>
-        <w:snapToGrid w:val="0"/>
-        <w:spacing w:line="540" w:lineRule="exact"/>
-        <w:ind w:firstLine="694" w:firstLineChars="248"/>
-        <w:jc w:val="left"/>
-        <w:textAlignment w:val="auto"/>
-        <w:rPr>
-          <w:rFonts w:hint="eastAsia" w:ascii="仿宋_GB2312" w:eastAsia="仿宋_GB2312"/>
-          <w:sz w:val="28"/>
-          <w:szCs w:val="28"/>
-          <w:highlight w:val="none"/>
-        </w:rPr>
-      </w:pPr>
-    </w:p>
-    <w:p>
-      <w:pPr>
-        <w:keepNext w:val="0"/>
-        <w:keepLines w:val="0"/>
-        <w:pageBreakBefore w:val="0"/>
-        <w:widowControl w:val="0"/>
-        <w:kinsoku/>
-        <w:wordWrap/>
-        <w:overflowPunct/>
-        <w:topLinePunct w:val="0"/>
-        <w:autoSpaceDE/>
-        <w:autoSpaceDN/>
-        <w:bidi w:val="0"/>
-        <w:adjustRightInd w:val="0"/>
-        <w:snapToGrid w:val="0"/>
-        <w:spacing w:line="540" w:lineRule="exact"/>
-        <w:ind w:firstLine="694" w:firstLineChars="248"/>
-        <w:jc w:val="left"/>
-        <w:textAlignment w:val="auto"/>
-        <w:rPr>
-          <w:rFonts w:hint="eastAsia" w:ascii="仿宋_GB2312" w:eastAsia="仿宋_GB2312"/>
-          <w:sz w:val="28"/>
-          <w:szCs w:val="28"/>
-          <w:highlight w:val="none"/>
-        </w:rPr>
-      </w:pPr>
-    </w:p>
-    <w:p>
-      <w:pPr>
-        <w:keepNext w:val="0"/>
-        <w:keepLines w:val="0"/>
-        <w:pageBreakBefore w:val="0"/>
-        <w:widowControl w:val="0"/>
-        <w:kinsoku/>
-        <w:wordWrap/>
-        <w:overflowPunct/>
-        <w:topLinePunct w:val="0"/>
-        <w:autoSpaceDE/>
-        <w:autoSpaceDN/>
-        <w:bidi w:val="0"/>
-        <w:adjustRightInd w:val="0"/>
-        <w:snapToGrid w:val="0"/>
-        <w:spacing w:line="540" w:lineRule="exact"/>
-        <w:ind w:firstLine="694" w:firstLineChars="248"/>
-        <w:jc w:val="left"/>
-        <w:textAlignment w:val="auto"/>
-        <w:rPr>
-          <w:rFonts w:hint="eastAsia" w:ascii="仿宋_GB2312" w:eastAsia="仿宋_GB2312"/>
-          <w:sz w:val="28"/>
-          <w:szCs w:val="28"/>
-          <w:highlight w:val="none"/>
-        </w:rPr>
-      </w:pPr>
-    </w:p>
-    <w:p>
-      <w:pPr>
-        <w:keepNext w:val="0"/>
-        <w:keepLines w:val="0"/>
-        <w:pageBreakBefore w:val="0"/>
-        <w:widowControl w:val="0"/>
-        <w:kinsoku/>
-        <w:wordWrap/>
-        <w:overflowPunct/>
-        <w:topLinePunct w:val="0"/>
-        <w:autoSpaceDE/>
-        <w:autoSpaceDN/>
-        <w:bidi w:val="0"/>
-        <w:adjustRightInd w:val="0"/>
-        <w:snapToGrid w:val="0"/>
-        <w:spacing w:line="540" w:lineRule="exact"/>
-        <w:ind w:firstLine="694" w:firstLineChars="248"/>
-        <w:jc w:val="left"/>
-        <w:textAlignment w:val="auto"/>
-        <w:rPr>
-          <w:rFonts w:hint="eastAsia" w:ascii="仿宋_GB2312" w:eastAsia="仿宋_GB2312"/>
-          <w:sz w:val="28"/>
-          <w:szCs w:val="28"/>
-          <w:highlight w:val="none"/>
-        </w:rPr>
-      </w:pPr>
-    </w:p>
-    <w:p>
-      <w:pPr>
-        <w:keepNext w:val="0"/>
-        <w:keepLines w:val="0"/>
-        <w:pageBreakBefore w:val="0"/>
-        <w:widowControl w:val="0"/>
-        <w:kinsoku/>
-        <w:wordWrap/>
-        <w:overflowPunct/>
-        <w:topLinePunct w:val="0"/>
-        <w:autoSpaceDE/>
-        <w:autoSpaceDN/>
-        <w:bidi w:val="0"/>
-        <w:adjustRightInd w:val="0"/>
-        <w:snapToGrid w:val="0"/>
-        <w:spacing w:line="540" w:lineRule="exact"/>
-        <w:ind w:firstLine="694" w:firstLineChars="248"/>
-        <w:jc w:val="left"/>
-        <w:textAlignment w:val="auto"/>
-        <w:rPr>
-          <w:rFonts w:hint="eastAsia" w:ascii="仿宋_GB2312" w:eastAsia="仿宋_GB2312"/>
-          <w:sz w:val="28"/>
-          <w:szCs w:val="28"/>
-          <w:highlight w:val="none"/>
-        </w:rPr>
-      </w:pPr>
-    </w:p>
-    <w:p>
-      <w:pPr>
-        <w:keepNext w:val="0"/>
-        <w:keepLines w:val="0"/>
-        <w:pageBreakBefore w:val="0"/>
-        <w:widowControl w:val="0"/>
-        <w:kinsoku/>
-        <w:wordWrap/>
-        <w:overflowPunct/>
-        <w:topLinePunct w:val="0"/>
-        <w:autoSpaceDE/>
-        <w:autoSpaceDN/>
-        <w:bidi w:val="0"/>
-        <w:adjustRightInd w:val="0"/>
-        <w:snapToGrid w:val="0"/>
-        <w:spacing w:line="540" w:lineRule="exact"/>
-        <w:ind w:firstLine="694" w:firstLineChars="248"/>
-        <w:jc w:val="left"/>
-        <w:textAlignment w:val="auto"/>
-        <w:rPr>
-          <w:rFonts w:hint="eastAsia" w:ascii="仿宋_GB2312" w:eastAsia="仿宋_GB2312"/>
-          <w:sz w:val="28"/>
-          <w:szCs w:val="28"/>
-          <w:highlight w:val="none"/>
-        </w:rPr>
-      </w:pPr>
-    </w:p>
-    <w:p>
-      <w:pPr>
-        <w:keepNext w:val="0"/>
-        <w:keepLines w:val="0"/>
-        <w:pageBreakBefore w:val="0"/>
-        <w:widowControl w:val="0"/>
-        <w:kinsoku/>
-        <w:wordWrap/>
-        <w:overflowPunct/>
-        <w:topLinePunct w:val="0"/>
-        <w:autoSpaceDE/>
-        <w:autoSpaceDN/>
-        <w:bidi w:val="0"/>
-        <w:adjustRightInd w:val="0"/>
-        <w:snapToGrid w:val="0"/>
-        <w:spacing w:line="540" w:lineRule="exact"/>
-        <w:ind w:firstLine="694" w:firstLineChars="248"/>
-        <w:jc w:val="left"/>
-        <w:textAlignment w:val="auto"/>
-        <w:rPr>
-          <w:rFonts w:hint="eastAsia" w:ascii="仿宋_GB2312" w:eastAsia="仿宋_GB2312"/>
-          <w:sz w:val="28"/>
-          <w:szCs w:val="28"/>
-          <w:highlight w:val="none"/>
-        </w:rPr>
-      </w:pPr>
-    </w:p>
-    <w:p>
-      <w:pPr>
-        <w:keepNext w:val="0"/>
-        <w:keepLines w:val="0"/>
-        <w:pageBreakBefore w:val="0"/>
-        <w:widowControl w:val="0"/>
-        <w:kinsoku/>
-        <w:wordWrap/>
-        <w:overflowPunct/>
-        <w:topLinePunct w:val="0"/>
-        <w:autoSpaceDE/>
-        <w:autoSpaceDN/>
-        <w:bidi w:val="0"/>
-        <w:adjustRightInd w:val="0"/>
-        <w:snapToGrid w:val="0"/>
-        <w:spacing w:line="540" w:lineRule="exact"/>
-        <w:ind w:firstLine="694" w:firstLineChars="248"/>
-        <w:jc w:val="left"/>
-        <w:textAlignment w:val="auto"/>
-        <w:rPr>
-          <w:rFonts w:hint="eastAsia" w:ascii="仿宋_GB2312" w:eastAsia="仿宋_GB2312"/>
-          <w:sz w:val="28"/>
-          <w:szCs w:val="28"/>
-          <w:highlight w:val="none"/>
-        </w:rPr>
-      </w:pPr>
-    </w:p>
-    <w:p>
-      <w:pPr>
-        <w:keepNext w:val="0"/>
-        <w:keepLines w:val="0"/>
-        <w:pageBreakBefore w:val="0"/>
-        <w:widowControl w:val="0"/>
-        <w:kinsoku/>
-        <w:wordWrap/>
-        <w:overflowPunct/>
-        <w:topLinePunct w:val="0"/>
-        <w:autoSpaceDE/>
-        <w:autoSpaceDN/>
-        <w:bidi w:val="0"/>
-        <w:adjustRightInd w:val="0"/>
-        <w:snapToGrid w:val="0"/>
-        <w:spacing w:line="540" w:lineRule="exact"/>
-        <w:ind w:firstLine="694" w:firstLineChars="248"/>
-        <w:jc w:val="left"/>
-        <w:textAlignment w:val="auto"/>
-        <w:rPr>
-          <w:rFonts w:hint="eastAsia" w:ascii="仿宋_GB2312" w:eastAsia="仿宋_GB2312"/>
-          <w:sz w:val="28"/>
-          <w:szCs w:val="28"/>
-          <w:highlight w:val="none"/>
-        </w:rPr>
-      </w:pPr>
-    </w:p>
-    <w:p>
-      <w:pPr>
-        <w:keepNext w:val="0"/>
-        <w:keepLines w:val="0"/>
-        <w:pageBreakBefore w:val="0"/>
-        <w:widowControl w:val="0"/>
-        <w:kinsoku/>
-        <w:wordWrap/>
-        <w:overflowPunct/>
-        <w:topLinePunct w:val="0"/>
-        <w:autoSpaceDE/>
-        <w:autoSpaceDN/>
-        <w:bidi w:val="0"/>
-        <w:adjustRightInd w:val="0"/>
-        <w:snapToGrid w:val="0"/>
-        <w:spacing w:line="540" w:lineRule="exact"/>
-        <w:ind w:firstLine="694" w:firstLineChars="248"/>
-        <w:jc w:val="left"/>
-        <w:textAlignment w:val="auto"/>
-        <w:rPr>
-          <w:rFonts w:hint="eastAsia" w:ascii="仿宋_GB2312" w:eastAsia="仿宋_GB2312"/>
-          <w:sz w:val="28"/>
-          <w:szCs w:val="28"/>
-          <w:highlight w:val="none"/>
-        </w:rPr>
-      </w:pPr>
-    </w:p>
-    <w:p>
-      <w:pPr>
-        <w:keepNext w:val="0"/>
-        <w:keepLines w:val="0"/>
-        <w:pageBreakBefore w:val="0"/>
-        <w:widowControl w:val="0"/>
-        <w:kinsoku/>
-        <w:wordWrap/>
-        <w:overflowPunct/>
-        <w:topLinePunct w:val="0"/>
-        <w:autoSpaceDE/>
-        <w:autoSpaceDN/>
-        <w:bidi w:val="0"/>
-        <w:adjustRightInd w:val="0"/>
-        <w:snapToGrid w:val="0"/>
-        <w:spacing w:line="540" w:lineRule="exact"/>
-        <w:ind w:firstLine="694" w:firstLineChars="248"/>
-        <w:jc w:val="left"/>
-        <w:textAlignment w:val="auto"/>
-        <w:rPr>
-          <w:rFonts w:hint="eastAsia" w:ascii="仿宋_GB2312" w:eastAsia="仿宋_GB2312"/>
-          <w:sz w:val="28"/>
-          <w:szCs w:val="28"/>
-          <w:highlight w:val="none"/>
-        </w:rPr>
-      </w:pPr>
-    </w:p>
-    <w:p>
-      <w:pPr>
-        <w:keepNext w:val="0"/>
-        <w:keepLines w:val="0"/>
-        <w:pageBreakBefore w:val="0"/>
-        <w:widowControl w:val="0"/>
-        <w:kinsoku/>
-        <w:wordWrap/>
-        <w:overflowPunct/>
-        <w:topLinePunct w:val="0"/>
-        <w:autoSpaceDE/>
-        <w:autoSpaceDN/>
-        <w:bidi w:val="0"/>
-        <w:adjustRightInd w:val="0"/>
-        <w:snapToGrid w:val="0"/>
-        <w:spacing w:line="540" w:lineRule="exact"/>
-        <w:ind w:firstLine="694" w:firstLineChars="248"/>
-        <w:jc w:val="left"/>
-        <w:textAlignment w:val="auto"/>
-        <w:rPr>
-          <w:rFonts w:hint="eastAsia" w:ascii="仿宋_GB2312" w:eastAsia="仿宋_GB2312"/>
-          <w:sz w:val="28"/>
-          <w:szCs w:val="28"/>
-          <w:highlight w:val="none"/>
-        </w:rPr>
-      </w:pPr>
-    </w:p>
-    <w:p>
-      <w:pPr>
-        <w:keepNext w:val="0"/>
-        <w:keepLines w:val="0"/>
-        <w:pageBreakBefore w:val="0"/>
-        <w:widowControl w:val="0"/>
-        <w:kinsoku/>
-        <w:wordWrap/>
-        <w:overflowPunct/>
-        <w:topLinePunct w:val="0"/>
-        <w:autoSpaceDE/>
-        <w:autoSpaceDN/>
-        <w:bidi w:val="0"/>
-        <w:adjustRightInd w:val="0"/>
-        <w:snapToGrid w:val="0"/>
-        <w:spacing w:line="540" w:lineRule="exact"/>
-        <w:ind w:firstLine="694" w:firstLineChars="248"/>
-        <w:jc w:val="left"/>
-        <w:textAlignment w:val="auto"/>
-        <w:rPr>
-          <w:rFonts w:hint="eastAsia" w:ascii="仿宋_GB2312" w:eastAsia="仿宋_GB2312"/>
-          <w:sz w:val="28"/>
-          <w:szCs w:val="28"/>
-          <w:highlight w:val="none"/>
-        </w:rPr>
-      </w:pPr>
-    </w:p>
-    <w:p>
-      <w:pPr>
-        <w:keepNext w:val="0"/>
-        <w:keepLines w:val="0"/>
-        <w:pageBreakBefore w:val="0"/>
-        <w:widowControl w:val="0"/>
-        <w:kinsoku/>
-        <w:wordWrap/>
-        <w:overflowPunct/>
-        <w:topLinePunct w:val="0"/>
-        <w:autoSpaceDE/>
-        <w:autoSpaceDN/>
-        <w:bidi w:val="0"/>
-        <w:adjustRightInd w:val="0"/>
-        <w:snapToGrid w:val="0"/>
-        <w:spacing w:line="540" w:lineRule="exact"/>
-        <w:ind w:firstLine="694" w:firstLineChars="248"/>
-        <w:jc w:val="left"/>
-        <w:textAlignment w:val="auto"/>
-        <w:rPr>
-          <w:rFonts w:hint="eastAsia" w:ascii="仿宋_GB2312" w:eastAsia="仿宋_GB2312"/>
-          <w:sz w:val="28"/>
-          <w:szCs w:val="28"/>
-          <w:highlight w:val="none"/>
-        </w:rPr>
-      </w:pPr>
-    </w:p>
-    <w:p>
-      <w:pPr>
-        <w:keepNext w:val="0"/>
-        <w:keepLines w:val="0"/>
-        <w:pageBreakBefore w:val="0"/>
-        <w:widowControl w:val="0"/>
-        <w:kinsoku/>
-        <w:wordWrap/>
-        <w:overflowPunct/>
-        <w:topLinePunct w:val="0"/>
-        <w:autoSpaceDE/>
-        <w:autoSpaceDN/>
-        <w:bidi w:val="0"/>
-        <w:adjustRightInd w:val="0"/>
-        <w:snapToGrid w:val="0"/>
-        <w:spacing w:line="540" w:lineRule="exact"/>
-        <w:ind w:firstLine="694" w:firstLineChars="248"/>
-        <w:jc w:val="left"/>
-        <w:textAlignment w:val="auto"/>
-        <w:rPr>
-          <w:rFonts w:hint="eastAsia" w:ascii="仿宋_GB2312" w:eastAsia="仿宋_GB2312"/>
-          <w:sz w:val="28"/>
-          <w:szCs w:val="28"/>
-          <w:highlight w:val="none"/>
-        </w:rPr>
-      </w:pPr>
-    </w:p>
-    <w:bookmarkEnd w:id="24"/>
-    <w:p>
-      <w:pPr>
-        <w:adjustRightInd w:val="0"/>
-        <w:snapToGrid w:val="0"/>
-        <w:spacing w:line="600" w:lineRule="exact"/>
-        <w:jc w:val="left"/>
         <w:rPr>
           <w:rFonts w:ascii="宋体" w:hAnsi="宋体"/>
           <w:b/>
@@ -12222,10 +11721,22 @@
     </w:p>
     <w:p>
       <w:pPr>
+        <w:keepNext w:val="0"/>
+        <w:keepLines w:val="0"/>
+        <w:pageBreakBefore w:val="0"/>
+        <w:widowControl w:val="0"/>
+        <w:kinsoku/>
+        <w:wordWrap/>
+        <w:overflowPunct/>
+        <w:topLinePunct w:val="0"/>
+        <w:autoSpaceDE/>
+        <w:autoSpaceDN/>
+        <w:bidi w:val="0"/>
         <w:adjustRightInd w:val="0"/>
         <w:snapToGrid w:val="0"/>
         <w:spacing w:line="600" w:lineRule="exact"/>
         <w:jc w:val="center"/>
+        <w:textAlignment w:val="auto"/>
         <w:rPr>
           <w:rFonts w:ascii="方正小标宋简体" w:hAnsi="宋体" w:eastAsia="方正小标宋简体"/>
           <w:sz w:val="32"/>
@@ -12334,6 +11845,7 @@
       <w:r>
         <w:rPr>
           <w:rFonts w:hint="eastAsia" w:ascii="仿宋_GB2312" w:hAnsi="宋体" w:eastAsia="仿宋_GB2312"/>
+          <w:color w:val="0000FF"/>
           <w:sz w:val="28"/>
           <w:szCs w:val="28"/>
           <w:highlight w:val="none"/>
@@ -12550,26 +12062,22 @@
     </w:p>
     <w:p>
       <w:pPr>
-        <w:pStyle w:val="30"/>
-        <w:rPr>
-          <w:highlight w:val="none"/>
-        </w:rPr>
-      </w:pPr>
-    </w:p>
-    <w:p>
-      <w:pPr>
-        <w:pStyle w:val="30"/>
-        <w:rPr>
-          <w:highlight w:val="none"/>
-        </w:rPr>
-      </w:pPr>
-    </w:p>
-    <w:p>
-      <w:pPr>
+        <w:keepNext w:val="0"/>
+        <w:keepLines w:val="0"/>
+        <w:pageBreakBefore/>
+        <w:widowControl w:val="0"/>
+        <w:kinsoku/>
+        <w:wordWrap/>
+        <w:overflowPunct/>
+        <w:topLinePunct w:val="0"/>
+        <w:autoSpaceDE/>
+        <w:autoSpaceDN/>
+        <w:bidi w:val="0"/>
         <w:adjustRightInd w:val="0"/>
         <w:snapToGrid w:val="0"/>
         <w:spacing w:line="600" w:lineRule="exact"/>
         <w:jc w:val="left"/>
+        <w:textAlignment w:val="auto"/>
         <w:rPr>
           <w:rFonts w:hint="eastAsia" w:ascii="宋体" w:hAnsi="宋体" w:eastAsia="宋体"/>
           <w:b/>
@@ -13113,6 +12621,21 @@
     <w:p>
       <w:pPr>
         <w:pStyle w:val="3"/>
+        <w:keepNext w:val="0"/>
+        <w:keepLines w:val="0"/>
+        <w:pageBreakBefore/>
+        <w:widowControl w:val="0"/>
+        <w:kinsoku/>
+        <w:wordWrap/>
+        <w:overflowPunct/>
+        <w:topLinePunct w:val="0"/>
+        <w:autoSpaceDE/>
+        <w:autoSpaceDN/>
+        <w:bidi w:val="0"/>
+        <w:adjustRightInd/>
+        <w:snapToGrid/>
+        <w:spacing w:line="416" w:lineRule="auto"/>
+        <w:textAlignment w:val="auto"/>
         <w:outlineLvl w:val="0"/>
         <w:rPr>
           <w:highlight w:val="none"/>
@@ -13485,6 +13008,7 @@
               <w:jc w:val="left"/>
               <w:rPr>
                 <w:rFonts w:hint="eastAsia" w:ascii="仿宋_GB2312" w:hAnsi="宋体" w:eastAsia="仿宋_GB2312"/>
+                <w:color w:val="0000FF"/>
                 <w:sz w:val="24"/>
                 <w:szCs w:val="24"/>
                 <w:highlight w:val="none"/>
@@ -13495,6 +13019,7 @@
             <w:r>
               <w:rPr>
                 <w:rFonts w:hint="eastAsia" w:ascii="仿宋_GB2312" w:hAnsi="宋体" w:eastAsia="仿宋_GB2312"/>
+                <w:color w:val="0000FF"/>
                 <w:sz w:val="24"/>
                 <w:szCs w:val="24"/>
                 <w:highlight w:val="none"/>
@@ -14182,9 +13707,9 @@
     <w:p>
       <w:pPr>
         <w:pStyle w:val="2"/>
-        <w:keepNext/>
-        <w:keepLines/>
-        <w:pageBreakBefore w:val="0"/>
+        <w:keepNext w:val="0"/>
+        <w:keepLines w:val="0"/>
+        <w:pageBreakBefore/>
         <w:widowControl w:val="0"/>
         <w:kinsoku/>
         <w:wordWrap/>
@@ -14201,13 +13726,6 @@
           <w:highlight w:val="none"/>
         </w:rPr>
       </w:pPr>
-      <w:r>
-        <w:rPr>
-          <w:rFonts w:hint="eastAsia"/>
-          <w:highlight w:val="none"/>
-        </w:rPr>
-        <w:br w:type="page"/>
-      </w:r>
       <w:bookmarkStart w:id="28" w:name="_Toc6982"/>
       <w:r>
         <w:rPr>
@@ -14334,7 +13852,18 @@
           <w:szCs w:val="28"/>
           <w:highlight w:val="none"/>
         </w:rPr>
-        <w:t>采购人可对采购文件中商务条款设置带★号条款，带★号条款为实质性条款，供应商未实质性响应其中任一条款，其响应文件都将被否决。</w:t>
+        <w:t>采购人可对采购文件中商务条款设置带★号条款，带★号条款为实质性条款，</w:t>
+      </w:r>
+      <w:bookmarkStart w:id="77" w:name="_GoBack"/>
+      <w:bookmarkEnd w:id="77"/>
+      <w:r>
+        <w:rPr>
+          <w:rFonts w:hint="eastAsia" w:ascii="仿宋_GB2312" w:eastAsia="仿宋_GB2312" w:cs="Times New Roman"/>
+          <w:sz w:val="28"/>
+          <w:szCs w:val="28"/>
+          <w:highlight w:val="none"/>
+        </w:rPr>
+        <w:t>供应商未实质性响应其中任一条款，其响应文件都将被否决。</w:t>
       </w:r>
       <w:r>
         <w:rPr>
@@ -17065,20 +16594,27 @@
     <w:p>
       <w:pPr>
         <w:pStyle w:val="2"/>
+        <w:keepNext w:val="0"/>
+        <w:keepLines w:val="0"/>
+        <w:pageBreakBefore/>
+        <w:widowControl w:val="0"/>
+        <w:kinsoku/>
+        <w:wordWrap/>
+        <w:overflowPunct/>
+        <w:topLinePunct w:val="0"/>
+        <w:autoSpaceDE/>
+        <w:autoSpaceDN/>
+        <w:bidi w:val="0"/>
+        <w:adjustRightInd/>
+        <w:snapToGrid/>
         <w:spacing w:line="360" w:lineRule="auto"/>
+        <w:textAlignment w:val="auto"/>
         <w:rPr>
           <w:rFonts w:hint="eastAsia" w:eastAsia="方正小标宋简体"/>
           <w:highlight w:val="none"/>
           <w:lang w:val="en-US" w:eastAsia="zh-CN"/>
         </w:rPr>
       </w:pPr>
-      <w:r>
-        <w:rPr>
-          <w:rFonts w:hint="eastAsia"/>
-          <w:highlight w:val="none"/>
-        </w:rPr>
-        <w:br w:type="page"/>
-      </w:r>
       <w:bookmarkStart w:id="36" w:name="_Toc20383"/>
       <w:r>
         <w:rPr>
@@ -21291,78 +20827,24 @@
     </w:p>
     <w:p>
       <w:pPr>
+        <w:pStyle w:val="2"/>
+        <w:keepNext w:val="0"/>
+        <w:keepLines w:val="0"/>
+        <w:pageBreakBefore/>
         <w:widowControl w:val="0"/>
-        <w:numPr>
-          <w:numId w:val="0"/>
-        </w:numPr>
-        <w:spacing w:before="42" w:line="352" w:lineRule="auto"/>
-        <w:ind w:right="98" w:rightChars="0"/>
-        <w:jc w:val="both"/>
-        <w:rPr>
-          <w:rFonts w:hint="eastAsia" w:ascii="仿宋" w:hAnsi="仿宋" w:eastAsia="仿宋" w:cs="仿宋"/>
-          <w:spacing w:val="-2"/>
-          <w:sz w:val="24"/>
-          <w:szCs w:val="24"/>
-        </w:rPr>
-      </w:pPr>
-    </w:p>
-    <w:p>
-      <w:pPr>
-        <w:widowControl w:val="0"/>
-        <w:numPr>
-          <w:numId w:val="0"/>
-        </w:numPr>
-        <w:spacing w:before="42" w:line="352" w:lineRule="auto"/>
-        <w:ind w:right="98" w:rightChars="0"/>
-        <w:jc w:val="both"/>
-        <w:rPr>
-          <w:rFonts w:hint="eastAsia" w:ascii="仿宋" w:hAnsi="仿宋" w:eastAsia="仿宋" w:cs="仿宋"/>
-          <w:spacing w:val="-2"/>
-          <w:sz w:val="24"/>
-          <w:szCs w:val="24"/>
-        </w:rPr>
-      </w:pPr>
-    </w:p>
-    <w:p>
-      <w:pPr>
-        <w:widowControl w:val="0"/>
-        <w:numPr>
-          <w:numId w:val="0"/>
-        </w:numPr>
-        <w:spacing w:before="42" w:line="352" w:lineRule="auto"/>
-        <w:ind w:right="98" w:rightChars="0"/>
-        <w:jc w:val="both"/>
-        <w:rPr>
-          <w:rFonts w:hint="eastAsia" w:ascii="仿宋" w:hAnsi="仿宋" w:eastAsia="仿宋" w:cs="仿宋"/>
-          <w:spacing w:val="-2"/>
-          <w:sz w:val="24"/>
-          <w:szCs w:val="24"/>
-        </w:rPr>
-      </w:pPr>
-    </w:p>
-    <w:p>
-      <w:pPr>
-        <w:widowControl w:val="0"/>
-        <w:numPr>
-          <w:numId w:val="0"/>
-        </w:numPr>
-        <w:spacing w:before="42" w:line="352" w:lineRule="auto"/>
-        <w:ind w:right="98" w:rightChars="0"/>
-        <w:jc w:val="both"/>
-        <w:rPr>
-          <w:rFonts w:hint="eastAsia" w:ascii="仿宋" w:hAnsi="仿宋" w:eastAsia="仿宋" w:cs="仿宋"/>
-          <w:spacing w:val="-2"/>
-          <w:sz w:val="24"/>
-          <w:szCs w:val="24"/>
-        </w:rPr>
-      </w:pPr>
-    </w:p>
-    <w:p>
-      <w:pPr>
-        <w:pStyle w:val="2"/>
+        <w:kinsoku/>
+        <w:wordWrap/>
+        <w:overflowPunct/>
+        <w:topLinePunct w:val="0"/>
+        <w:autoSpaceDE/>
+        <w:autoSpaceDN/>
+        <w:bidi w:val="0"/>
+        <w:adjustRightInd/>
+        <w:snapToGrid/>
         <w:spacing w:line="240" w:lineRule="auto"/>
         <w:ind w:left="113" w:right="0"/>
         <w:jc w:val="center"/>
+        <w:textAlignment w:val="auto"/>
         <w:rPr>
           <w:rFonts w:hint="eastAsia" w:ascii="方正小标宋简体" w:hAnsi="方正小标宋简体" w:eastAsia="方正小标宋简体" w:cs="方正小标宋简体"/>
           <w:kern w:val="0"/>
@@ -21374,12 +20856,13 @@
       <w:r>
         <w:rPr>
           <w:rFonts w:hint="eastAsia" w:ascii="方正小标宋简体" w:hAnsi="方正小标宋简体" w:eastAsia="方正小标宋简体" w:cs="方正小标宋简体"/>
+          <w:color w:val="0000FF"/>
           <w:kern w:val="0"/>
           <w:sz w:val="36"/>
           <w:szCs w:val="36"/>
           <w:lang w:val="en-US" w:eastAsia="zh-CN" w:bidi="ar-SA"/>
         </w:rPr>
-        <w:t>{{biaoduanming1}}</w:t>
+        <w:t>biaoduanming1}}</w:t>
       </w:r>
     </w:p>
     <w:tbl>
@@ -25385,9 +24868,23 @@
     <w:p>
       <w:pPr>
         <w:pStyle w:val="2"/>
+        <w:keepNext w:val="0"/>
+        <w:keepLines w:val="0"/>
+        <w:pageBreakBefore/>
+        <w:widowControl w:val="0"/>
+        <w:kinsoku/>
+        <w:wordWrap/>
+        <w:overflowPunct/>
+        <w:topLinePunct w:val="0"/>
+        <w:autoSpaceDE/>
+        <w:autoSpaceDN/>
+        <w:bidi w:val="0"/>
+        <w:adjustRightInd/>
+        <w:snapToGrid/>
         <w:spacing w:line="240" w:lineRule="auto"/>
         <w:ind w:left="113" w:right="0"/>
         <w:jc w:val="center"/>
+        <w:textAlignment w:val="auto"/>
         <w:rPr>
           <w:rFonts w:hint="eastAsia" w:ascii="方正小标宋简体" w:hAnsi="方正小标宋简体" w:eastAsia="方正小标宋简体" w:cs="方正小标宋简体"/>
           <w:kern w:val="0"/>
@@ -25396,170 +24893,32 @@
           <w:lang w:val="en-US" w:eastAsia="zh-CN" w:bidi="ar-SA"/>
         </w:rPr>
       </w:pPr>
-    </w:p>
-    <w:p>
-      <w:pPr>
-        <w:pStyle w:val="2"/>
-        <w:spacing w:line="240" w:lineRule="auto"/>
-        <w:ind w:left="113" w:right="0"/>
-        <w:jc w:val="center"/>
+      <w:r>
         <w:rPr>
           <w:rFonts w:hint="eastAsia" w:ascii="方正小标宋简体" w:hAnsi="方正小标宋简体" w:eastAsia="方正小标宋简体" w:cs="方正小标宋简体"/>
+          <w:color w:val="0000FF"/>
           <w:kern w:val="0"/>
           <w:sz w:val="36"/>
           <w:szCs w:val="36"/>
           <w:lang w:val="en-US" w:eastAsia="zh-CN" w:bidi="ar-SA"/>
         </w:rPr>
-      </w:pPr>
-    </w:p>
-    <w:p>
-      <w:pPr>
-        <w:pStyle w:val="2"/>
-        <w:spacing w:line="240" w:lineRule="auto"/>
-        <w:ind w:left="113" w:right="0"/>
-        <w:jc w:val="center"/>
-        <w:rPr>
-          <w:rFonts w:hint="eastAsia" w:ascii="方正小标宋简体" w:hAnsi="方正小标宋简体" w:eastAsia="方正小标宋简体" w:cs="方正小标宋简体"/>
+        <w:t>{{biaoduanming</w:t>
+      </w:r>
+      <w:r>
+        <w:rPr>
+          <w:rFonts w:hint="eastAsia" w:ascii="方正小标宋简体" w:hAnsi="方正小标宋简体" w:cs="方正小标宋简体"/>
+          <w:color w:val="0000FF"/>
           <w:kern w:val="0"/>
           <w:sz w:val="36"/>
           <w:szCs w:val="36"/>
           <w:lang w:val="en-US" w:eastAsia="zh-CN" w:bidi="ar-SA"/>
         </w:rPr>
-      </w:pPr>
-    </w:p>
-    <w:p>
-      <w:pPr>
-        <w:pStyle w:val="2"/>
-        <w:spacing w:line="240" w:lineRule="auto"/>
-        <w:ind w:left="113" w:right="0"/>
-        <w:jc w:val="center"/>
+        <w:t>2</w:t>
+      </w:r>
+      <w:r>
         <w:rPr>
           <w:rFonts w:hint="eastAsia" w:ascii="方正小标宋简体" w:hAnsi="方正小标宋简体" w:eastAsia="方正小标宋简体" w:cs="方正小标宋简体"/>
-          <w:kern w:val="0"/>
-          <w:sz w:val="36"/>
-          <w:szCs w:val="36"/>
-          <w:lang w:val="en-US" w:eastAsia="zh-CN" w:bidi="ar-SA"/>
-        </w:rPr>
-      </w:pPr>
-    </w:p>
-    <w:p>
-      <w:pPr>
-        <w:pStyle w:val="2"/>
-        <w:spacing w:line="240" w:lineRule="auto"/>
-        <w:ind w:left="113" w:right="0"/>
-        <w:jc w:val="center"/>
-        <w:rPr>
-          <w:rFonts w:hint="eastAsia" w:ascii="方正小标宋简体" w:hAnsi="方正小标宋简体" w:eastAsia="方正小标宋简体" w:cs="方正小标宋简体"/>
-          <w:kern w:val="0"/>
-          <w:sz w:val="36"/>
-          <w:szCs w:val="36"/>
-          <w:lang w:val="en-US" w:eastAsia="zh-CN" w:bidi="ar-SA"/>
-        </w:rPr>
-      </w:pPr>
-    </w:p>
-    <w:p>
-      <w:pPr>
-        <w:rPr>
-          <w:rFonts w:hint="eastAsia" w:ascii="方正小标宋简体" w:hAnsi="方正小标宋简体" w:eastAsia="方正小标宋简体" w:cs="方正小标宋简体"/>
-          <w:kern w:val="0"/>
-          <w:sz w:val="36"/>
-          <w:szCs w:val="36"/>
-          <w:lang w:val="en-US" w:eastAsia="zh-CN" w:bidi="ar-SA"/>
-        </w:rPr>
-      </w:pPr>
-    </w:p>
-    <w:p>
-      <w:pPr>
-        <w:rPr>
-          <w:rFonts w:hint="eastAsia" w:ascii="方正小标宋简体" w:hAnsi="方正小标宋简体" w:eastAsia="方正小标宋简体" w:cs="方正小标宋简体"/>
-          <w:kern w:val="0"/>
-          <w:sz w:val="36"/>
-          <w:szCs w:val="36"/>
-          <w:lang w:val="en-US" w:eastAsia="zh-CN" w:bidi="ar-SA"/>
-        </w:rPr>
-      </w:pPr>
-    </w:p>
-    <w:p>
-      <w:pPr>
-        <w:rPr>
-          <w:rFonts w:hint="eastAsia" w:ascii="方正小标宋简体" w:hAnsi="方正小标宋简体" w:eastAsia="方正小标宋简体" w:cs="方正小标宋简体"/>
-          <w:kern w:val="0"/>
-          <w:sz w:val="36"/>
-          <w:szCs w:val="36"/>
-          <w:lang w:val="en-US" w:eastAsia="zh-CN" w:bidi="ar-SA"/>
-        </w:rPr>
-      </w:pPr>
-    </w:p>
-    <w:p>
-      <w:pPr>
-        <w:rPr>
-          <w:rFonts w:hint="eastAsia" w:ascii="方正小标宋简体" w:hAnsi="方正小标宋简体" w:eastAsia="方正小标宋简体" w:cs="方正小标宋简体"/>
-          <w:kern w:val="0"/>
-          <w:sz w:val="36"/>
-          <w:szCs w:val="36"/>
-          <w:lang w:val="en-US" w:eastAsia="zh-CN" w:bidi="ar-SA"/>
-        </w:rPr>
-      </w:pPr>
-    </w:p>
-    <w:p>
-      <w:pPr>
-        <w:rPr>
-          <w:rFonts w:hint="eastAsia" w:ascii="方正小标宋简体" w:hAnsi="方正小标宋简体" w:eastAsia="方正小标宋简体" w:cs="方正小标宋简体"/>
-          <w:kern w:val="0"/>
-          <w:sz w:val="36"/>
-          <w:szCs w:val="36"/>
-          <w:lang w:val="en-US" w:eastAsia="zh-CN" w:bidi="ar-SA"/>
-        </w:rPr>
-      </w:pPr>
-    </w:p>
-    <w:p>
-      <w:pPr>
-        <w:rPr>
-          <w:rFonts w:hint="eastAsia" w:ascii="方正小标宋简体" w:hAnsi="方正小标宋简体" w:eastAsia="方正小标宋简体" w:cs="方正小标宋简体"/>
-          <w:kern w:val="0"/>
-          <w:sz w:val="36"/>
-          <w:szCs w:val="36"/>
-          <w:lang w:val="en-US" w:eastAsia="zh-CN" w:bidi="ar-SA"/>
-        </w:rPr>
-      </w:pPr>
-    </w:p>
-    <w:p>
-      <w:pPr>
-        <w:pStyle w:val="2"/>
-        <w:spacing w:line="240" w:lineRule="auto"/>
-        <w:ind w:left="113" w:right="0"/>
-        <w:jc w:val="center"/>
-        <w:rPr>
-          <w:rFonts w:hint="eastAsia" w:ascii="方正小标宋简体" w:hAnsi="方正小标宋简体" w:eastAsia="方正小标宋简体" w:cs="方正小标宋简体"/>
-          <w:kern w:val="0"/>
-          <w:sz w:val="36"/>
-          <w:szCs w:val="36"/>
-          <w:lang w:val="en-US" w:eastAsia="zh-CN" w:bidi="ar-SA"/>
-        </w:rPr>
-      </w:pPr>
-      <w:r>
-        <w:rPr>
-          <w:rFonts w:hint="eastAsia" w:ascii="方正小标宋简体" w:hAnsi="方正小标宋简体" w:eastAsia="方正小标宋简体" w:cs="方正小标宋简体"/>
-          <w:kern w:val="0"/>
-          <w:sz w:val="36"/>
-          <w:szCs w:val="36"/>
-          <w:lang w:val="en-US" w:eastAsia="zh-CN" w:bidi="ar-SA"/>
-        </w:rPr>
-        <w:t>{{biaoduanming</w:t>
-      </w:r>
-      <w:r>
-        <w:rPr>
-          <w:rFonts w:hint="eastAsia" w:ascii="方正小标宋简体" w:hAnsi="方正小标宋简体" w:cs="方正小标宋简体"/>
-          <w:kern w:val="0"/>
-          <w:sz w:val="36"/>
-          <w:szCs w:val="36"/>
-          <w:lang w:val="en-US" w:eastAsia="zh-CN" w:bidi="ar-SA"/>
-        </w:rPr>
-        <w:t>2</w:t>
-      </w:r>
-      <w:r>
-        <w:rPr>
-          <w:rFonts w:hint="eastAsia" w:ascii="方正小标宋简体" w:hAnsi="方正小标宋简体" w:eastAsia="方正小标宋简体" w:cs="方正小标宋简体"/>
+          <w:color w:val="0000FF"/>
           <w:kern w:val="0"/>
           <w:sz w:val="36"/>
           <w:szCs w:val="36"/>
@@ -29563,14 +28922,6 @@
     </w:p>
     <w:p>
       <w:pPr>
-        <w:rPr>
-          <w:rFonts w:hint="default"/>
-          <w:lang w:val="en-US" w:eastAsia="zh-CN"/>
-        </w:rPr>
-      </w:pPr>
-    </w:p>
-    <w:p>
-      <w:pPr>
         <w:spacing w:line="240" w:lineRule="auto"/>
         <w:ind w:left="0" w:right="0" w:firstLine="0"/>
         <w:jc w:val="both"/>
@@ -29585,289 +28936,23 @@
     </w:p>
     <w:p>
       <w:pPr>
+        <w:keepNext w:val="0"/>
+        <w:keepLines w:val="0"/>
+        <w:pageBreakBefore/>
+        <w:widowControl w:val="0"/>
+        <w:kinsoku/>
+        <w:wordWrap/>
+        <w:overflowPunct/>
+        <w:topLinePunct w:val="0"/>
+        <w:autoSpaceDE/>
+        <w:autoSpaceDN/>
+        <w:bidi w:val="0"/>
+        <w:adjustRightInd/>
+        <w:snapToGrid/>
         <w:spacing w:line="240" w:lineRule="auto"/>
         <w:ind w:left="0" w:right="0" w:firstLine="0"/>
         <w:jc w:val="both"/>
-        <w:rPr>
-          <w:rFonts w:hint="eastAsia" w:ascii="黑体" w:hAnsi="黑体" w:eastAsia="黑体" w:cs="黑体"/>
-          <w:w w:val="100"/>
-          <w:sz w:val="32"/>
-          <w:szCs w:val="32"/>
-          <w:lang w:eastAsia="zh-CN"/>
-        </w:rPr>
-      </w:pPr>
-    </w:p>
-    <w:p>
-      <w:pPr>
-        <w:spacing w:line="240" w:lineRule="auto"/>
-        <w:ind w:left="0" w:right="0" w:firstLine="0"/>
-        <w:jc w:val="both"/>
-        <w:rPr>
-          <w:rFonts w:hint="eastAsia" w:ascii="黑体" w:hAnsi="黑体" w:eastAsia="黑体" w:cs="黑体"/>
-          <w:w w:val="100"/>
-          <w:sz w:val="32"/>
-          <w:szCs w:val="32"/>
-          <w:lang w:eastAsia="zh-CN"/>
-        </w:rPr>
-      </w:pPr>
-    </w:p>
-    <w:p>
-      <w:pPr>
-        <w:spacing w:line="240" w:lineRule="auto"/>
-        <w:ind w:left="0" w:right="0" w:firstLine="0"/>
-        <w:jc w:val="both"/>
-        <w:rPr>
-          <w:rFonts w:hint="eastAsia" w:ascii="黑体" w:hAnsi="黑体" w:eastAsia="黑体" w:cs="黑体"/>
-          <w:w w:val="100"/>
-          <w:sz w:val="32"/>
-          <w:szCs w:val="32"/>
-          <w:lang w:eastAsia="zh-CN"/>
-        </w:rPr>
-      </w:pPr>
-    </w:p>
-    <w:p>
-      <w:pPr>
-        <w:spacing w:line="240" w:lineRule="auto"/>
-        <w:ind w:left="0" w:right="0" w:firstLine="0"/>
-        <w:jc w:val="both"/>
-        <w:rPr>
-          <w:rFonts w:hint="eastAsia" w:ascii="黑体" w:hAnsi="黑体" w:eastAsia="黑体" w:cs="黑体"/>
-          <w:w w:val="100"/>
-          <w:sz w:val="32"/>
-          <w:szCs w:val="32"/>
-          <w:lang w:eastAsia="zh-CN"/>
-        </w:rPr>
-      </w:pPr>
-    </w:p>
-    <w:p>
-      <w:pPr>
-        <w:spacing w:line="240" w:lineRule="auto"/>
-        <w:ind w:left="0" w:right="0" w:firstLine="0"/>
-        <w:jc w:val="both"/>
-        <w:rPr>
-          <w:rFonts w:hint="eastAsia" w:ascii="黑体" w:hAnsi="黑体" w:eastAsia="黑体" w:cs="黑体"/>
-          <w:w w:val="100"/>
-          <w:sz w:val="32"/>
-          <w:szCs w:val="32"/>
-          <w:lang w:eastAsia="zh-CN"/>
-        </w:rPr>
-      </w:pPr>
-    </w:p>
-    <w:p>
-      <w:pPr>
-        <w:spacing w:line="240" w:lineRule="auto"/>
-        <w:ind w:left="0" w:right="0" w:firstLine="0"/>
-        <w:jc w:val="both"/>
-        <w:rPr>
-          <w:rFonts w:hint="eastAsia" w:ascii="黑体" w:hAnsi="黑体" w:eastAsia="黑体" w:cs="黑体"/>
-          <w:w w:val="100"/>
-          <w:sz w:val="32"/>
-          <w:szCs w:val="32"/>
-          <w:lang w:eastAsia="zh-CN"/>
-        </w:rPr>
-      </w:pPr>
-    </w:p>
-    <w:p>
-      <w:pPr>
-        <w:spacing w:line="240" w:lineRule="auto"/>
-        <w:ind w:left="0" w:right="0" w:firstLine="0"/>
-        <w:jc w:val="both"/>
-        <w:rPr>
-          <w:rFonts w:hint="eastAsia" w:ascii="黑体" w:hAnsi="黑体" w:eastAsia="黑体" w:cs="黑体"/>
-          <w:w w:val="100"/>
-          <w:sz w:val="32"/>
-          <w:szCs w:val="32"/>
-          <w:lang w:eastAsia="zh-CN"/>
-        </w:rPr>
-      </w:pPr>
-    </w:p>
-    <w:p>
-      <w:pPr>
-        <w:spacing w:line="240" w:lineRule="auto"/>
-        <w:ind w:left="0" w:right="0" w:firstLine="0"/>
-        <w:jc w:val="both"/>
-        <w:rPr>
-          <w:rFonts w:hint="eastAsia" w:ascii="黑体" w:hAnsi="黑体" w:eastAsia="黑体" w:cs="黑体"/>
-          <w:w w:val="100"/>
-          <w:sz w:val="32"/>
-          <w:szCs w:val="32"/>
-          <w:lang w:eastAsia="zh-CN"/>
-        </w:rPr>
-      </w:pPr>
-    </w:p>
-    <w:p>
-      <w:pPr>
-        <w:spacing w:line="240" w:lineRule="auto"/>
-        <w:ind w:left="0" w:right="0" w:firstLine="0"/>
-        <w:jc w:val="both"/>
-        <w:rPr>
-          <w:rFonts w:hint="eastAsia" w:ascii="黑体" w:hAnsi="黑体" w:eastAsia="黑体" w:cs="黑体"/>
-          <w:w w:val="100"/>
-          <w:sz w:val="32"/>
-          <w:szCs w:val="32"/>
-          <w:lang w:eastAsia="zh-CN"/>
-        </w:rPr>
-      </w:pPr>
-    </w:p>
-    <w:p>
-      <w:pPr>
-        <w:spacing w:line="240" w:lineRule="auto"/>
-        <w:ind w:left="0" w:right="0" w:firstLine="0"/>
-        <w:jc w:val="both"/>
-        <w:rPr>
-          <w:rFonts w:hint="eastAsia" w:ascii="黑体" w:hAnsi="黑体" w:eastAsia="黑体" w:cs="黑体"/>
-          <w:w w:val="100"/>
-          <w:sz w:val="32"/>
-          <w:szCs w:val="32"/>
-          <w:lang w:eastAsia="zh-CN"/>
-        </w:rPr>
-      </w:pPr>
-    </w:p>
-    <w:p>
-      <w:pPr>
-        <w:spacing w:line="240" w:lineRule="auto"/>
-        <w:ind w:left="0" w:right="0" w:firstLine="0"/>
-        <w:jc w:val="both"/>
-        <w:rPr>
-          <w:rFonts w:hint="eastAsia" w:ascii="黑体" w:hAnsi="黑体" w:eastAsia="黑体" w:cs="黑体"/>
-          <w:w w:val="100"/>
-          <w:sz w:val="32"/>
-          <w:szCs w:val="32"/>
-          <w:lang w:eastAsia="zh-CN"/>
-        </w:rPr>
-      </w:pPr>
-    </w:p>
-    <w:p>
-      <w:pPr>
-        <w:spacing w:line="240" w:lineRule="auto"/>
-        <w:ind w:left="0" w:right="0" w:firstLine="0"/>
-        <w:jc w:val="both"/>
-        <w:rPr>
-          <w:rFonts w:hint="eastAsia" w:ascii="黑体" w:hAnsi="黑体" w:eastAsia="黑体" w:cs="黑体"/>
-          <w:w w:val="100"/>
-          <w:sz w:val="32"/>
-          <w:szCs w:val="32"/>
-          <w:lang w:eastAsia="zh-CN"/>
-        </w:rPr>
-      </w:pPr>
-    </w:p>
-    <w:p>
-      <w:pPr>
-        <w:spacing w:line="240" w:lineRule="auto"/>
-        <w:ind w:left="0" w:right="0" w:firstLine="0"/>
-        <w:jc w:val="both"/>
-        <w:rPr>
-          <w:rFonts w:hint="eastAsia" w:ascii="黑体" w:hAnsi="黑体" w:eastAsia="黑体" w:cs="黑体"/>
-          <w:w w:val="100"/>
-          <w:sz w:val="32"/>
-          <w:szCs w:val="32"/>
-          <w:lang w:eastAsia="zh-CN"/>
-        </w:rPr>
-      </w:pPr>
-    </w:p>
-    <w:p>
-      <w:pPr>
-        <w:spacing w:line="240" w:lineRule="auto"/>
-        <w:ind w:left="0" w:right="0" w:firstLine="0"/>
-        <w:jc w:val="both"/>
-        <w:rPr>
-          <w:rFonts w:hint="eastAsia" w:ascii="黑体" w:hAnsi="黑体" w:eastAsia="黑体" w:cs="黑体"/>
-          <w:w w:val="100"/>
-          <w:sz w:val="32"/>
-          <w:szCs w:val="32"/>
-          <w:lang w:eastAsia="zh-CN"/>
-        </w:rPr>
-      </w:pPr>
-    </w:p>
-    <w:p>
-      <w:pPr>
-        <w:spacing w:line="240" w:lineRule="auto"/>
-        <w:ind w:left="0" w:right="0" w:firstLine="0"/>
-        <w:jc w:val="both"/>
-        <w:rPr>
-          <w:rFonts w:hint="eastAsia" w:ascii="黑体" w:hAnsi="黑体" w:eastAsia="黑体" w:cs="黑体"/>
-          <w:w w:val="100"/>
-          <w:sz w:val="32"/>
-          <w:szCs w:val="32"/>
-          <w:lang w:eastAsia="zh-CN"/>
-        </w:rPr>
-      </w:pPr>
-    </w:p>
-    <w:p>
-      <w:pPr>
-        <w:spacing w:line="240" w:lineRule="auto"/>
-        <w:ind w:left="0" w:right="0" w:firstLine="0"/>
-        <w:jc w:val="both"/>
-        <w:rPr>
-          <w:rFonts w:hint="eastAsia" w:ascii="黑体" w:hAnsi="黑体" w:eastAsia="黑体" w:cs="黑体"/>
-          <w:w w:val="100"/>
-          <w:sz w:val="32"/>
-          <w:szCs w:val="32"/>
-          <w:lang w:eastAsia="zh-CN"/>
-        </w:rPr>
-      </w:pPr>
-    </w:p>
-    <w:p>
-      <w:pPr>
-        <w:spacing w:line="240" w:lineRule="auto"/>
-        <w:ind w:left="0" w:right="0" w:firstLine="0"/>
-        <w:jc w:val="both"/>
-        <w:rPr>
-          <w:rFonts w:hint="eastAsia" w:ascii="黑体" w:hAnsi="黑体" w:eastAsia="黑体" w:cs="黑体"/>
-          <w:w w:val="100"/>
-          <w:sz w:val="32"/>
-          <w:szCs w:val="32"/>
-          <w:lang w:eastAsia="zh-CN"/>
-        </w:rPr>
-      </w:pPr>
-    </w:p>
-    <w:p>
-      <w:pPr>
-        <w:spacing w:line="240" w:lineRule="auto"/>
-        <w:ind w:left="0" w:right="0" w:firstLine="0"/>
-        <w:jc w:val="both"/>
-        <w:rPr>
-          <w:rFonts w:hint="eastAsia" w:ascii="黑体" w:hAnsi="黑体" w:eastAsia="黑体" w:cs="黑体"/>
-          <w:w w:val="100"/>
-          <w:sz w:val="32"/>
-          <w:szCs w:val="32"/>
-          <w:lang w:eastAsia="zh-CN"/>
-        </w:rPr>
-      </w:pPr>
-    </w:p>
-    <w:p>
-      <w:pPr>
-        <w:spacing w:line="240" w:lineRule="auto"/>
-        <w:ind w:left="0" w:right="0" w:firstLine="0"/>
-        <w:jc w:val="both"/>
-        <w:rPr>
-          <w:rFonts w:hint="eastAsia" w:ascii="黑体" w:hAnsi="黑体" w:eastAsia="黑体" w:cs="黑体"/>
-          <w:w w:val="100"/>
-          <w:sz w:val="32"/>
-          <w:szCs w:val="32"/>
-          <w:lang w:eastAsia="zh-CN"/>
-        </w:rPr>
-      </w:pPr>
-    </w:p>
-    <w:p>
-      <w:pPr>
-        <w:spacing w:line="240" w:lineRule="auto"/>
-        <w:ind w:left="0" w:right="0" w:firstLine="0"/>
-        <w:jc w:val="both"/>
-        <w:rPr>
-          <w:rFonts w:hint="eastAsia" w:ascii="黑体" w:hAnsi="黑体" w:eastAsia="黑体" w:cs="黑体"/>
-          <w:w w:val="100"/>
-          <w:sz w:val="32"/>
-          <w:szCs w:val="32"/>
-          <w:lang w:eastAsia="zh-CN"/>
-        </w:rPr>
-      </w:pPr>
-    </w:p>
-    <w:p>
-      <w:pPr>
-        <w:spacing w:line="240" w:lineRule="auto"/>
-        <w:ind w:left="0" w:right="0" w:firstLine="0"/>
-        <w:jc w:val="both"/>
+        <w:textAlignment w:val="auto"/>
         <w:rPr>
           <w:rFonts w:hint="eastAsia" w:ascii="黑体" w:hAnsi="黑体" w:eastAsia="黑体" w:cs="黑体"/>
           <w:w w:val="100"/>
@@ -30423,8 +29508,6 @@
           <w:lang w:eastAsia="zh-CN"/>
         </w:rPr>
       </w:pPr>
-      <w:bookmarkStart w:id="77" w:name="_GoBack"/>
-      <w:bookmarkEnd w:id="77"/>
       <w:r>
         <w:rPr>
           <w:rFonts w:hint="eastAsia" w:ascii="黑体" w:hAnsi="黑体" w:eastAsia="黑体" w:cs="黑体"/>
@@ -31052,16 +30135,91 @@
     </w:p>
     <w:p>
       <w:pPr>
-        <w:pStyle w:val="14"/>
-        <w:rPr>
+        <w:pStyle w:val="2"/>
+        <w:keepNext w:val="0"/>
+        <w:keepLines w:val="0"/>
+        <w:pageBreakBefore/>
+        <w:widowControl w:val="0"/>
+        <w:numPr>
+          <w:ilvl w:val="0"/>
+          <w:numId w:val="0"/>
+        </w:numPr>
+        <w:kinsoku/>
+        <w:wordWrap/>
+        <w:overflowPunct/>
+        <w:topLinePunct w:val="0"/>
+        <w:autoSpaceDE/>
+        <w:autoSpaceDN/>
+        <w:bidi w:val="0"/>
+        <w:adjustRightInd/>
+        <w:snapToGrid/>
+        <w:spacing w:line="579" w:lineRule="auto"/>
+        <w:textAlignment w:val="auto"/>
+        <w:rPr>
+          <w:rFonts w:hint="eastAsia"/>
+          <w:highlight w:val="none"/>
+        </w:rPr>
+      </w:pPr>
+      <w:bookmarkStart w:id="39" w:name="_Toc88209949"/>
+      <w:bookmarkStart w:id="40" w:name="_Toc87616386"/>
+      <w:r>
+        <w:rPr>
+          <w:rFonts w:hint="eastAsia" w:ascii="Calibri" w:hAnsi="Calibri" w:eastAsia="方正小标宋简体" w:cs="Times New Roman"/>
+          <w:bCs/>
+          <w:kern w:val="44"/>
+          <w:sz w:val="44"/>
+          <w:szCs w:val="44"/>
+          <w:lang w:val="en-US" w:eastAsia="zh-CN" w:bidi="ar-SA"/>
+        </w:rPr>
+        <w:t>第六章</w:t>
+      </w:r>
+      <w:r>
+        <w:rPr>
+          <w:highlight w:val="none"/>
+        </w:rPr>
+        <w:t xml:space="preserve"> </w:t>
+      </w:r>
+      <w:bookmarkStart w:id="41" w:name="_Toc11773"/>
+      <w:r>
+        <w:rPr>
+          <w:rFonts w:hint="eastAsia"/>
+          <w:highlight w:val="none"/>
+        </w:rPr>
+        <w:t>合同</w:t>
+      </w:r>
+      <w:bookmarkEnd w:id="39"/>
+      <w:bookmarkEnd w:id="40"/>
+      <w:r>
+        <w:rPr>
+          <w:rFonts w:hint="eastAsia"/>
+          <w:highlight w:val="none"/>
+        </w:rPr>
+        <w:t>草案</w:t>
+      </w:r>
+      <w:bookmarkEnd w:id="41"/>
+    </w:p>
+    <w:p>
+      <w:pPr>
+        <w:pStyle w:val="2"/>
+        <w:rPr>
+          <w:rFonts w:hint="eastAsia"/>
+          <w:highlight w:val="none"/>
+        </w:rPr>
+      </w:pPr>
+      <w:bookmarkStart w:id="42" w:name="_Toc15676"/>
+    </w:p>
+    <w:p>
+      <w:pPr>
+        <w:rPr>
+          <w:rFonts w:hint="eastAsia"/>
           <w:highlight w:val="none"/>
         </w:rPr>
       </w:pPr>
     </w:p>
     <w:p>
       <w:pPr>
-        <w:pStyle w:val="60"/>
-        <w:rPr>
+        <w:rPr>
+          <w:rFonts w:hint="eastAsia"/>
           <w:highlight w:val="none"/>
         </w:rPr>
       </w:pPr>
@@ -31069,6 +30227,7 @@
     <w:p>
       <w:pPr>
         <w:rPr>
+          <w:rFonts w:hint="eastAsia"/>
           <w:highlight w:val="none"/>
         </w:rPr>
       </w:pPr>
@@ -31076,6 +30235,7 @@
     <w:p>
       <w:pPr>
         <w:rPr>
+          <w:rFonts w:hint="eastAsia"/>
           <w:highlight w:val="none"/>
         </w:rPr>
       </w:pPr>
@@ -31083,6 +30243,7 @@
     <w:p>
       <w:pPr>
         <w:rPr>
+          <w:rFonts w:hint="eastAsia"/>
           <w:highlight w:val="none"/>
         </w:rPr>
       </w:pPr>
@@ -31090,6 +30251,7 @@
     <w:p>
       <w:pPr>
         <w:rPr>
+          <w:rFonts w:hint="eastAsia"/>
           <w:highlight w:val="none"/>
         </w:rPr>
       </w:pPr>
@@ -31097,6 +30259,7 @@
     <w:p>
       <w:pPr>
         <w:rPr>
+          <w:rFonts w:hint="eastAsia"/>
           <w:highlight w:val="none"/>
         </w:rPr>
       </w:pPr>
@@ -31104,6 +30267,7 @@
     <w:p>
       <w:pPr>
         <w:rPr>
+          <w:rFonts w:hint="eastAsia"/>
           <w:highlight w:val="none"/>
         </w:rPr>
       </w:pPr>
@@ -31111,6 +30275,7 @@
     <w:p>
       <w:pPr>
         <w:rPr>
+          <w:rFonts w:hint="eastAsia"/>
           <w:highlight w:val="none"/>
         </w:rPr>
       </w:pPr>
@@ -31118,6 +30283,7 @@
     <w:p>
       <w:pPr>
         <w:rPr>
+          <w:rFonts w:hint="eastAsia"/>
           <w:highlight w:val="none"/>
         </w:rPr>
       </w:pPr>
@@ -31125,6 +30291,7 @@
     <w:p>
       <w:pPr>
         <w:rPr>
+          <w:rFonts w:hint="eastAsia"/>
           <w:highlight w:val="none"/>
         </w:rPr>
       </w:pPr>
@@ -31132,6 +30299,7 @@
     <w:p>
       <w:pPr>
         <w:rPr>
+          <w:rFonts w:hint="eastAsia"/>
           <w:highlight w:val="none"/>
         </w:rPr>
       </w:pPr>
@@ -31139,6 +30307,7 @@
     <w:p>
       <w:pPr>
         <w:rPr>
+          <w:rFonts w:hint="eastAsia"/>
           <w:highlight w:val="none"/>
         </w:rPr>
       </w:pPr>
@@ -31146,6 +30315,7 @@
     <w:p>
       <w:pPr>
         <w:rPr>
+          <w:rFonts w:hint="eastAsia"/>
           <w:highlight w:val="none"/>
         </w:rPr>
       </w:pPr>
@@ -31153,6 +30323,7 @@
     <w:p>
       <w:pPr>
         <w:rPr>
+          <w:rFonts w:hint="eastAsia"/>
           <w:highlight w:val="none"/>
         </w:rPr>
       </w:pPr>
@@ -31160,6 +30331,7 @@
     <w:p>
       <w:pPr>
         <w:rPr>
+          <w:rFonts w:hint="eastAsia"/>
           <w:highlight w:val="none"/>
         </w:rPr>
       </w:pPr>
@@ -31167,6 +30339,7 @@
     <w:p>
       <w:pPr>
         <w:rPr>
+          <w:rFonts w:hint="eastAsia"/>
           <w:highlight w:val="none"/>
         </w:rPr>
       </w:pPr>
@@ -31174,6 +30347,7 @@
     <w:p>
       <w:pPr>
         <w:rPr>
+          <w:rFonts w:hint="eastAsia"/>
           <w:highlight w:val="none"/>
         </w:rPr>
       </w:pPr>
@@ -31181,6 +30355,7 @@
     <w:p>
       <w:pPr>
         <w:rPr>
+          <w:rFonts w:hint="eastAsia"/>
           <w:highlight w:val="none"/>
         </w:rPr>
       </w:pPr>
@@ -31188,6 +30363,7 @@
     <w:p>
       <w:pPr>
         <w:rPr>
+          <w:rFonts w:hint="eastAsia"/>
           <w:highlight w:val="none"/>
         </w:rPr>
       </w:pPr>
@@ -31195,6 +30371,7 @@
     <w:p>
       <w:pPr>
         <w:rPr>
+          <w:rFonts w:hint="eastAsia"/>
           <w:highlight w:val="none"/>
         </w:rPr>
       </w:pPr>
@@ -31202,6 +30379,7 @@
     <w:p>
       <w:pPr>
         <w:rPr>
+          <w:rFonts w:hint="eastAsia"/>
           <w:highlight w:val="none"/>
         </w:rPr>
       </w:pPr>
@@ -31209,6 +30387,7 @@
     <w:p>
       <w:pPr>
         <w:rPr>
+          <w:rFonts w:hint="eastAsia"/>
           <w:highlight w:val="none"/>
         </w:rPr>
       </w:pPr>
@@ -31216,6 +30395,7 @@
     <w:p>
       <w:pPr>
         <w:rPr>
+          <w:rFonts w:hint="eastAsia"/>
           <w:highlight w:val="none"/>
         </w:rPr>
       </w:pPr>
@@ -31223,6 +30403,7 @@
     <w:p>
       <w:pPr>
         <w:rPr>
+          <w:rFonts w:hint="eastAsia"/>
           <w:highlight w:val="none"/>
         </w:rPr>
       </w:pPr>
@@ -31230,6 +30411,63 @@
     <w:p>
       <w:pPr>
         <w:rPr>
+          <w:rFonts w:hint="eastAsia"/>
+          <w:highlight w:val="none"/>
+        </w:rPr>
+      </w:pPr>
+    </w:p>
+    <w:p>
+      <w:pPr>
+        <w:rPr>
+          <w:rFonts w:hint="eastAsia"/>
+          <w:highlight w:val="none"/>
+        </w:rPr>
+      </w:pPr>
+    </w:p>
+    <w:p>
+      <w:pPr>
+        <w:rPr>
+          <w:rFonts w:hint="eastAsia"/>
+          <w:highlight w:val="none"/>
+        </w:rPr>
+      </w:pPr>
+    </w:p>
+    <w:p>
+      <w:pPr>
+        <w:rPr>
+          <w:rFonts w:hint="eastAsia"/>
+          <w:highlight w:val="none"/>
+        </w:rPr>
+      </w:pPr>
+    </w:p>
+    <w:p>
+      <w:pPr>
+        <w:rPr>
+          <w:rFonts w:hint="eastAsia"/>
+          <w:highlight w:val="none"/>
+        </w:rPr>
+      </w:pPr>
+    </w:p>
+    <w:p>
+      <w:pPr>
+        <w:rPr>
+          <w:rFonts w:hint="eastAsia"/>
+          <w:highlight w:val="none"/>
+        </w:rPr>
+      </w:pPr>
+    </w:p>
+    <w:p>
+      <w:pPr>
+        <w:rPr>
+          <w:rFonts w:hint="eastAsia"/>
+          <w:highlight w:val="none"/>
+        </w:rPr>
+      </w:pPr>
+    </w:p>
+    <w:p>
+      <w:pPr>
+        <w:rPr>
+          <w:rFonts w:hint="eastAsia"/>
           <w:highlight w:val="none"/>
         </w:rPr>
       </w:pPr>
@@ -31237,332 +30475,34 @@
     <w:p>
       <w:pPr>
         <w:pStyle w:val="2"/>
-        <w:numPr>
-          <w:ilvl w:val="0"/>
-          <w:numId w:val="3"/>
-        </w:numPr>
+        <w:keepNext w:val="0"/>
+        <w:keepLines w:val="0"/>
+        <w:pageBreakBefore/>
+        <w:widowControl w:val="0"/>
+        <w:kinsoku/>
+        <w:wordWrap/>
+        <w:overflowPunct/>
+        <w:topLinePunct w:val="0"/>
+        <w:autoSpaceDE/>
+        <w:autoSpaceDN/>
+        <w:bidi w:val="0"/>
+        <w:adjustRightInd/>
+        <w:snapToGrid/>
+        <w:spacing w:line="579" w:lineRule="auto"/>
+        <w:textAlignment w:val="auto"/>
+        <w:rPr>
+          <w:highlight w:val="none"/>
+        </w:rPr>
+      </w:pPr>
+      <w:r>
         <w:rPr>
           <w:rFonts w:hint="eastAsia"/>
           <w:highlight w:val="none"/>
         </w:rPr>
-      </w:pPr>
-      <w:bookmarkStart w:id="39" w:name="_Toc88209949"/>
-      <w:bookmarkStart w:id="40" w:name="_Toc87616386"/>
-      <w:r>
-        <w:rPr>
-          <w:highlight w:val="none"/>
-        </w:rPr>
-        <w:t xml:space="preserve"> </w:t>
-      </w:r>
-      <w:bookmarkStart w:id="41" w:name="_Toc11773"/>
-      <w:r>
-        <w:rPr>
-          <w:rFonts w:hint="eastAsia"/>
-          <w:highlight w:val="none"/>
-        </w:rPr>
-        <w:t>合同</w:t>
-      </w:r>
-      <w:bookmarkEnd w:id="39"/>
-      <w:bookmarkEnd w:id="40"/>
-      <w:r>
-        <w:rPr>
-          <w:rFonts w:hint="eastAsia"/>
-          <w:highlight w:val="none"/>
-        </w:rPr>
-        <w:t>草案</w:t>
-      </w:r>
-      <w:bookmarkEnd w:id="41"/>
-    </w:p>
-    <w:p>
-      <w:pPr>
-        <w:pStyle w:val="2"/>
-        <w:rPr>
-          <w:rFonts w:hint="eastAsia"/>
-          <w:highlight w:val="none"/>
-        </w:rPr>
-      </w:pPr>
-      <w:bookmarkStart w:id="42" w:name="_Toc15676"/>
-    </w:p>
-    <w:p>
-      <w:pPr>
-        <w:rPr>
-          <w:rFonts w:hint="eastAsia"/>
-          <w:highlight w:val="none"/>
-        </w:rPr>
-      </w:pPr>
-    </w:p>
-    <w:p>
-      <w:pPr>
-        <w:rPr>
-          <w:rFonts w:hint="eastAsia"/>
-          <w:highlight w:val="none"/>
-        </w:rPr>
-      </w:pPr>
-    </w:p>
-    <w:p>
-      <w:pPr>
-        <w:rPr>
-          <w:rFonts w:hint="eastAsia"/>
-          <w:highlight w:val="none"/>
-        </w:rPr>
-      </w:pPr>
-    </w:p>
-    <w:p>
-      <w:pPr>
-        <w:rPr>
-          <w:rFonts w:hint="eastAsia"/>
-          <w:highlight w:val="none"/>
-        </w:rPr>
-      </w:pPr>
-    </w:p>
-    <w:p>
-      <w:pPr>
-        <w:rPr>
-          <w:rFonts w:hint="eastAsia"/>
-          <w:highlight w:val="none"/>
-        </w:rPr>
-      </w:pPr>
-    </w:p>
-    <w:p>
-      <w:pPr>
-        <w:rPr>
-          <w:rFonts w:hint="eastAsia"/>
-          <w:highlight w:val="none"/>
-        </w:rPr>
-      </w:pPr>
-    </w:p>
-    <w:p>
-      <w:pPr>
-        <w:rPr>
-          <w:rFonts w:hint="eastAsia"/>
-          <w:highlight w:val="none"/>
-        </w:rPr>
-      </w:pPr>
-    </w:p>
-    <w:p>
-      <w:pPr>
-        <w:rPr>
-          <w:rFonts w:hint="eastAsia"/>
-          <w:highlight w:val="none"/>
-        </w:rPr>
-      </w:pPr>
-    </w:p>
-    <w:p>
-      <w:pPr>
-        <w:rPr>
-          <w:rFonts w:hint="eastAsia"/>
-          <w:highlight w:val="none"/>
-        </w:rPr>
-      </w:pPr>
-    </w:p>
-    <w:p>
-      <w:pPr>
-        <w:rPr>
-          <w:rFonts w:hint="eastAsia"/>
-          <w:highlight w:val="none"/>
-        </w:rPr>
-      </w:pPr>
-    </w:p>
-    <w:p>
-      <w:pPr>
-        <w:rPr>
-          <w:rFonts w:hint="eastAsia"/>
-          <w:highlight w:val="none"/>
-        </w:rPr>
-      </w:pPr>
-    </w:p>
-    <w:p>
-      <w:pPr>
-        <w:rPr>
-          <w:rFonts w:hint="eastAsia"/>
-          <w:highlight w:val="none"/>
-        </w:rPr>
-      </w:pPr>
-    </w:p>
-    <w:p>
-      <w:pPr>
-        <w:rPr>
-          <w:rFonts w:hint="eastAsia"/>
-          <w:highlight w:val="none"/>
-        </w:rPr>
-      </w:pPr>
-    </w:p>
-    <w:p>
-      <w:pPr>
-        <w:rPr>
-          <w:rFonts w:hint="eastAsia"/>
-          <w:highlight w:val="none"/>
-        </w:rPr>
-      </w:pPr>
-    </w:p>
-    <w:p>
-      <w:pPr>
-        <w:rPr>
-          <w:rFonts w:hint="eastAsia"/>
-          <w:highlight w:val="none"/>
-        </w:rPr>
-      </w:pPr>
-    </w:p>
-    <w:p>
-      <w:pPr>
-        <w:rPr>
-          <w:rFonts w:hint="eastAsia"/>
-          <w:highlight w:val="none"/>
-        </w:rPr>
-      </w:pPr>
-    </w:p>
-    <w:p>
-      <w:pPr>
-        <w:rPr>
-          <w:rFonts w:hint="eastAsia"/>
-          <w:highlight w:val="none"/>
-        </w:rPr>
-      </w:pPr>
-    </w:p>
-    <w:p>
-      <w:pPr>
-        <w:rPr>
-          <w:rFonts w:hint="eastAsia"/>
-          <w:highlight w:val="none"/>
-        </w:rPr>
-      </w:pPr>
-    </w:p>
-    <w:p>
-      <w:pPr>
-        <w:rPr>
-          <w:rFonts w:hint="eastAsia"/>
-          <w:highlight w:val="none"/>
-        </w:rPr>
-      </w:pPr>
-    </w:p>
-    <w:p>
-      <w:pPr>
-        <w:rPr>
-          <w:rFonts w:hint="eastAsia"/>
-          <w:highlight w:val="none"/>
-        </w:rPr>
-      </w:pPr>
-    </w:p>
-    <w:p>
-      <w:pPr>
-        <w:rPr>
-          <w:rFonts w:hint="eastAsia"/>
-          <w:highlight w:val="none"/>
-        </w:rPr>
-      </w:pPr>
-    </w:p>
-    <w:p>
-      <w:pPr>
-        <w:rPr>
-          <w:rFonts w:hint="eastAsia"/>
-          <w:highlight w:val="none"/>
-        </w:rPr>
-      </w:pPr>
-    </w:p>
-    <w:p>
-      <w:pPr>
-        <w:rPr>
-          <w:rFonts w:hint="eastAsia"/>
-          <w:highlight w:val="none"/>
-        </w:rPr>
-      </w:pPr>
-    </w:p>
-    <w:p>
-      <w:pPr>
-        <w:rPr>
-          <w:rFonts w:hint="eastAsia"/>
-          <w:highlight w:val="none"/>
-        </w:rPr>
-      </w:pPr>
-    </w:p>
-    <w:p>
-      <w:pPr>
-        <w:rPr>
-          <w:rFonts w:hint="eastAsia"/>
-          <w:highlight w:val="none"/>
-        </w:rPr>
-      </w:pPr>
-    </w:p>
-    <w:p>
-      <w:pPr>
-        <w:rPr>
-          <w:rFonts w:hint="eastAsia"/>
-          <w:highlight w:val="none"/>
-        </w:rPr>
-      </w:pPr>
-    </w:p>
-    <w:p>
-      <w:pPr>
-        <w:rPr>
-          <w:rFonts w:hint="eastAsia"/>
-          <w:highlight w:val="none"/>
-        </w:rPr>
-      </w:pPr>
-    </w:p>
-    <w:p>
-      <w:pPr>
-        <w:rPr>
-          <w:rFonts w:hint="eastAsia"/>
-          <w:highlight w:val="none"/>
-        </w:rPr>
-      </w:pPr>
-    </w:p>
-    <w:p>
-      <w:pPr>
-        <w:rPr>
-          <w:rFonts w:hint="eastAsia"/>
-          <w:highlight w:val="none"/>
-        </w:rPr>
-      </w:pPr>
-    </w:p>
-    <w:p>
-      <w:pPr>
-        <w:rPr>
-          <w:rFonts w:hint="eastAsia"/>
-          <w:highlight w:val="none"/>
-        </w:rPr>
-      </w:pPr>
-    </w:p>
-    <w:p>
-      <w:pPr>
-        <w:rPr>
-          <w:rFonts w:hint="eastAsia"/>
-          <w:highlight w:val="none"/>
-        </w:rPr>
-      </w:pPr>
-    </w:p>
-    <w:p>
-      <w:pPr>
-        <w:rPr>
-          <w:rFonts w:hint="eastAsia"/>
-          <w:highlight w:val="none"/>
-        </w:rPr>
-      </w:pPr>
-    </w:p>
-    <w:p>
-      <w:pPr>
-        <w:rPr>
-          <w:rFonts w:hint="eastAsia"/>
-          <w:highlight w:val="none"/>
-        </w:rPr>
-      </w:pPr>
-    </w:p>
-    <w:p>
-      <w:pPr>
-        <w:pStyle w:val="2"/>
-        <w:rPr>
-          <w:highlight w:val="none"/>
-        </w:rPr>
-      </w:pPr>
-      <w:r>
-        <w:rPr>
-          <w:rFonts w:hint="eastAsia"/>
-          <w:highlight w:val="none"/>
-        </w:rPr>
         <w:t>第七章</w:t>
       </w:r>
-      <w:bookmarkStart w:id="43" w:name="_Toc87616388"/>
-      <w:bookmarkStart w:id="44" w:name="_Toc88209951"/>
+      <w:bookmarkStart w:id="43" w:name="_Toc88209951"/>
+      <w:bookmarkStart w:id="44" w:name="_Toc87616388"/>
       <w:r>
         <w:rPr>
           <w:rFonts w:hint="eastAsia"/>
@@ -31612,6 +30552,7 @@
         <w:jc w:val="center"/>
         <w:rPr>
           <w:rFonts w:ascii="方正小标宋简体" w:eastAsia="方正小标宋简体"/>
+          <w:color w:val="0000FF"/>
           <w:sz w:val="44"/>
           <w:szCs w:val="44"/>
           <w:highlight w:val="none"/>
@@ -31621,7 +30562,7 @@
       <w:r>
         <w:rPr>
           <w:rFonts w:hint="eastAsia" w:ascii="方正小标宋简体" w:eastAsia="方正小标宋简体"/>
-          <w:color w:val="FF0000"/>
+          <w:color w:val="0000FF"/>
           <w:sz w:val="44"/>
           <w:szCs w:val="44"/>
           <w:highlight w:val="none"/>
@@ -31850,10 +30791,22 @@
     </w:p>
     <w:p>
       <w:pPr>
+        <w:keepNext w:val="0"/>
+        <w:keepLines w:val="0"/>
+        <w:pageBreakBefore/>
+        <w:widowControl w:val="0"/>
+        <w:kinsoku/>
+        <w:wordWrap/>
+        <w:overflowPunct/>
+        <w:topLinePunct w:val="0"/>
+        <w:autoSpaceDE/>
+        <w:autoSpaceDN/>
+        <w:bidi w:val="0"/>
         <w:adjustRightInd w:val="0"/>
         <w:snapToGrid w:val="0"/>
         <w:spacing w:before="120" w:beforeLines="50" w:after="120" w:afterLines="50" w:line="600" w:lineRule="exact"/>
         <w:jc w:val="center"/>
+        <w:textAlignment w:val="auto"/>
         <w:rPr>
           <w:rFonts w:ascii="方正小标宋简体" w:eastAsia="方正小标宋简体"/>
           <w:sz w:val="44"/>
@@ -31861,15 +30814,6 @@
           <w:highlight w:val="none"/>
         </w:rPr>
       </w:pPr>
-      <w:r>
-        <w:rPr>
-          <w:rFonts w:ascii="方正小标宋简体" w:eastAsia="方正小标宋简体"/>
-          <w:sz w:val="44"/>
-          <w:szCs w:val="44"/>
-          <w:highlight w:val="none"/>
-        </w:rPr>
-        <w:br w:type="page"/>
-      </w:r>
       <w:r>
         <w:rPr>
           <w:rFonts w:ascii="方正小标宋简体" w:eastAsia="方正小标宋简体"/>
@@ -31923,8 +30867,8 @@
           <w:highlight w:val="none"/>
         </w:rPr>
       </w:pPr>
-      <w:bookmarkStart w:id="45" w:name="_Toc87616389"/>
-      <w:bookmarkStart w:id="46" w:name="_Toc88209952"/>
+      <w:bookmarkStart w:id="45" w:name="_Toc88209952"/>
+      <w:bookmarkStart w:id="46" w:name="_Toc87616389"/>
       <w:bookmarkStart w:id="47" w:name="_Toc28256"/>
       <w:r>
         <w:rPr>
@@ -31950,8 +30894,8 @@
           <w:lang w:val="en-US" w:eastAsia="zh-CN"/>
         </w:rPr>
       </w:pPr>
-      <w:bookmarkStart w:id="48" w:name="_Toc87616390"/>
-      <w:bookmarkStart w:id="49" w:name="_Toc88209953"/>
+      <w:bookmarkStart w:id="48" w:name="_Toc88209953"/>
+      <w:bookmarkStart w:id="49" w:name="_Toc87616390"/>
       <w:r>
         <w:rPr>
           <w:rFonts w:hint="eastAsia" w:ascii="仿宋_GB2312" w:eastAsia="仿宋_GB2312"/>
@@ -32078,201 +31022,34 @@
     <w:bookmarkEnd w:id="51"/>
     <w:p>
       <w:pPr>
-        <w:spacing w:line="600" w:lineRule="exact"/>
-        <w:rPr>
-          <w:rFonts w:ascii="仿宋_GB2312" w:eastAsia="仿宋_GB2312"/>
-          <w:sz w:val="28"/>
-          <w:szCs w:val="28"/>
-          <w:highlight w:val="none"/>
-        </w:rPr>
-      </w:pPr>
-    </w:p>
-    <w:p>
-      <w:pPr>
-        <w:adjustRightInd w:val="0"/>
-        <w:snapToGrid w:val="0"/>
-        <w:spacing w:before="120" w:beforeLines="50" w:after="120" w:afterLines="50" w:line="600" w:lineRule="exact"/>
-        <w:jc w:val="center"/>
-        <w:rPr>
-          <w:rFonts w:ascii="方正小标宋简体" w:eastAsia="方正小标宋简体"/>
-          <w:sz w:val="44"/>
-          <w:szCs w:val="44"/>
-          <w:highlight w:val="none"/>
-        </w:rPr>
-      </w:pPr>
-    </w:p>
-    <w:p>
-      <w:pPr>
-        <w:adjustRightInd w:val="0"/>
-        <w:snapToGrid w:val="0"/>
-        <w:spacing w:before="120" w:beforeLines="50" w:after="120" w:afterLines="50" w:line="600" w:lineRule="exact"/>
-        <w:jc w:val="center"/>
-        <w:rPr>
-          <w:rFonts w:ascii="方正小标宋简体" w:eastAsia="方正小标宋简体"/>
-          <w:sz w:val="44"/>
-          <w:szCs w:val="44"/>
-          <w:highlight w:val="none"/>
-        </w:rPr>
-      </w:pPr>
-    </w:p>
-    <w:p>
-      <w:pPr>
-        <w:adjustRightInd w:val="0"/>
-        <w:snapToGrid w:val="0"/>
-        <w:spacing w:before="120" w:beforeLines="50" w:after="120" w:afterLines="50" w:line="600" w:lineRule="exact"/>
-        <w:jc w:val="center"/>
-        <w:rPr>
-          <w:rFonts w:ascii="方正小标宋简体" w:eastAsia="方正小标宋简体"/>
-          <w:sz w:val="44"/>
-          <w:szCs w:val="44"/>
-          <w:highlight w:val="none"/>
-        </w:rPr>
-      </w:pPr>
-    </w:p>
-    <w:p>
-      <w:pPr>
-        <w:adjustRightInd w:val="0"/>
-        <w:snapToGrid w:val="0"/>
-        <w:spacing w:before="120" w:beforeLines="50" w:after="120" w:afterLines="50" w:line="600" w:lineRule="exact"/>
-        <w:jc w:val="center"/>
-        <w:rPr>
-          <w:rFonts w:ascii="方正小标宋简体" w:eastAsia="方正小标宋简体"/>
-          <w:sz w:val="44"/>
-          <w:szCs w:val="44"/>
-          <w:highlight w:val="none"/>
-        </w:rPr>
-      </w:pPr>
-    </w:p>
-    <w:p>
-      <w:pPr>
-        <w:adjustRightInd w:val="0"/>
-        <w:snapToGrid w:val="0"/>
-        <w:spacing w:before="120" w:beforeLines="50" w:after="120" w:afterLines="50" w:line="600" w:lineRule="exact"/>
-        <w:jc w:val="center"/>
-        <w:rPr>
-          <w:rFonts w:ascii="方正小标宋简体" w:eastAsia="方正小标宋简体"/>
-          <w:sz w:val="44"/>
-          <w:szCs w:val="44"/>
-          <w:highlight w:val="none"/>
-        </w:rPr>
-      </w:pPr>
-    </w:p>
-    <w:p>
-      <w:pPr>
-        <w:adjustRightInd w:val="0"/>
-        <w:snapToGrid w:val="0"/>
-        <w:spacing w:before="120" w:beforeLines="50" w:after="120" w:afterLines="50" w:line="600" w:lineRule="exact"/>
-        <w:jc w:val="center"/>
-        <w:rPr>
-          <w:rFonts w:ascii="方正小标宋简体" w:eastAsia="方正小标宋简体"/>
-          <w:sz w:val="44"/>
-          <w:szCs w:val="44"/>
-          <w:highlight w:val="none"/>
-        </w:rPr>
-      </w:pPr>
-    </w:p>
-    <w:p>
-      <w:pPr>
-        <w:widowControl/>
+        <w:pStyle w:val="4"/>
+        <w:keepNext w:val="0"/>
+        <w:keepLines w:val="0"/>
+        <w:pageBreakBefore/>
+        <w:widowControl w:val="0"/>
+        <w:kinsoku/>
+        <w:wordWrap/>
+        <w:overflowPunct/>
+        <w:topLinePunct w:val="0"/>
+        <w:autoSpaceDE/>
+        <w:autoSpaceDN/>
+        <w:bidi w:val="0"/>
+        <w:adjustRightInd/>
+        <w:snapToGrid/>
+        <w:spacing w:line="416" w:lineRule="auto"/>
         <w:jc w:val="left"/>
+        <w:textAlignment w:val="auto"/>
+        <w:outlineLvl w:val="1"/>
         <w:rPr>
           <w:rFonts w:ascii="宋体" w:hAnsi="宋体"/>
-          <w:b/>
-          <w:bCs/>
           <w:sz w:val="28"/>
           <w:szCs w:val="28"/>
           <w:highlight w:val="none"/>
         </w:rPr>
       </w:pPr>
       <w:bookmarkStart w:id="52" w:name="_Toc88209957"/>
-      <w:bookmarkStart w:id="53" w:name="_Toc87616394"/>
-      <w:bookmarkStart w:id="54" w:name="_Toc28619645"/>
-    </w:p>
-    <w:p>
-      <w:pPr>
-        <w:pStyle w:val="14"/>
-        <w:rPr>
-          <w:highlight w:val="none"/>
-        </w:rPr>
-      </w:pPr>
-    </w:p>
-    <w:p>
-      <w:pPr>
-        <w:pStyle w:val="60"/>
-        <w:rPr>
-          <w:highlight w:val="none"/>
-        </w:rPr>
-      </w:pPr>
-    </w:p>
-    <w:p>
-      <w:pPr>
-        <w:rPr>
-          <w:highlight w:val="none"/>
-        </w:rPr>
-      </w:pPr>
-    </w:p>
-    <w:p>
-      <w:pPr>
-        <w:pStyle w:val="14"/>
-        <w:rPr>
-          <w:highlight w:val="none"/>
-        </w:rPr>
-      </w:pPr>
-    </w:p>
-    <w:p>
-      <w:pPr>
-        <w:pStyle w:val="60"/>
-        <w:rPr>
-          <w:highlight w:val="none"/>
-        </w:rPr>
-      </w:pPr>
-    </w:p>
-    <w:p>
-      <w:pPr>
-        <w:rPr>
-          <w:highlight w:val="none"/>
-        </w:rPr>
-      </w:pPr>
-    </w:p>
-    <w:p>
-      <w:pPr>
-        <w:pStyle w:val="14"/>
-        <w:rPr>
-          <w:highlight w:val="none"/>
-        </w:rPr>
-      </w:pPr>
-    </w:p>
-    <w:p>
-      <w:pPr>
-        <w:pStyle w:val="60"/>
-        <w:rPr>
-          <w:highlight w:val="none"/>
-        </w:rPr>
-      </w:pPr>
-    </w:p>
-    <w:p>
-      <w:pPr>
-        <w:pStyle w:val="60"/>
-        <w:ind w:left="0"/>
-        <w:jc w:val="both"/>
-        <w:rPr>
-          <w:rFonts w:hint="eastAsia"/>
-          <w:highlight w:val="none"/>
-        </w:rPr>
-      </w:pPr>
-    </w:p>
-    <w:p>
-      <w:pPr>
-        <w:pStyle w:val="4"/>
-        <w:jc w:val="left"/>
-        <w:outlineLvl w:val="1"/>
-        <w:rPr>
-          <w:rFonts w:ascii="宋体" w:hAnsi="宋体"/>
-          <w:sz w:val="28"/>
-          <w:szCs w:val="28"/>
-          <w:highlight w:val="none"/>
-        </w:rPr>
-      </w:pPr>
+      <w:bookmarkStart w:id="53" w:name="_Toc28619645"/>
+      <w:bookmarkStart w:id="54" w:name="_Toc87616394"/>
       <w:bookmarkStart w:id="55" w:name="_Toc22652"/>
       <w:r>
         <w:rPr>
@@ -33504,151 +32281,32 @@
     </w:p>
     <w:p>
       <w:pPr>
-        <w:widowControl/>
-        <w:jc w:val="left"/>
+        <w:pStyle w:val="4"/>
+        <w:keepNext w:val="0"/>
+        <w:keepLines w:val="0"/>
+        <w:pageBreakBefore/>
+        <w:widowControl w:val="0"/>
+        <w:kinsoku/>
+        <w:wordWrap/>
+        <w:overflowPunct/>
+        <w:topLinePunct w:val="0"/>
+        <w:autoSpaceDE/>
+        <w:autoSpaceDN/>
+        <w:bidi w:val="0"/>
+        <w:adjustRightInd/>
+        <w:snapToGrid/>
+        <w:spacing w:line="416" w:lineRule="auto"/>
+        <w:textAlignment w:val="auto"/>
+        <w:outlineLvl w:val="1"/>
         <w:rPr>
           <w:rFonts w:ascii="宋体" w:hAnsi="宋体"/>
-          <w:sz w:val="32"/>
-          <w:szCs w:val="32"/>
+          <w:sz w:val="28"/>
+          <w:szCs w:val="28"/>
           <w:highlight w:val="none"/>
         </w:rPr>
       </w:pPr>
-      <w:bookmarkStart w:id="57" w:name="_Toc88209958"/>
-      <w:bookmarkStart w:id="58" w:name="_Toc87616395"/>
-    </w:p>
-    <w:p>
-      <w:pPr>
-        <w:widowControl/>
-        <w:jc w:val="left"/>
-        <w:rPr>
-          <w:rFonts w:ascii="宋体" w:hAnsi="宋体"/>
-          <w:sz w:val="28"/>
-          <w:szCs w:val="28"/>
-          <w:highlight w:val="none"/>
-        </w:rPr>
-      </w:pPr>
-    </w:p>
-    <w:p>
-      <w:pPr>
-        <w:widowControl/>
-        <w:jc w:val="left"/>
-        <w:rPr>
-          <w:rFonts w:ascii="宋体" w:hAnsi="宋体"/>
-          <w:sz w:val="28"/>
-          <w:szCs w:val="28"/>
-          <w:highlight w:val="none"/>
-        </w:rPr>
-      </w:pPr>
-    </w:p>
-    <w:p>
-      <w:pPr>
-        <w:widowControl/>
-        <w:jc w:val="left"/>
-        <w:rPr>
-          <w:rFonts w:ascii="宋体" w:hAnsi="宋体"/>
-          <w:b/>
-          <w:bCs/>
-          <w:sz w:val="28"/>
-          <w:szCs w:val="28"/>
-          <w:highlight w:val="none"/>
-        </w:rPr>
-      </w:pPr>
-    </w:p>
-    <w:p>
-      <w:pPr>
-        <w:pStyle w:val="14"/>
-        <w:rPr>
-          <w:highlight w:val="none"/>
-        </w:rPr>
-      </w:pPr>
-    </w:p>
-    <w:p>
-      <w:pPr>
-        <w:pStyle w:val="60"/>
-        <w:rPr>
-          <w:highlight w:val="none"/>
-        </w:rPr>
-      </w:pPr>
-    </w:p>
-    <w:p>
-      <w:pPr>
-        <w:rPr>
-          <w:highlight w:val="none"/>
-        </w:rPr>
-      </w:pPr>
-    </w:p>
-    <w:p>
-      <w:pPr>
-        <w:pStyle w:val="14"/>
-        <w:rPr>
-          <w:highlight w:val="none"/>
-        </w:rPr>
-      </w:pPr>
-    </w:p>
-    <w:p>
-      <w:pPr>
-        <w:pStyle w:val="60"/>
-        <w:rPr>
-          <w:highlight w:val="none"/>
-        </w:rPr>
-      </w:pPr>
-    </w:p>
-    <w:p>
-      <w:pPr>
-        <w:rPr>
-          <w:highlight w:val="none"/>
-        </w:rPr>
-      </w:pPr>
-    </w:p>
-    <w:p>
-      <w:pPr>
-        <w:pStyle w:val="14"/>
-        <w:rPr>
-          <w:highlight w:val="none"/>
-        </w:rPr>
-      </w:pPr>
-    </w:p>
-    <w:p>
-      <w:pPr>
-        <w:pStyle w:val="60"/>
-        <w:rPr>
-          <w:highlight w:val="none"/>
-        </w:rPr>
-      </w:pPr>
-    </w:p>
-    <w:p>
-      <w:pPr>
-        <w:rPr>
-          <w:highlight w:val="none"/>
-        </w:rPr>
-      </w:pPr>
-    </w:p>
-    <w:p>
-      <w:pPr>
-        <w:pStyle w:val="14"/>
-        <w:rPr>
-          <w:highlight w:val="none"/>
-        </w:rPr>
-      </w:pPr>
-    </w:p>
-    <w:p>
-      <w:pPr>
-        <w:rPr>
-          <w:highlight w:val="none"/>
-        </w:rPr>
-      </w:pPr>
-    </w:p>
-    <w:p>
-      <w:pPr>
-        <w:pStyle w:val="4"/>
-        <w:outlineLvl w:val="1"/>
-        <w:rPr>
-          <w:rFonts w:ascii="宋体" w:hAnsi="宋体"/>
-          <w:sz w:val="28"/>
-          <w:szCs w:val="28"/>
-          <w:highlight w:val="none"/>
-        </w:rPr>
-      </w:pPr>
+      <w:bookmarkStart w:id="57" w:name="_Toc87616395"/>
+      <w:bookmarkStart w:id="58" w:name="_Toc88209958"/>
       <w:bookmarkStart w:id="59" w:name="_Toc30867"/>
       <w:r>
         <w:rPr>
@@ -34337,12 +32995,6 @@
             <w:insideH w:val="single" w:color="auto" w:sz="4" w:space="0"/>
             <w:insideV w:val="single" w:color="auto" w:sz="4" w:space="0"/>
           </w:tblBorders>
-          <w:tblCellMar>
-            <w:top w:w="0" w:type="dxa"/>
-            <w:left w:w="108" w:type="dxa"/>
-            <w:bottom w:w="0" w:type="dxa"/>
-            <w:right w:w="108" w:type="dxa"/>
-          </w:tblCellMar>
         </w:tblPrEx>
         <w:trPr>
           <w:trHeight w:val="2873" w:hRule="atLeast"/>
@@ -34447,10 +33099,6 @@
         <w:spacing w:line="600" w:lineRule="exact"/>
         <w:ind w:firstLine="480"/>
         <w:rPr>
-          <w:rFonts w:ascii="仿宋_GB2312" w:hAnsi="宋体" w:eastAsia="仿宋_GB2312" w:cs="宋体"/>
-          <w:kern w:val="0"/>
-          <w:sz w:val="28"/>
-          <w:szCs w:val="28"/>
           <w:highlight w:val="none"/>
         </w:rPr>
       </w:pPr>
@@ -34463,15 +33111,6 @@
         </w:rPr>
         <w:t>注：法定代表人证明书亦可采用工商行政管理局统一制订的格式。</w:t>
       </w:r>
-    </w:p>
-    <w:p>
-      <w:pPr>
-        <w:spacing w:line="360" w:lineRule="auto"/>
-        <w:outlineLvl w:val="2"/>
-        <w:rPr>
-          <w:highlight w:val="none"/>
-        </w:rPr>
-      </w:pPr>
       <w:r>
         <w:rPr>
           <w:rFonts w:hint="eastAsia" w:ascii="宋体" w:hAnsi="宋体" w:cs="宋体"/>
@@ -35135,37 +33774,21 @@
     </w:p>
     <w:p>
       <w:pPr>
-        <w:pStyle w:val="6"/>
-        <w:spacing w:after="0" w:line="600" w:lineRule="exact"/>
-        <w:rPr>
-          <w:rFonts w:ascii="仿宋_GB2312" w:eastAsia="仿宋_GB2312"/>
-          <w:highlight w:val="none"/>
-        </w:rPr>
-      </w:pPr>
-    </w:p>
-    <w:p>
-      <w:pPr>
-        <w:pStyle w:val="6"/>
-        <w:spacing w:after="0" w:line="600" w:lineRule="exact"/>
-        <w:rPr>
-          <w:rFonts w:ascii="仿宋_GB2312" w:eastAsia="仿宋_GB2312"/>
-          <w:highlight w:val="none"/>
-        </w:rPr>
-      </w:pPr>
-    </w:p>
-    <w:p>
-      <w:pPr>
-        <w:pStyle w:val="6"/>
-        <w:spacing w:after="0" w:line="600" w:lineRule="exact"/>
-        <w:rPr>
-          <w:rFonts w:ascii="仿宋_GB2312" w:eastAsia="仿宋_GB2312"/>
-          <w:highlight w:val="none"/>
-        </w:rPr>
-      </w:pPr>
-    </w:p>
-    <w:p>
-      <w:pPr>
+        <w:keepNext w:val="0"/>
+        <w:keepLines w:val="0"/>
+        <w:pageBreakBefore/>
+        <w:widowControl w:val="0"/>
+        <w:kinsoku/>
+        <w:wordWrap/>
+        <w:overflowPunct/>
+        <w:topLinePunct w:val="0"/>
+        <w:autoSpaceDE/>
+        <w:autoSpaceDN/>
+        <w:bidi w:val="0"/>
+        <w:adjustRightInd/>
+        <w:snapToGrid/>
         <w:spacing w:line="360" w:lineRule="auto"/>
+        <w:textAlignment w:val="auto"/>
         <w:outlineLvl w:val="1"/>
         <w:rPr>
           <w:rFonts w:hint="eastAsia" w:ascii="宋体" w:hAnsi="宋体" w:eastAsia="宋体" w:cs="Times New Roman"/>
@@ -35178,8 +33801,8 @@
           <w:lang w:val="en-US" w:eastAsia="zh-CN" w:bidi="ar-SA"/>
         </w:rPr>
       </w:pPr>
-      <w:bookmarkStart w:id="63" w:name="_Toc88209962"/>
-      <w:bookmarkStart w:id="64" w:name="_Toc87616399"/>
+      <w:bookmarkStart w:id="63" w:name="_Toc87616399"/>
+      <w:bookmarkStart w:id="64" w:name="_Toc88209962"/>
       <w:bookmarkStart w:id="65" w:name="_Toc14803"/>
       <w:r>
         <w:rPr>
@@ -35277,17 +33900,6 @@
           <w:szCs w:val="21"/>
         </w:rPr>
         <w:t>采购项目名称：</w:t>
-      </w:r>
-      <w:r>
-        <w:rPr>
-          <w:rFonts w:hint="eastAsia" w:ascii="宋体" w:hAnsi="宋体" w:eastAsia="宋体" w:cs="宋体"/>
-          <w:b w:val="0"/>
-          <w:bCs w:val="0"/>
-          <w:sz w:val="21"/>
-          <w:szCs w:val="21"/>
-          <w:lang w:val="en-US" w:eastAsia="zh-CN"/>
-        </w:rPr>
-        <w:t>{{caigou_xiangmu_ming}}</w:t>
       </w:r>
     </w:p>
     <w:tbl>
@@ -37064,171 +35676,32 @@
     <w:p>
       <w:pPr>
         <w:pStyle w:val="4"/>
+        <w:keepNext w:val="0"/>
+        <w:keepLines w:val="0"/>
+        <w:pageBreakBefore/>
+        <w:widowControl w:val="0"/>
+        <w:kinsoku/>
+        <w:wordWrap/>
+        <w:overflowPunct/>
+        <w:topLinePunct w:val="0"/>
+        <w:autoSpaceDE/>
+        <w:autoSpaceDN/>
+        <w:bidi w:val="0"/>
+        <w:adjustRightInd/>
+        <w:snapToGrid/>
+        <w:spacing w:line="416" w:lineRule="auto"/>
+        <w:textAlignment w:val="auto"/>
         <w:outlineLvl w:val="1"/>
         <w:rPr>
-          <w:rFonts w:hint="eastAsia" w:ascii="仿宋_GB2312" w:hAnsi="宋体" w:eastAsia="仿宋_GB2312"/>
+          <w:rFonts w:ascii="宋体" w:hAnsi="宋体"/>
           <w:sz w:val="28"/>
           <w:szCs w:val="28"/>
           <w:highlight w:val="none"/>
         </w:rPr>
       </w:pPr>
-      <w:bookmarkStart w:id="66" w:name="_Toc88209963"/>
-      <w:bookmarkStart w:id="67" w:name="_Toc7197"/>
-      <w:bookmarkStart w:id="68" w:name="_Toc87616400"/>
-    </w:p>
-    <w:p>
-      <w:pPr>
-        <w:rPr>
-          <w:rFonts w:hint="eastAsia" w:ascii="仿宋_GB2312" w:hAnsi="宋体" w:eastAsia="仿宋_GB2312"/>
-          <w:sz w:val="28"/>
-          <w:szCs w:val="28"/>
-          <w:highlight w:val="none"/>
-        </w:rPr>
-      </w:pPr>
-    </w:p>
-    <w:p>
-      <w:pPr>
-        <w:rPr>
-          <w:rFonts w:hint="eastAsia" w:ascii="仿宋_GB2312" w:hAnsi="宋体" w:eastAsia="仿宋_GB2312"/>
-          <w:sz w:val="28"/>
-          <w:szCs w:val="28"/>
-          <w:highlight w:val="none"/>
-        </w:rPr>
-      </w:pPr>
-    </w:p>
-    <w:p>
-      <w:pPr>
-        <w:rPr>
-          <w:rFonts w:hint="eastAsia" w:ascii="仿宋_GB2312" w:hAnsi="宋体" w:eastAsia="仿宋_GB2312"/>
-          <w:sz w:val="28"/>
-          <w:szCs w:val="28"/>
-          <w:highlight w:val="none"/>
-        </w:rPr>
-      </w:pPr>
-    </w:p>
-    <w:p>
-      <w:pPr>
-        <w:rPr>
-          <w:rFonts w:hint="eastAsia" w:ascii="仿宋_GB2312" w:hAnsi="宋体" w:eastAsia="仿宋_GB2312"/>
-          <w:sz w:val="28"/>
-          <w:szCs w:val="28"/>
-          <w:highlight w:val="none"/>
-        </w:rPr>
-      </w:pPr>
-    </w:p>
-    <w:p>
-      <w:pPr>
-        <w:rPr>
-          <w:rFonts w:hint="eastAsia" w:ascii="仿宋_GB2312" w:hAnsi="宋体" w:eastAsia="仿宋_GB2312"/>
-          <w:sz w:val="28"/>
-          <w:szCs w:val="28"/>
-          <w:highlight w:val="none"/>
-        </w:rPr>
-      </w:pPr>
-    </w:p>
-    <w:p>
-      <w:pPr>
-        <w:rPr>
-          <w:rFonts w:hint="eastAsia" w:ascii="仿宋_GB2312" w:hAnsi="宋体" w:eastAsia="仿宋_GB2312"/>
-          <w:sz w:val="28"/>
-          <w:szCs w:val="28"/>
-          <w:highlight w:val="none"/>
-        </w:rPr>
-      </w:pPr>
-    </w:p>
-    <w:p>
-      <w:pPr>
-        <w:rPr>
-          <w:rFonts w:hint="eastAsia" w:ascii="仿宋_GB2312" w:hAnsi="宋体" w:eastAsia="仿宋_GB2312"/>
-          <w:sz w:val="28"/>
-          <w:szCs w:val="28"/>
-          <w:highlight w:val="none"/>
-        </w:rPr>
-      </w:pPr>
-    </w:p>
-    <w:p>
-      <w:pPr>
-        <w:rPr>
-          <w:rFonts w:hint="eastAsia" w:ascii="仿宋_GB2312" w:hAnsi="宋体" w:eastAsia="仿宋_GB2312"/>
-          <w:sz w:val="28"/>
-          <w:szCs w:val="28"/>
-          <w:highlight w:val="none"/>
-        </w:rPr>
-      </w:pPr>
-    </w:p>
-    <w:p>
-      <w:pPr>
-        <w:rPr>
-          <w:rFonts w:hint="eastAsia" w:ascii="仿宋_GB2312" w:hAnsi="宋体" w:eastAsia="仿宋_GB2312"/>
-          <w:sz w:val="28"/>
-          <w:szCs w:val="28"/>
-          <w:highlight w:val="none"/>
-        </w:rPr>
-      </w:pPr>
-    </w:p>
-    <w:p>
-      <w:pPr>
-        <w:rPr>
-          <w:rFonts w:hint="eastAsia" w:ascii="仿宋_GB2312" w:hAnsi="宋体" w:eastAsia="仿宋_GB2312"/>
-          <w:sz w:val="28"/>
-          <w:szCs w:val="28"/>
-          <w:highlight w:val="none"/>
-        </w:rPr>
-      </w:pPr>
-    </w:p>
-    <w:p>
-      <w:pPr>
-        <w:rPr>
-          <w:rFonts w:hint="eastAsia" w:ascii="仿宋_GB2312" w:hAnsi="宋体" w:eastAsia="仿宋_GB2312"/>
-          <w:sz w:val="28"/>
-          <w:szCs w:val="28"/>
-          <w:highlight w:val="none"/>
-        </w:rPr>
-      </w:pPr>
-    </w:p>
-    <w:p>
-      <w:pPr>
-        <w:rPr>
-          <w:rFonts w:hint="eastAsia" w:ascii="仿宋_GB2312" w:hAnsi="宋体" w:eastAsia="仿宋_GB2312"/>
-          <w:sz w:val="28"/>
-          <w:szCs w:val="28"/>
-          <w:highlight w:val="none"/>
-        </w:rPr>
-      </w:pPr>
-    </w:p>
-    <w:p>
-      <w:pPr>
-        <w:rPr>
-          <w:rFonts w:hint="eastAsia" w:ascii="仿宋_GB2312" w:hAnsi="宋体" w:eastAsia="仿宋_GB2312"/>
-          <w:sz w:val="28"/>
-          <w:szCs w:val="28"/>
-          <w:highlight w:val="none"/>
-        </w:rPr>
-      </w:pPr>
-    </w:p>
-    <w:p>
-      <w:pPr>
-        <w:pStyle w:val="4"/>
-        <w:outlineLvl w:val="1"/>
-        <w:rPr>
-          <w:rFonts w:hint="eastAsia" w:ascii="仿宋_GB2312" w:hAnsi="宋体" w:eastAsia="仿宋_GB2312"/>
-          <w:sz w:val="28"/>
-          <w:szCs w:val="28"/>
-          <w:highlight w:val="none"/>
-        </w:rPr>
-      </w:pPr>
-    </w:p>
-    <w:p>
-      <w:pPr>
-        <w:pStyle w:val="4"/>
-        <w:outlineLvl w:val="1"/>
-        <w:rPr>
-          <w:rFonts w:ascii="宋体" w:hAnsi="宋体"/>
-          <w:sz w:val="28"/>
-          <w:szCs w:val="28"/>
-          <w:highlight w:val="none"/>
-        </w:rPr>
-      </w:pPr>
+      <w:bookmarkStart w:id="66" w:name="_Toc7197"/>
+      <w:bookmarkStart w:id="67" w:name="_Toc87616400"/>
+      <w:bookmarkStart w:id="68" w:name="_Toc88209963"/>
       <w:r>
         <w:rPr>
           <w:rFonts w:hint="eastAsia" w:ascii="仿宋_GB2312" w:hAnsi="宋体" w:eastAsia="仿宋_GB2312"/>
@@ -37328,12 +35801,6 @@
             <w:insideH w:val="single" w:color="000000" w:sz="4" w:space="0"/>
             <w:insideV w:val="single" w:color="000000" w:sz="4" w:space="0"/>
           </w:tblBorders>
-          <w:tblCellMar>
-            <w:top w:w="0" w:type="dxa"/>
-            <w:left w:w="108" w:type="dxa"/>
-            <w:bottom w:w="0" w:type="dxa"/>
-            <w:right w:w="108" w:type="dxa"/>
-          </w:tblCellMar>
         </w:tblPrEx>
         <w:tc>
           <w:tcPr>
@@ -38432,114 +36899,30 @@
     </w:p>
     <w:p>
       <w:pPr>
+        <w:keepNext w:val="0"/>
+        <w:keepLines w:val="0"/>
+        <w:pageBreakBefore/>
+        <w:widowControl w:val="0"/>
+        <w:kinsoku/>
+        <w:wordWrap/>
+        <w:overflowPunct/>
+        <w:topLinePunct w:val="0"/>
+        <w:autoSpaceDE/>
+        <w:autoSpaceDN/>
+        <w:bidi w:val="0"/>
         <w:adjustRightInd w:val="0"/>
         <w:snapToGrid w:val="0"/>
         <w:spacing w:line="600" w:lineRule="exact"/>
+        <w:textAlignment w:val="auto"/>
         <w:outlineLvl w:val="2"/>
         <w:rPr>
           <w:rFonts w:ascii="仿宋_GB2312" w:hAnsi="宋体" w:eastAsia="仿宋_GB2312"/>
-          <w:b/>
-          <w:bCs/>
           <w:sz w:val="28"/>
           <w:szCs w:val="28"/>
           <w:highlight w:val="none"/>
         </w:rPr>
       </w:pPr>
       <w:bookmarkStart w:id="70" w:name="_Toc18632"/>
-    </w:p>
-    <w:p>
-      <w:pPr>
-        <w:adjustRightInd w:val="0"/>
-        <w:snapToGrid w:val="0"/>
-        <w:spacing w:line="600" w:lineRule="exact"/>
-        <w:outlineLvl w:val="2"/>
-        <w:rPr>
-          <w:rFonts w:ascii="仿宋_GB2312" w:hAnsi="宋体" w:eastAsia="仿宋_GB2312"/>
-          <w:b/>
-          <w:bCs/>
-          <w:sz w:val="28"/>
-          <w:szCs w:val="28"/>
-          <w:highlight w:val="none"/>
-        </w:rPr>
-      </w:pPr>
-    </w:p>
-    <w:p>
-      <w:pPr>
-        <w:adjustRightInd w:val="0"/>
-        <w:snapToGrid w:val="0"/>
-        <w:spacing w:line="600" w:lineRule="exact"/>
-        <w:outlineLvl w:val="2"/>
-        <w:rPr>
-          <w:rFonts w:ascii="仿宋_GB2312" w:hAnsi="宋体" w:eastAsia="仿宋_GB2312"/>
-          <w:b/>
-          <w:bCs/>
-          <w:sz w:val="28"/>
-          <w:szCs w:val="28"/>
-          <w:highlight w:val="none"/>
-        </w:rPr>
-      </w:pPr>
-    </w:p>
-    <w:p>
-      <w:pPr>
-        <w:adjustRightInd w:val="0"/>
-        <w:snapToGrid w:val="0"/>
-        <w:spacing w:line="600" w:lineRule="exact"/>
-        <w:outlineLvl w:val="2"/>
-        <w:rPr>
-          <w:rFonts w:ascii="仿宋_GB2312" w:hAnsi="宋体" w:eastAsia="仿宋_GB2312"/>
-          <w:b/>
-          <w:bCs/>
-          <w:sz w:val="28"/>
-          <w:szCs w:val="28"/>
-          <w:highlight w:val="none"/>
-        </w:rPr>
-      </w:pPr>
-    </w:p>
-    <w:p>
-      <w:pPr>
-        <w:adjustRightInd w:val="0"/>
-        <w:snapToGrid w:val="0"/>
-        <w:spacing w:line="600" w:lineRule="exact"/>
-        <w:outlineLvl w:val="2"/>
-        <w:rPr>
-          <w:rFonts w:ascii="仿宋_GB2312" w:hAnsi="宋体" w:eastAsia="仿宋_GB2312"/>
-          <w:b/>
-          <w:bCs/>
-          <w:sz w:val="28"/>
-          <w:szCs w:val="28"/>
-          <w:highlight w:val="none"/>
-        </w:rPr>
-      </w:pPr>
-    </w:p>
-    <w:p>
-      <w:pPr>
-        <w:adjustRightInd w:val="0"/>
-        <w:snapToGrid w:val="0"/>
-        <w:spacing w:line="600" w:lineRule="exact"/>
-        <w:outlineLvl w:val="2"/>
-        <w:rPr>
-          <w:rFonts w:ascii="仿宋_GB2312" w:hAnsi="宋体" w:eastAsia="仿宋_GB2312"/>
-          <w:b/>
-          <w:bCs/>
-          <w:sz w:val="28"/>
-          <w:szCs w:val="28"/>
-          <w:highlight w:val="none"/>
-        </w:rPr>
-      </w:pPr>
-    </w:p>
-    <w:p>
-      <w:pPr>
-        <w:adjustRightInd w:val="0"/>
-        <w:snapToGrid w:val="0"/>
-        <w:spacing w:line="600" w:lineRule="exact"/>
-        <w:outlineLvl w:val="2"/>
-        <w:rPr>
-          <w:rFonts w:ascii="仿宋_GB2312" w:hAnsi="宋体" w:eastAsia="仿宋_GB2312"/>
-          <w:sz w:val="28"/>
-          <w:szCs w:val="28"/>
-          <w:highlight w:val="none"/>
-        </w:rPr>
-      </w:pPr>
       <w:r>
         <w:rPr>
           <w:rFonts w:ascii="仿宋_GB2312" w:hAnsi="宋体" w:eastAsia="仿宋_GB2312"/>
@@ -38608,215 +36991,20 @@
     <w:p>
       <w:pPr>
         <w:pStyle w:val="20"/>
-        <w:rPr>
-          <w:rFonts w:ascii="仿宋_GB2312" w:hAnsi="宋体" w:eastAsia="仿宋_GB2312"/>
-          <w:sz w:val="28"/>
-          <w:szCs w:val="28"/>
-          <w:highlight w:val="none"/>
-        </w:rPr>
-      </w:pPr>
-    </w:p>
-    <w:p>
-      <w:pPr>
-        <w:pStyle w:val="20"/>
-        <w:rPr>
-          <w:rFonts w:ascii="仿宋_GB2312" w:hAnsi="宋体" w:eastAsia="仿宋_GB2312"/>
-          <w:sz w:val="28"/>
-          <w:szCs w:val="28"/>
-          <w:highlight w:val="none"/>
-        </w:rPr>
-      </w:pPr>
-    </w:p>
-    <w:p>
-      <w:pPr>
-        <w:pStyle w:val="20"/>
-        <w:rPr>
-          <w:rFonts w:ascii="仿宋_GB2312" w:hAnsi="宋体" w:eastAsia="仿宋_GB2312"/>
-          <w:sz w:val="28"/>
-          <w:szCs w:val="28"/>
-          <w:highlight w:val="none"/>
-        </w:rPr>
-      </w:pPr>
-    </w:p>
-    <w:p>
-      <w:pPr>
-        <w:pStyle w:val="20"/>
-        <w:rPr>
-          <w:rFonts w:ascii="仿宋_GB2312" w:hAnsi="宋体" w:eastAsia="仿宋_GB2312"/>
-          <w:sz w:val="28"/>
-          <w:szCs w:val="28"/>
-          <w:highlight w:val="none"/>
-        </w:rPr>
-      </w:pPr>
-    </w:p>
-    <w:p>
-      <w:pPr>
-        <w:pStyle w:val="20"/>
-        <w:rPr>
-          <w:rFonts w:ascii="仿宋_GB2312" w:hAnsi="宋体" w:eastAsia="仿宋_GB2312"/>
-          <w:sz w:val="28"/>
-          <w:szCs w:val="28"/>
-          <w:highlight w:val="none"/>
-        </w:rPr>
-      </w:pPr>
-    </w:p>
-    <w:p>
-      <w:pPr>
-        <w:pStyle w:val="20"/>
-        <w:rPr>
-          <w:rFonts w:ascii="仿宋_GB2312" w:hAnsi="宋体" w:eastAsia="仿宋_GB2312"/>
-          <w:sz w:val="28"/>
-          <w:szCs w:val="28"/>
-          <w:highlight w:val="none"/>
-        </w:rPr>
-      </w:pPr>
-    </w:p>
-    <w:p>
-      <w:pPr>
-        <w:pStyle w:val="20"/>
-        <w:rPr>
-          <w:rFonts w:ascii="仿宋_GB2312" w:hAnsi="宋体" w:eastAsia="仿宋_GB2312"/>
-          <w:sz w:val="28"/>
-          <w:szCs w:val="28"/>
-          <w:highlight w:val="none"/>
-        </w:rPr>
-      </w:pPr>
-    </w:p>
-    <w:p>
-      <w:pPr>
-        <w:pStyle w:val="20"/>
-        <w:rPr>
-          <w:rFonts w:ascii="仿宋_GB2312" w:hAnsi="宋体" w:eastAsia="仿宋_GB2312"/>
-          <w:sz w:val="28"/>
-          <w:szCs w:val="28"/>
-          <w:highlight w:val="none"/>
-        </w:rPr>
-      </w:pPr>
-    </w:p>
-    <w:p>
-      <w:pPr>
-        <w:pStyle w:val="20"/>
-        <w:rPr>
-          <w:rFonts w:ascii="仿宋_GB2312" w:hAnsi="宋体" w:eastAsia="仿宋_GB2312"/>
-          <w:sz w:val="28"/>
-          <w:szCs w:val="28"/>
-          <w:highlight w:val="none"/>
-        </w:rPr>
-      </w:pPr>
-    </w:p>
-    <w:p>
-      <w:pPr>
-        <w:pStyle w:val="20"/>
-        <w:rPr>
-          <w:rFonts w:ascii="仿宋_GB2312" w:hAnsi="宋体" w:eastAsia="仿宋_GB2312"/>
-          <w:sz w:val="28"/>
-          <w:szCs w:val="28"/>
-          <w:highlight w:val="none"/>
-        </w:rPr>
-      </w:pPr>
-    </w:p>
-    <w:p>
-      <w:pPr>
-        <w:pStyle w:val="20"/>
-        <w:rPr>
-          <w:rFonts w:ascii="仿宋_GB2312" w:hAnsi="宋体" w:eastAsia="仿宋_GB2312"/>
-          <w:sz w:val="28"/>
-          <w:szCs w:val="28"/>
-          <w:highlight w:val="none"/>
-        </w:rPr>
-      </w:pPr>
-    </w:p>
-    <w:p>
-      <w:pPr>
-        <w:pStyle w:val="20"/>
-        <w:rPr>
-          <w:rFonts w:ascii="仿宋_GB2312" w:hAnsi="宋体" w:eastAsia="仿宋_GB2312"/>
-          <w:sz w:val="28"/>
-          <w:szCs w:val="28"/>
-          <w:highlight w:val="none"/>
-        </w:rPr>
-      </w:pPr>
-    </w:p>
-    <w:p>
-      <w:pPr>
-        <w:pStyle w:val="20"/>
-        <w:rPr>
-          <w:rFonts w:ascii="仿宋_GB2312" w:hAnsi="宋体" w:eastAsia="仿宋_GB2312"/>
-          <w:sz w:val="28"/>
-          <w:szCs w:val="28"/>
-          <w:highlight w:val="none"/>
-        </w:rPr>
-      </w:pPr>
-    </w:p>
-    <w:p>
-      <w:pPr>
-        <w:pStyle w:val="20"/>
-        <w:rPr>
-          <w:rFonts w:ascii="仿宋_GB2312" w:hAnsi="宋体" w:eastAsia="仿宋_GB2312"/>
-          <w:sz w:val="28"/>
-          <w:szCs w:val="28"/>
-          <w:highlight w:val="none"/>
-        </w:rPr>
-      </w:pPr>
-    </w:p>
-    <w:p>
-      <w:pPr>
-        <w:pStyle w:val="20"/>
-        <w:rPr>
-          <w:rFonts w:ascii="仿宋_GB2312" w:hAnsi="宋体" w:eastAsia="仿宋_GB2312"/>
-          <w:sz w:val="28"/>
-          <w:szCs w:val="28"/>
-          <w:highlight w:val="none"/>
-        </w:rPr>
-      </w:pPr>
-    </w:p>
-    <w:p>
-      <w:pPr>
-        <w:pStyle w:val="20"/>
-        <w:rPr>
-          <w:rFonts w:ascii="仿宋_GB2312" w:hAnsi="宋体" w:eastAsia="仿宋_GB2312"/>
-          <w:sz w:val="28"/>
-          <w:szCs w:val="28"/>
-          <w:highlight w:val="none"/>
-        </w:rPr>
-      </w:pPr>
-    </w:p>
-    <w:p>
-      <w:pPr>
-        <w:pStyle w:val="20"/>
-        <w:rPr>
-          <w:rFonts w:ascii="仿宋_GB2312" w:hAnsi="宋体" w:eastAsia="仿宋_GB2312"/>
-          <w:sz w:val="28"/>
-          <w:szCs w:val="28"/>
-          <w:highlight w:val="none"/>
-        </w:rPr>
-      </w:pPr>
-    </w:p>
-    <w:p>
-      <w:pPr>
-        <w:pStyle w:val="20"/>
-        <w:rPr>
-          <w:rFonts w:ascii="仿宋_GB2312" w:hAnsi="宋体" w:eastAsia="仿宋_GB2312"/>
-          <w:sz w:val="28"/>
-          <w:szCs w:val="28"/>
-          <w:highlight w:val="none"/>
-        </w:rPr>
-      </w:pPr>
-    </w:p>
-    <w:p>
-      <w:pPr>
-        <w:pStyle w:val="20"/>
-        <w:rPr>
-          <w:rFonts w:ascii="仿宋_GB2312" w:hAnsi="宋体" w:eastAsia="仿宋_GB2312"/>
-          <w:sz w:val="28"/>
-          <w:szCs w:val="28"/>
-          <w:highlight w:val="none"/>
-        </w:rPr>
-      </w:pPr>
-    </w:p>
-    <w:p>
-      <w:pPr>
-        <w:pStyle w:val="20"/>
+        <w:keepNext w:val="0"/>
+        <w:keepLines w:val="0"/>
+        <w:pageBreakBefore/>
+        <w:widowControl w:val="0"/>
+        <w:kinsoku/>
+        <w:wordWrap/>
+        <w:overflowPunct/>
+        <w:topLinePunct w:val="0"/>
+        <w:autoSpaceDE/>
+        <w:autoSpaceDN/>
+        <w:bidi w:val="0"/>
+        <w:adjustRightInd/>
+        <w:snapToGrid/>
+        <w:textAlignment w:val="auto"/>
         <w:rPr>
           <w:rFonts w:hint="eastAsia" w:ascii="仿宋_GB2312" w:hAnsi="宋体" w:eastAsia="宋体"/>
           <w:color w:val="auto"/>
@@ -39169,69 +37357,21 @@
     <w:p>
       <w:pPr>
         <w:pStyle w:val="4"/>
-        <w:rPr>
-          <w:rFonts w:hint="eastAsia"/>
-        </w:rPr>
-      </w:pPr>
-    </w:p>
-    <w:p>
-      <w:pPr>
-        <w:rPr>
-          <w:rFonts w:hint="eastAsia"/>
-        </w:rPr>
-      </w:pPr>
-    </w:p>
-    <w:p>
-      <w:pPr>
-        <w:pStyle w:val="20"/>
-        <w:rPr>
-          <w:rFonts w:hint="eastAsia"/>
-        </w:rPr>
-      </w:pPr>
-    </w:p>
-    <w:p>
-      <w:pPr>
-        <w:pStyle w:val="20"/>
-        <w:rPr>
-          <w:rFonts w:hint="eastAsia"/>
-        </w:rPr>
-      </w:pPr>
-    </w:p>
-    <w:p>
-      <w:pPr>
-        <w:pStyle w:val="20"/>
-        <w:rPr>
-          <w:rFonts w:hint="eastAsia"/>
-        </w:rPr>
-      </w:pPr>
-    </w:p>
-    <w:p>
-      <w:pPr>
-        <w:pStyle w:val="20"/>
-        <w:rPr>
-          <w:rFonts w:hint="eastAsia"/>
-        </w:rPr>
-      </w:pPr>
-    </w:p>
-    <w:p>
-      <w:pPr>
-        <w:pStyle w:val="20"/>
-        <w:rPr>
-          <w:rFonts w:hint="eastAsia"/>
-        </w:rPr>
-      </w:pPr>
-    </w:p>
-    <w:p>
-      <w:pPr>
-        <w:pStyle w:val="20"/>
-        <w:rPr>
-          <w:rFonts w:hint="eastAsia"/>
-        </w:rPr>
-      </w:pPr>
-    </w:p>
-    <w:p>
-      <w:pPr>
-        <w:pStyle w:val="4"/>
+        <w:keepNext w:val="0"/>
+        <w:keepLines w:val="0"/>
+        <w:pageBreakBefore/>
+        <w:widowControl w:val="0"/>
+        <w:kinsoku/>
+        <w:wordWrap/>
+        <w:overflowPunct/>
+        <w:topLinePunct w:val="0"/>
+        <w:autoSpaceDE/>
+        <w:autoSpaceDN/>
+        <w:bidi w:val="0"/>
+        <w:adjustRightInd/>
+        <w:snapToGrid/>
+        <w:spacing w:line="416" w:lineRule="auto"/>
+        <w:textAlignment w:val="auto"/>
         <w:outlineLvl w:val="1"/>
         <w:rPr>
           <w:rFonts w:ascii="宋体" w:hAnsi="宋体"/>
@@ -39241,8 +37381,8 @@
         </w:rPr>
       </w:pPr>
       <w:bookmarkStart w:id="71" w:name="_Toc88209965"/>
-      <w:bookmarkStart w:id="72" w:name="_Toc30866"/>
-      <w:bookmarkStart w:id="73" w:name="_Toc87616402"/>
+      <w:bookmarkStart w:id="72" w:name="_Toc87616402"/>
+      <w:bookmarkStart w:id="73" w:name="_Toc30866"/>
       <w:r>
         <w:rPr>
           <w:rFonts w:hint="eastAsia" w:ascii="宋体" w:hAnsi="宋体"/>
@@ -39572,9 +37712,7 @@
         <w:ind w:firstLine="570"/>
         <w:outlineLvl w:val="0"/>
         <w:rPr>
-          <w:rFonts w:ascii="仿宋_GB2312" w:hAnsi="宋体" w:eastAsia="仿宋_GB2312"/>
-          <w:sz w:val="28"/>
-          <w:szCs w:val="28"/>
+          <w:rFonts w:hint="eastAsia"/>
           <w:highlight w:val="none"/>
         </w:rPr>
       </w:pPr>
@@ -39592,159 +37730,23 @@
     </w:p>
     <w:p>
       <w:pPr>
-        <w:adjustRightInd w:val="0"/>
-        <w:snapToGrid w:val="0"/>
-        <w:spacing w:line="600" w:lineRule="exact"/>
-        <w:ind w:firstLine="570"/>
-        <w:rPr>
-          <w:rFonts w:hint="eastAsia" w:ascii="仿宋_GB2312" w:hAnsi="宋体" w:eastAsia="仿宋_GB2312"/>
-          <w:sz w:val="28"/>
-          <w:szCs w:val="28"/>
-          <w:highlight w:val="none"/>
-          <w:lang w:eastAsia="zh-CN"/>
-        </w:rPr>
-      </w:pPr>
-    </w:p>
-    <w:p>
-      <w:pPr>
-        <w:pStyle w:val="14"/>
-        <w:rPr>
-          <w:highlight w:val="none"/>
-        </w:rPr>
-      </w:pPr>
-    </w:p>
-    <w:p>
-      <w:pPr>
-        <w:pStyle w:val="14"/>
-        <w:rPr>
-          <w:highlight w:val="none"/>
-        </w:rPr>
-      </w:pPr>
-    </w:p>
-    <w:p>
-      <w:pPr>
-        <w:pStyle w:val="60"/>
-        <w:rPr>
-          <w:highlight w:val="none"/>
-        </w:rPr>
-      </w:pPr>
-    </w:p>
-    <w:p>
-      <w:pPr>
-        <w:rPr>
-          <w:highlight w:val="none"/>
-        </w:rPr>
-      </w:pPr>
-    </w:p>
-    <w:p>
-      <w:pPr>
-        <w:pStyle w:val="4"/>
-        <w:rPr>
-          <w:highlight w:val="none"/>
-        </w:rPr>
-      </w:pPr>
-    </w:p>
-    <w:p>
-      <w:pPr>
-        <w:rPr>
-          <w:highlight w:val="none"/>
-        </w:rPr>
-      </w:pPr>
-    </w:p>
-    <w:p>
-      <w:pPr>
-        <w:pStyle w:val="4"/>
-        <w:rPr>
-          <w:highlight w:val="none"/>
-        </w:rPr>
-      </w:pPr>
-    </w:p>
-    <w:p>
-      <w:pPr>
-        <w:rPr>
-          <w:highlight w:val="none"/>
-        </w:rPr>
-      </w:pPr>
-    </w:p>
-    <w:p>
-      <w:pPr>
-        <w:pStyle w:val="4"/>
-        <w:rPr>
-          <w:highlight w:val="none"/>
-        </w:rPr>
-      </w:pPr>
-    </w:p>
-    <w:p>
-      <w:pPr>
-        <w:rPr>
-          <w:highlight w:val="none"/>
-        </w:rPr>
-      </w:pPr>
-    </w:p>
-    <w:p>
-      <w:pPr>
-        <w:pStyle w:val="4"/>
-        <w:rPr>
-          <w:highlight w:val="none"/>
-        </w:rPr>
-      </w:pPr>
-    </w:p>
-    <w:p/>
-    <w:p>
-      <w:pPr>
-        <w:pStyle w:val="14"/>
-        <w:rPr>
-          <w:rFonts w:hint="eastAsia"/>
-          <w:highlight w:val="none"/>
-        </w:rPr>
-      </w:pPr>
-    </w:p>
-    <w:p>
-      <w:pPr>
-        <w:rPr>
-          <w:rFonts w:hint="eastAsia"/>
-          <w:highlight w:val="none"/>
-        </w:rPr>
-      </w:pPr>
-    </w:p>
-    <w:p>
-      <w:pPr>
-        <w:rPr>
-          <w:rFonts w:hint="eastAsia"/>
-          <w:highlight w:val="none"/>
-        </w:rPr>
-      </w:pPr>
-    </w:p>
-    <w:p>
-      <w:pPr>
-        <w:rPr>
-          <w:rFonts w:hint="eastAsia"/>
-          <w:highlight w:val="none"/>
-        </w:rPr>
-      </w:pPr>
-    </w:p>
-    <w:p>
-      <w:pPr>
-        <w:rPr>
-          <w:rFonts w:hint="eastAsia"/>
-          <w:highlight w:val="none"/>
-        </w:rPr>
-      </w:pPr>
-    </w:p>
-    <w:p>
-      <w:pPr>
-        <w:pStyle w:val="14"/>
-        <w:rPr>
-          <w:rFonts w:hint="eastAsia"/>
-          <w:highlight w:val="none"/>
-        </w:rPr>
-      </w:pPr>
-    </w:p>
-    <w:p>
-      <w:pPr>
+        <w:keepNext w:val="0"/>
+        <w:keepLines w:val="0"/>
+        <w:pageBreakBefore/>
+        <w:widowControl w:val="0"/>
+        <w:kinsoku/>
+        <w:wordWrap/>
+        <w:overflowPunct/>
+        <w:topLinePunct w:val="0"/>
+        <w:autoSpaceDE/>
+        <w:autoSpaceDN/>
+        <w:bidi w:val="0"/>
+        <w:adjustRightInd/>
+        <w:snapToGrid/>
         <w:spacing w:line="420" w:lineRule="exact"/>
-        <w:ind w:right="264" w:firstLine="640" w:firstLineChars="200"/>
+        <w:ind w:right="266" w:firstLine="640" w:firstLineChars="200"/>
         <w:jc w:val="left"/>
+        <w:textAlignment w:val="auto"/>
         <w:outlineLvl w:val="0"/>
         <w:rPr>
           <w:rFonts w:ascii="仿宋" w:hAnsi="仿宋" w:eastAsia="仿宋"/>
@@ -39843,17 +37845,6 @@
           <w:highlight w:val="none"/>
         </w:rPr>
         <w:t>工程名称：</w:t>
-      </w:r>
-      <w:r>
-        <w:rPr>
-          <w:rFonts w:hint="eastAsia" w:ascii="仿宋" w:hAnsi="仿宋" w:eastAsia="仿宋" w:cs="宋体"/>
-          <w:kern w:val="0"/>
-          <w:sz w:val="24"/>
-          <w:szCs w:val="24"/>
-          <w:highlight w:val="none"/>
-          <w:lang w:val="en-US" w:eastAsia="zh-CN"/>
-        </w:rPr>
-        <w:t>{{caigou_xiangmu_ming}}</w:t>
       </w:r>
     </w:p>
     <w:tbl>
@@ -41401,21 +39392,6 @@
     </w:lvl>
   </w:abstractNum>
   <w:abstractNum w:abstractNumId="1">
-    <w:nsid w:val="1BA27DBA"/>
-    <w:multiLevelType w:val="singleLevel"/>
-    <w:tmpl w:val="1BA27DBA"/>
-    <w:lvl w:ilvl="0" w:tentative="0">
-      <w:start w:val="6"/>
-      <w:numFmt w:val="chineseCounting"/>
-      <w:suff w:val="space"/>
-      <w:lvlText w:val="第%1章"/>
-      <w:lvlJc w:val="left"/>
-      <w:rPr>
-        <w:rFonts w:hint="eastAsia"/>
-      </w:rPr>
-    </w:lvl>
-  </w:abstractNum>
-  <w:abstractNum w:abstractNumId="2">
     <w:nsid w:val="259905B5"/>
     <w:multiLevelType w:val="multilevel"/>
     <w:tmpl w:val="259905B5"/>
@@ -41567,13 +39543,10 @@
     </w:lvl>
   </w:abstractNum>
   <w:num w:numId="1">
-    <w:abstractNumId w:val="2"/>
+    <w:abstractNumId w:val="1"/>
   </w:num>
   <w:num w:numId="2">
     <w:abstractNumId w:val="0"/>
-  </w:num>
-  <w:num w:numId="3">
-    <w:abstractNumId w:val="1"/>
   </w:num>
 </w:numbering>
 </file>
